--- a/docs/srs-full.docx
+++ b/docs/srs-full.docx
@@ -7,14 +7,12 @@
         <w:pStyle w:val="Heading1"/>
         <w:numPr>
           <w:ilvl w:val="0"/>
-          <w:numId w:val="2"/>
+          <w:numId w:val="1"/>
         </w:numPr>
         <w:spacing w:before="240" w:after="120"/>
         <w:jc w:val="center"/>
         <w:rPr>
           <w:rFonts w:ascii="Liberation Sans" w:hAnsi="Liberation Sans"/>
-          <w:sz w:val="24"/>
-          <w:szCs w:val="24"/>
         </w:rPr>
       </w:pPr>
       <w:r>
@@ -34,12 +32,10 @@
         <w:pStyle w:val="Heading2"/>
         <w:numPr>
           <w:ilvl w:val="1"/>
-          <w:numId w:val="3"/>
+          <w:numId w:val="2"/>
         </w:numPr>
         <w:rPr>
           <w:rFonts w:ascii="Liberation Sans" w:hAnsi="Liberation Sans"/>
-          <w:sz w:val="24"/>
-          <w:szCs w:val="24"/>
         </w:rPr>
       </w:pPr>
       <w:r>
@@ -84,8 +80,6 @@
         <w:jc w:val="left"/>
         <w:rPr>
           <w:rFonts w:ascii="Liberation Sans" w:hAnsi="Liberation Sans"/>
-          <w:sz w:val="24"/>
-          <w:szCs w:val="24"/>
         </w:rPr>
       </w:pPr>
       <w:r>
@@ -144,12 +138,10 @@
         <w:pStyle w:val="Heading2"/>
         <w:numPr>
           <w:ilvl w:val="1"/>
-          <w:numId w:val="3"/>
+          <w:numId w:val="2"/>
         </w:numPr>
         <w:rPr>
           <w:rFonts w:ascii="Liberation Sans" w:hAnsi="Liberation Sans"/>
-          <w:sz w:val="24"/>
-          <w:szCs w:val="24"/>
         </w:rPr>
       </w:pPr>
       <w:r>
@@ -194,8 +186,6 @@
         <w:jc w:val="left"/>
         <w:rPr>
           <w:rFonts w:ascii="Liberation Sans" w:hAnsi="Liberation Sans"/>
-          <w:sz w:val="24"/>
-          <w:szCs w:val="24"/>
         </w:rPr>
       </w:pPr>
       <w:r>
@@ -961,8 +951,6 @@
         <w:spacing w:before="0" w:after="0"/>
         <w:rPr>
           <w:rFonts w:ascii="Liberation Sans" w:hAnsi="Liberation Sans"/>
-          <w:sz w:val="24"/>
-          <w:szCs w:val="24"/>
         </w:rPr>
       </w:pPr>
       <w:r>
@@ -977,8 +965,6 @@
       <w:r>
         <w:rPr>
           <w:rFonts w:ascii="Liberation Sans" w:hAnsi="Liberation Sans"/>
-          <w:sz w:val="24"/>
-          <w:szCs w:val="24"/>
         </w:rPr>
       </w:r>
       <m:oMath xmlns:m="http://schemas.openxmlformats.org/officeDocument/2006/math">
@@ -1046,12 +1032,10 @@
         <w:pStyle w:val="Heading2"/>
         <w:numPr>
           <w:ilvl w:val="1"/>
-          <w:numId w:val="3"/>
+          <w:numId w:val="2"/>
         </w:numPr>
         <w:rPr>
           <w:rFonts w:ascii="Liberation Sans" w:hAnsi="Liberation Sans"/>
-          <w:sz w:val="24"/>
-          <w:szCs w:val="24"/>
         </w:rPr>
       </w:pPr>
       <w:r>
@@ -1090,8 +1074,6 @@
         <w:jc w:val="left"/>
         <w:rPr>
           <w:rFonts w:ascii="Liberation Sans" w:hAnsi="Liberation Sans"/>
-          <w:sz w:val="24"/>
-          <w:szCs w:val="24"/>
         </w:rPr>
       </w:pPr>
       <w:r>
@@ -1129,8 +1111,6 @@
         <w:jc w:val="left"/>
         <w:rPr>
           <w:rFonts w:ascii="Liberation Sans" w:hAnsi="Liberation Sans"/>
-          <w:sz w:val="24"/>
-          <w:szCs w:val="24"/>
         </w:rPr>
       </w:pPr>
       <w:r>
@@ -1184,8 +1164,6 @@
         <w:jc w:val="left"/>
         <w:rPr>
           <w:rFonts w:ascii="Liberation Sans" w:hAnsi="Liberation Sans"/>
-          <w:sz w:val="24"/>
-          <w:szCs w:val="24"/>
         </w:rPr>
       </w:pPr>
       <w:r>
@@ -1223,8 +1201,6 @@
         <w:jc w:val="left"/>
         <w:rPr>
           <w:rFonts w:ascii="Liberation Sans" w:hAnsi="Liberation Sans"/>
-          <w:sz w:val="24"/>
-          <w:szCs w:val="24"/>
         </w:rPr>
       </w:pPr>
       <w:r>
@@ -1279,8 +1255,6 @@
         <w:jc w:val="left"/>
         <w:rPr>
           <w:rFonts w:ascii="Liberation Sans" w:hAnsi="Liberation Sans"/>
-          <w:sz w:val="24"/>
-          <w:szCs w:val="24"/>
         </w:rPr>
       </w:pPr>
       <w:r>
@@ -1318,8 +1292,6 @@
         <w:jc w:val="left"/>
         <w:rPr>
           <w:rFonts w:ascii="Liberation Sans" w:hAnsi="Liberation Sans"/>
-          <w:sz w:val="24"/>
-          <w:szCs w:val="24"/>
         </w:rPr>
       </w:pPr>
       <w:r>
@@ -1339,8 +1311,6 @@
         <w:jc w:val="left"/>
         <w:rPr>
           <w:rFonts w:ascii="Liberation Sans" w:hAnsi="Liberation Sans"/>
-          <w:sz w:val="24"/>
-          <w:szCs w:val="24"/>
         </w:rPr>
       </w:pPr>
       <w:r>
@@ -1368,8 +1338,6 @@
         <w:jc w:val="left"/>
         <w:rPr>
           <w:rFonts w:ascii="Liberation Sans" w:hAnsi="Liberation Sans"/>
-          <w:sz w:val="24"/>
-          <w:szCs w:val="24"/>
         </w:rPr>
       </w:pPr>
       <w:r>
@@ -1416,8 +1384,6 @@
         <w:jc w:val="left"/>
         <w:rPr>
           <w:rFonts w:ascii="Liberation Sans" w:hAnsi="Liberation Sans"/>
-          <w:sz w:val="24"/>
-          <w:szCs w:val="24"/>
         </w:rPr>
       </w:pPr>
       <w:r>
@@ -1436,8 +1402,6 @@
         <w:jc w:val="left"/>
         <w:rPr>
           <w:rFonts w:ascii="Liberation Sans" w:hAnsi="Liberation Sans"/>
-          <w:sz w:val="24"/>
-          <w:szCs w:val="24"/>
         </w:rPr>
       </w:pPr>
       <w:r>
@@ -1474,8 +1438,6 @@
         <w:jc w:val="left"/>
         <w:rPr>
           <w:rFonts w:ascii="Liberation Sans" w:hAnsi="Liberation Sans"/>
-          <w:sz w:val="24"/>
-          <w:szCs w:val="24"/>
         </w:rPr>
       </w:pPr>
       <w:r>
@@ -1494,8 +1456,6 @@
         <w:jc w:val="left"/>
         <w:rPr>
           <w:rFonts w:ascii="Liberation Sans" w:hAnsi="Liberation Sans"/>
-          <w:sz w:val="24"/>
-          <w:szCs w:val="24"/>
         </w:rPr>
       </w:pPr>
       <w:r>
@@ -1531,12 +1491,10 @@
         <w:pStyle w:val="Heading2"/>
         <w:numPr>
           <w:ilvl w:val="1"/>
-          <w:numId w:val="3"/>
+          <w:numId w:val="2"/>
         </w:numPr>
         <w:rPr>
           <w:rFonts w:ascii="Liberation Sans" w:hAnsi="Liberation Sans"/>
-          <w:sz w:val="24"/>
-          <w:szCs w:val="24"/>
         </w:rPr>
       </w:pPr>
       <w:r>
@@ -1567,8 +1525,6 @@
         <w:jc w:val="left"/>
         <w:rPr>
           <w:rFonts w:ascii="Liberation Sans" w:hAnsi="Liberation Sans"/>
-          <w:sz w:val="24"/>
-          <w:szCs w:val="24"/>
         </w:rPr>
       </w:pPr>
       <w:r>
@@ -1588,8 +1544,6 @@
         <w:jc w:val="left"/>
         <w:rPr>
           <w:rFonts w:ascii="Liberation Sans" w:hAnsi="Liberation Sans"/>
-          <w:sz w:val="24"/>
-          <w:szCs w:val="24"/>
         </w:rPr>
       </w:pPr>
       <w:r>
@@ -1680,8 +1634,6 @@
         <w:jc w:val="left"/>
         <w:rPr>
           <w:rFonts w:ascii="Liberation Sans" w:hAnsi="Liberation Sans"/>
-          <w:sz w:val="24"/>
-          <w:szCs w:val="24"/>
         </w:rPr>
       </w:pPr>
       <w:r>
@@ -1808,8 +1760,6 @@
         <w:jc w:val="left"/>
         <w:rPr>
           <w:rFonts w:ascii="Liberation Sans" w:hAnsi="Liberation Sans"/>
-          <w:sz w:val="24"/>
-          <w:szCs w:val="24"/>
         </w:rPr>
       </w:pPr>
       <w:r>
@@ -1954,8 +1904,6 @@
         <w:jc w:val="left"/>
         <w:rPr>
           <w:rFonts w:ascii="Liberation Sans" w:hAnsi="Liberation Sans"/>
-          <w:sz w:val="24"/>
-          <w:szCs w:val="24"/>
         </w:rPr>
       </w:pPr>
       <w:r>
@@ -2064,8 +2012,6 @@
         <w:jc w:val="left"/>
         <w:rPr>
           <w:rFonts w:ascii="Liberation Sans" w:hAnsi="Liberation Sans"/>
-          <w:sz w:val="24"/>
-          <w:szCs w:val="24"/>
         </w:rPr>
       </w:pPr>
       <w:r>
@@ -2118,12 +2064,10 @@
         <w:pStyle w:val="Heading2"/>
         <w:numPr>
           <w:ilvl w:val="1"/>
-          <w:numId w:val="3"/>
+          <w:numId w:val="2"/>
         </w:numPr>
         <w:rPr>
           <w:rFonts w:ascii="Liberation Sans" w:hAnsi="Liberation Sans"/>
-          <w:sz w:val="24"/>
-          <w:szCs w:val="24"/>
         </w:rPr>
       </w:pPr>
       <w:r>
@@ -2143,8 +2087,6 @@
         <w:jc w:val="left"/>
         <w:rPr>
           <w:rFonts w:ascii="Liberation Sans" w:hAnsi="Liberation Sans"/>
-          <w:sz w:val="24"/>
-          <w:szCs w:val="24"/>
         </w:rPr>
       </w:pPr>
       <w:r>
@@ -2197,8 +2139,6 @@
         <w:jc w:val="left"/>
         <w:rPr>
           <w:rFonts w:ascii="Liberation Sans" w:hAnsi="Liberation Sans"/>
-          <w:sz w:val="24"/>
-          <w:szCs w:val="24"/>
         </w:rPr>
       </w:pPr>
       <w:r>
@@ -2217,8 +2157,6 @@
         <w:jc w:val="left"/>
         <w:rPr>
           <w:rFonts w:ascii="Liberation Sans" w:hAnsi="Liberation Sans"/>
-          <w:sz w:val="24"/>
-          <w:szCs w:val="24"/>
         </w:rPr>
       </w:pPr>
       <w:r>
@@ -2360,8 +2298,6 @@
         <w:jc w:val="left"/>
         <w:rPr>
           <w:rFonts w:ascii="Liberation Sans" w:hAnsi="Liberation Sans"/>
-          <w:sz w:val="24"/>
-          <w:szCs w:val="24"/>
         </w:rPr>
       </w:pPr>
       <w:r>
@@ -2380,8 +2316,6 @@
         <w:jc w:val="left"/>
         <w:rPr>
           <w:rFonts w:ascii="Liberation Sans" w:hAnsi="Liberation Sans"/>
-          <w:sz w:val="24"/>
-          <w:szCs w:val="24"/>
         </w:rPr>
       </w:pPr>
       <w:r>
@@ -2469,8 +2403,6 @@
         <w:jc w:val="left"/>
         <w:rPr>
           <w:rFonts w:ascii="Liberation Sans" w:hAnsi="Liberation Sans"/>
-          <w:sz w:val="24"/>
-          <w:szCs w:val="24"/>
         </w:rPr>
       </w:pPr>
       <w:r>
@@ -2506,8 +2438,6 @@
         <w:jc w:val="left"/>
         <w:rPr>
           <w:rFonts w:ascii="Liberation Sans" w:hAnsi="Liberation Sans"/>
-          <w:sz w:val="24"/>
-          <w:szCs w:val="24"/>
         </w:rPr>
       </w:pPr>
       <w:r>
@@ -2544,8 +2474,6 @@
         <w:jc w:val="left"/>
         <w:rPr>
           <w:rFonts w:ascii="Liberation Sans" w:hAnsi="Liberation Sans"/>
-          <w:sz w:val="24"/>
-          <w:szCs w:val="24"/>
         </w:rPr>
       </w:pPr>
       <w:r>
@@ -2601,8 +2529,6 @@
         <w:jc w:val="left"/>
         <w:rPr>
           <w:rFonts w:ascii="Liberation Sans" w:hAnsi="Liberation Sans"/>
-          <w:sz w:val="24"/>
-          <w:szCs w:val="24"/>
         </w:rPr>
       </w:pPr>
       <w:r>
@@ -2638,23 +2564,79 @@
         <w:pStyle w:val="Heading2"/>
         <w:numPr>
           <w:ilvl w:val="1"/>
-          <w:numId w:val="3"/>
+          <w:numId w:val="2"/>
         </w:numPr>
         <w:rPr>
           <w:rFonts w:ascii="Liberation Sans" w:hAnsi="Liberation Sans"/>
+        </w:rPr>
+      </w:pPr>
+      <w:r>
+        <w:rPr>
+          <w:rFonts w:ascii="Liberation Sans" w:hAnsi="Liberation Sans"/>
           <w:color w:val="2A6099"/>
           <w:sz w:val="24"/>
           <w:szCs w:val="24"/>
         </w:rPr>
-      </w:pPr>
-      <w:r>
+        <w:t>6. Danh sách API</w:t>
+      </w:r>
+    </w:p>
+    <w:p>
+      <w:pPr>
+        <w:pStyle w:val="TextBody"/>
         <w:rPr>
           <w:rFonts w:ascii="Liberation Sans" w:hAnsi="Liberation Sans"/>
           <w:color w:val="2A6099"/>
           <w:sz w:val="24"/>
           <w:szCs w:val="24"/>
         </w:rPr>
-        <w:t>6. Danh sách API</w:t>
+      </w:pPr>
+      <w:r>
+        <w:rPr/>
+        <w:drawing>
+          <wp:anchor behindDoc="0" distT="0" distB="0" distL="0" distR="0" simplePos="0" locked="0" layoutInCell="0" allowOverlap="1" relativeHeight="7">
+            <wp:simplePos x="0" y="0"/>
+            <wp:positionH relativeFrom="column">
+              <wp:align>center</wp:align>
+            </wp:positionH>
+            <wp:positionV relativeFrom="paragraph">
+              <wp:posOffset>635</wp:posOffset>
+            </wp:positionV>
+            <wp:extent cx="6120130" cy="3442335"/>
+            <wp:effectExtent l="0" t="0" r="0" b="0"/>
+            <wp:wrapSquare wrapText="largest"/>
+            <wp:docPr id="1" name="Image5" descr=""/>
+            <wp:cNvGraphicFramePr>
+              <a:graphicFrameLocks xmlns:a="http://schemas.openxmlformats.org/drawingml/2006/main" noChangeAspect="1"/>
+            </wp:cNvGraphicFramePr>
+            <a:graphic xmlns:a="http://schemas.openxmlformats.org/drawingml/2006/main">
+              <a:graphicData uri="http://schemas.openxmlformats.org/drawingml/2006/picture">
+                <pic:pic xmlns:pic="http://schemas.openxmlformats.org/drawingml/2006/picture">
+                  <pic:nvPicPr>
+                    <pic:cNvPr id="1" name="Image5" descr=""/>
+                    <pic:cNvPicPr>
+                      <a:picLocks noChangeAspect="1" noChangeArrowheads="1"/>
+                    </pic:cNvPicPr>
+                  </pic:nvPicPr>
+                  <pic:blipFill>
+                    <a:blip r:embed="rId2"/>
+                    <a:stretch>
+                      <a:fillRect/>
+                    </a:stretch>
+                  </pic:blipFill>
+                  <pic:spPr bwMode="auto">
+                    <a:xfrm>
+                      <a:off x="0" y="0"/>
+                      <a:ext cx="6120130" cy="3442335"/>
+                    </a:xfrm>
+                    <a:prstGeom prst="rect">
+                      <a:avLst/>
+                    </a:prstGeom>
+                  </pic:spPr>
+                </pic:pic>
+              </a:graphicData>
+            </a:graphic>
+          </wp:anchor>
+        </w:drawing>
       </w:r>
     </w:p>
     <w:p>
@@ -2664,8 +2646,6 @@
         <w:jc w:val="left"/>
         <w:rPr>
           <w:rFonts w:ascii="Liberation Sans" w:hAnsi="Liberation Sans"/>
-          <w:sz w:val="24"/>
-          <w:szCs w:val="24"/>
         </w:rPr>
       </w:pPr>
       <w:r>
@@ -2697,8 +2677,8 @@
       </w:tblPr>
       <w:tblGrid>
         <w:gridCol w:w="921"/>
-        <w:gridCol w:w="1957"/>
-        <w:gridCol w:w="2074"/>
+        <w:gridCol w:w="1956"/>
+        <w:gridCol w:w="2075"/>
         <w:gridCol w:w="1616"/>
         <w:gridCol w:w="3070"/>
       </w:tblGrid>
@@ -2721,8 +2701,6 @@
               <w:jc w:val="center"/>
               <w:rPr>
                 <w:rFonts w:ascii="Liberation Sans" w:hAnsi="Liberation Sans"/>
-                <w:sz w:val="24"/>
-                <w:szCs w:val="24"/>
               </w:rPr>
             </w:pPr>
             <w:r>
@@ -2737,7 +2715,7 @@
         </w:tc>
         <w:tc>
           <w:tcPr>
-            <w:tcW w:w="1957" w:type="dxa"/>
+            <w:tcW w:w="1956" w:type="dxa"/>
             <w:tcBorders>
               <w:bottom w:val="single" w:sz="2" w:space="0" w:color="000000"/>
             </w:tcBorders>
@@ -2750,8 +2728,6 @@
               <w:jc w:val="center"/>
               <w:rPr>
                 <w:rFonts w:ascii="Liberation Sans" w:hAnsi="Liberation Sans"/>
-                <w:sz w:val="24"/>
-                <w:szCs w:val="24"/>
               </w:rPr>
             </w:pPr>
             <w:r>
@@ -2766,7 +2742,7 @@
         </w:tc>
         <w:tc>
           <w:tcPr>
-            <w:tcW w:w="2074" w:type="dxa"/>
+            <w:tcW w:w="2075" w:type="dxa"/>
             <w:tcBorders>
               <w:bottom w:val="single" w:sz="2" w:space="0" w:color="000000"/>
             </w:tcBorders>
@@ -2779,8 +2755,6 @@
               <w:jc w:val="center"/>
               <w:rPr>
                 <w:rFonts w:ascii="Liberation Sans" w:hAnsi="Liberation Sans"/>
-                <w:sz w:val="24"/>
-                <w:szCs w:val="24"/>
               </w:rPr>
             </w:pPr>
             <w:r>
@@ -2808,8 +2782,6 @@
               <w:jc w:val="center"/>
               <w:rPr>
                 <w:rFonts w:ascii="Liberation Sans" w:hAnsi="Liberation Sans"/>
-                <w:sz w:val="24"/>
-                <w:szCs w:val="24"/>
               </w:rPr>
             </w:pPr>
             <w:r>
@@ -2837,8 +2809,6 @@
               <w:jc w:val="center"/>
               <w:rPr>
                 <w:rFonts w:ascii="Liberation Sans" w:hAnsi="Liberation Sans"/>
-                <w:sz w:val="24"/>
-                <w:szCs w:val="24"/>
               </w:rPr>
             </w:pPr>
             <w:r>
@@ -2870,8 +2840,6 @@
               <w:jc w:val="center"/>
               <w:rPr>
                 <w:rFonts w:ascii="Liberation Sans" w:hAnsi="Liberation Sans"/>
-                <w:sz w:val="24"/>
-                <w:szCs w:val="24"/>
               </w:rPr>
             </w:pPr>
             <w:r>
@@ -2886,7 +2854,7 @@
         </w:tc>
         <w:tc>
           <w:tcPr>
-            <w:tcW w:w="1957" w:type="dxa"/>
+            <w:tcW w:w="1956" w:type="dxa"/>
             <w:tcBorders/>
             <w:tcMar>
               <w:bottom w:w="0" w:type="dxa"/>
@@ -2912,7 +2880,7 @@
         </w:tc>
         <w:tc>
           <w:tcPr>
-            <w:tcW w:w="2074" w:type="dxa"/>
+            <w:tcW w:w="2075" w:type="dxa"/>
             <w:tcBorders/>
             <w:tcMar>
               <w:bottom w:w="0" w:type="dxa"/>
@@ -2968,8 +2936,6 @@
               <w:jc w:val="center"/>
               <w:rPr>
                 <w:rFonts w:ascii="Liberation Sans" w:hAnsi="Liberation Sans"/>
-                <w:sz w:val="24"/>
-                <w:szCs w:val="24"/>
               </w:rPr>
             </w:pPr>
             <w:r>
@@ -2997,8 +2963,6 @@
               <w:widowControl w:val="false"/>
               <w:rPr>
                 <w:rFonts w:ascii="Liberation Sans" w:hAnsi="Liberation Sans"/>
-                <w:sz w:val="24"/>
-                <w:szCs w:val="24"/>
               </w:rPr>
             </w:pPr>
             <w:r>
@@ -3033,8 +2997,6 @@
               <w:jc w:val="center"/>
               <w:rPr>
                 <w:rFonts w:ascii="Liberation Sans" w:hAnsi="Liberation Sans"/>
-                <w:sz w:val="24"/>
-                <w:szCs w:val="24"/>
               </w:rPr>
             </w:pPr>
             <w:r>
@@ -3049,7 +3011,7 @@
         </w:tc>
         <w:tc>
           <w:tcPr>
-            <w:tcW w:w="1957" w:type="dxa"/>
+            <w:tcW w:w="1956" w:type="dxa"/>
             <w:tcBorders>
               <w:top w:val="single" w:sz="2" w:space="0" w:color="000000"/>
             </w:tcBorders>
@@ -3078,7 +3040,7 @@
         </w:tc>
         <w:tc>
           <w:tcPr>
-            <w:tcW w:w="2074" w:type="dxa"/>
+            <w:tcW w:w="2075" w:type="dxa"/>
             <w:tcBorders>
               <w:top w:val="single" w:sz="2" w:space="0" w:color="000000"/>
             </w:tcBorders>
@@ -3094,8 +3056,6 @@
               <w:widowControl w:val="false"/>
               <w:rPr>
                 <w:rFonts w:ascii="Liberation Sans" w:hAnsi="Liberation Sans"/>
-                <w:sz w:val="24"/>
-                <w:szCs w:val="24"/>
               </w:rPr>
             </w:pPr>
             <w:r>
@@ -3127,8 +3087,6 @@
               <w:jc w:val="center"/>
               <w:rPr>
                 <w:rFonts w:ascii="Liberation Sans" w:hAnsi="Liberation Sans"/>
-                <w:sz w:val="24"/>
-                <w:szCs w:val="24"/>
               </w:rPr>
             </w:pPr>
             <w:r>
@@ -3159,8 +3117,6 @@
               <w:widowControl w:val="false"/>
               <w:rPr>
                 <w:rFonts w:ascii="Liberation Sans" w:hAnsi="Liberation Sans"/>
-                <w:sz w:val="24"/>
-                <w:szCs w:val="24"/>
               </w:rPr>
             </w:pPr>
             <w:r>
@@ -3212,8 +3168,6 @@
         <w:jc w:val="left"/>
         <w:rPr>
           <w:rFonts w:ascii="Liberation Sans" w:hAnsi="Liberation Sans"/>
-          <w:sz w:val="24"/>
-          <w:szCs w:val="24"/>
         </w:rPr>
       </w:pPr>
       <w:r>
@@ -3227,8 +3181,8 @@
     </w:p>
     <w:tbl>
       <w:tblPr>
-        <w:tblW w:w="9638" w:type="dxa"/>
-        <w:jc w:val="left"/>
+        <w:tblW w:w="9598" w:type="dxa"/>
+        <w:jc w:val="right"/>
         <w:tblInd w:w="0" w:type="dxa"/>
         <w:tblLayout w:type="fixed"/>
         <w:tblCellMar>
@@ -3239,11 +3193,11 @@
         </w:tblCellMar>
       </w:tblPr>
       <w:tblGrid>
-        <w:gridCol w:w="1028"/>
-        <w:gridCol w:w="2528"/>
-        <w:gridCol w:w="1879"/>
-        <w:gridCol w:w="1973"/>
-        <w:gridCol w:w="2230"/>
+        <w:gridCol w:w="988"/>
+        <w:gridCol w:w="2534"/>
+        <w:gridCol w:w="1872"/>
+        <w:gridCol w:w="1976"/>
+        <w:gridCol w:w="2228"/>
       </w:tblGrid>
       <w:tr>
         <w:trPr>
@@ -3251,7 +3205,7 @@
         </w:trPr>
         <w:tc>
           <w:tcPr>
-            <w:tcW w:w="1028" w:type="dxa"/>
+            <w:tcW w:w="988" w:type="dxa"/>
             <w:tcBorders>
               <w:bottom w:val="single" w:sz="2" w:space="0" w:color="000000"/>
             </w:tcBorders>
@@ -3264,8 +3218,6 @@
               <w:jc w:val="center"/>
               <w:rPr>
                 <w:rFonts w:ascii="Liberation Sans" w:hAnsi="Liberation Sans"/>
-                <w:sz w:val="24"/>
-                <w:szCs w:val="24"/>
               </w:rPr>
             </w:pPr>
             <w:r>
@@ -3280,7 +3232,7 @@
         </w:tc>
         <w:tc>
           <w:tcPr>
-            <w:tcW w:w="2528" w:type="dxa"/>
+            <w:tcW w:w="2534" w:type="dxa"/>
             <w:tcBorders>
               <w:bottom w:val="single" w:sz="2" w:space="0" w:color="000000"/>
             </w:tcBorders>
@@ -3293,8 +3245,6 @@
               <w:jc w:val="center"/>
               <w:rPr>
                 <w:rFonts w:ascii="Liberation Sans" w:hAnsi="Liberation Sans"/>
-                <w:sz w:val="24"/>
-                <w:szCs w:val="24"/>
               </w:rPr>
             </w:pPr>
             <w:r>
@@ -3309,7 +3259,7 @@
         </w:tc>
         <w:tc>
           <w:tcPr>
-            <w:tcW w:w="1879" w:type="dxa"/>
+            <w:tcW w:w="1872" w:type="dxa"/>
             <w:tcBorders>
               <w:bottom w:val="single" w:sz="2" w:space="0" w:color="000000"/>
             </w:tcBorders>
@@ -3322,8 +3272,6 @@
               <w:jc w:val="center"/>
               <w:rPr>
                 <w:rFonts w:ascii="Liberation Sans" w:hAnsi="Liberation Sans"/>
-                <w:sz w:val="24"/>
-                <w:szCs w:val="24"/>
               </w:rPr>
             </w:pPr>
             <w:r>
@@ -3338,7 +3286,7 @@
         </w:tc>
         <w:tc>
           <w:tcPr>
-            <w:tcW w:w="1973" w:type="dxa"/>
+            <w:tcW w:w="1976" w:type="dxa"/>
             <w:tcBorders>
               <w:bottom w:val="single" w:sz="2" w:space="0" w:color="000000"/>
             </w:tcBorders>
@@ -3351,8 +3299,6 @@
               <w:jc w:val="center"/>
               <w:rPr>
                 <w:rFonts w:ascii="Liberation Sans" w:hAnsi="Liberation Sans"/>
-                <w:sz w:val="24"/>
-                <w:szCs w:val="24"/>
               </w:rPr>
             </w:pPr>
             <w:r>
@@ -3367,7 +3313,7 @@
         </w:tc>
         <w:tc>
           <w:tcPr>
-            <w:tcW w:w="2230" w:type="dxa"/>
+            <w:tcW w:w="2228" w:type="dxa"/>
             <w:tcBorders>
               <w:bottom w:val="single" w:sz="2" w:space="0" w:color="000000"/>
             </w:tcBorders>
@@ -3380,8 +3326,6 @@
               <w:jc w:val="center"/>
               <w:rPr>
                 <w:rFonts w:ascii="Liberation Sans" w:hAnsi="Liberation Sans"/>
-                <w:sz w:val="24"/>
-                <w:szCs w:val="24"/>
               </w:rPr>
             </w:pPr>
             <w:r>
@@ -3399,7 +3343,7 @@
         <w:trPr/>
         <w:tc>
           <w:tcPr>
-            <w:tcW w:w="1028" w:type="dxa"/>
+            <w:tcW w:w="988" w:type="dxa"/>
             <w:tcBorders/>
             <w:tcMar>
               <w:bottom w:w="0" w:type="dxa"/>
@@ -3413,25 +3357,22 @@
               <w:jc w:val="center"/>
               <w:rPr>
                 <w:rFonts w:ascii="Liberation Sans" w:hAnsi="Liberation Sans"/>
+              </w:rPr>
+            </w:pPr>
+            <w:r>
+              <w:rPr>
+                <w:rFonts w:ascii="Liberation Sans" w:hAnsi="Liberation Sans"/>
                 <w:strike/>
                 <w:sz w:val="24"/>
                 <w:szCs w:val="24"/>
               </w:rPr>
-            </w:pPr>
-            <w:r>
-              <w:rPr>
-                <w:rFonts w:ascii="Liberation Sans" w:hAnsi="Liberation Sans"/>
-                <w:strike/>
-                <w:sz w:val="24"/>
-                <w:szCs w:val="24"/>
-              </w:rPr>
               <w:t>GET</w:t>
             </w:r>
           </w:p>
         </w:tc>
         <w:tc>
           <w:tcPr>
-            <w:tcW w:w="2528" w:type="dxa"/>
+            <w:tcW w:w="2534" w:type="dxa"/>
             <w:tcBorders/>
             <w:tcMar>
               <w:bottom w:w="0" w:type="dxa"/>
@@ -3458,7 +3399,7 @@
         </w:tc>
         <w:tc>
           <w:tcPr>
-            <w:tcW w:w="1879" w:type="dxa"/>
+            <w:tcW w:w="1872" w:type="dxa"/>
             <w:tcBorders/>
             <w:tcMar>
               <w:bottom w:w="0" w:type="dxa"/>
@@ -3471,25 +3412,22 @@
               <w:widowControl w:val="false"/>
               <w:rPr>
                 <w:rFonts w:ascii="Liberation Sans" w:hAnsi="Liberation Sans"/>
+              </w:rPr>
+            </w:pPr>
+            <w:r>
+              <w:rPr>
+                <w:rFonts w:ascii="Liberation Sans" w:hAnsi="Liberation Sans"/>
                 <w:strike/>
                 <w:sz w:val="24"/>
                 <w:szCs w:val="24"/>
               </w:rPr>
-            </w:pPr>
-            <w:r>
-              <w:rPr>
-                <w:rFonts w:ascii="Liberation Sans" w:hAnsi="Liberation Sans"/>
-                <w:strike/>
-                <w:sz w:val="24"/>
-                <w:szCs w:val="24"/>
-              </w:rPr>
               <w:t>Lấy dữ liệu để vẽ lên bảng Gantt/Board.</w:t>
             </w:r>
           </w:p>
         </w:tc>
         <w:tc>
           <w:tcPr>
-            <w:tcW w:w="1973" w:type="dxa"/>
+            <w:tcW w:w="1976" w:type="dxa"/>
             <w:tcBorders/>
             <w:tcMar>
               <w:bottom w:w="0" w:type="dxa"/>
@@ -3517,7 +3455,7 @@
         </w:tc>
         <w:tc>
           <w:tcPr>
-            <w:tcW w:w="2230" w:type="dxa"/>
+            <w:tcW w:w="2228" w:type="dxa"/>
             <w:tcBorders/>
             <w:tcMar>
               <w:bottom w:w="0" w:type="dxa"/>
@@ -3548,7 +3486,7 @@
         <w:trPr/>
         <w:tc>
           <w:tcPr>
-            <w:tcW w:w="1028" w:type="dxa"/>
+            <w:tcW w:w="988" w:type="dxa"/>
             <w:tcBorders>
               <w:top w:val="single" w:sz="2" w:space="0" w:color="000000"/>
             </w:tcBorders>
@@ -3565,8 +3503,6 @@
               <w:jc w:val="center"/>
               <w:rPr>
                 <w:rFonts w:ascii="Liberation Sans" w:hAnsi="Liberation Sans"/>
-                <w:sz w:val="24"/>
-                <w:szCs w:val="24"/>
               </w:rPr>
             </w:pPr>
             <w:r>
@@ -3581,7 +3517,7 @@
         </w:tc>
         <w:tc>
           <w:tcPr>
-            <w:tcW w:w="2528" w:type="dxa"/>
+            <w:tcW w:w="2534" w:type="dxa"/>
             <w:tcBorders>
               <w:top w:val="single" w:sz="2" w:space="0" w:color="000000"/>
             </w:tcBorders>
@@ -3610,7 +3546,7 @@
         </w:tc>
         <w:tc>
           <w:tcPr>
-            <w:tcW w:w="1879" w:type="dxa"/>
+            <w:tcW w:w="1872" w:type="dxa"/>
             <w:tcBorders>
               <w:top w:val="single" w:sz="2" w:space="0" w:color="000000"/>
             </w:tcBorders>
@@ -3626,8 +3562,6 @@
               <w:widowControl w:val="false"/>
               <w:rPr>
                 <w:rFonts w:ascii="Liberation Sans" w:hAnsi="Liberation Sans"/>
-                <w:sz w:val="24"/>
-                <w:szCs w:val="24"/>
               </w:rPr>
             </w:pPr>
             <w:r>
@@ -3642,7 +3576,7 @@
         </w:tc>
         <w:tc>
           <w:tcPr>
-            <w:tcW w:w="1973" w:type="dxa"/>
+            <w:tcW w:w="1976" w:type="dxa"/>
             <w:tcBorders>
               <w:top w:val="single" w:sz="2" w:space="0" w:color="000000"/>
             </w:tcBorders>
@@ -3658,8 +3592,6 @@
               <w:widowControl w:val="false"/>
               <w:rPr>
                 <w:rFonts w:ascii="Liberation Sans" w:hAnsi="Liberation Sans"/>
-                <w:sz w:val="24"/>
-                <w:szCs w:val="24"/>
               </w:rPr>
             </w:pPr>
             <w:r>
@@ -3674,7 +3606,7 @@
         </w:tc>
         <w:tc>
           <w:tcPr>
-            <w:tcW w:w="2230" w:type="dxa"/>
+            <w:tcW w:w="2228" w:type="dxa"/>
             <w:tcBorders>
               <w:top w:val="single" w:sz="2" w:space="0" w:color="000000"/>
             </w:tcBorders>
@@ -3691,8 +3623,6 @@
               <w:jc w:val="left"/>
               <w:rPr>
                 <w:rFonts w:ascii="Liberation Sans" w:hAnsi="Liberation Sans"/>
-                <w:sz w:val="24"/>
-                <w:szCs w:val="24"/>
               </w:rPr>
             </w:pPr>
             <w:r>
@@ -3711,8 +3641,6 @@
               <w:jc w:val="left"/>
               <w:rPr>
                 <w:rFonts w:ascii="Liberation Sans" w:hAnsi="Liberation Sans"/>
-                <w:sz w:val="24"/>
-                <w:szCs w:val="24"/>
               </w:rPr>
             </w:pPr>
             <w:r>
@@ -3739,8 +3667,6 @@
               <w:jc w:val="left"/>
               <w:rPr>
                 <w:rFonts w:ascii="Liberation Sans" w:hAnsi="Liberation Sans"/>
-                <w:sz w:val="24"/>
-                <w:szCs w:val="24"/>
               </w:rPr>
             </w:pPr>
             <w:r>
@@ -3767,8 +3693,6 @@
               <w:jc w:val="left"/>
               <w:rPr>
                 <w:rFonts w:ascii="Liberation Sans" w:hAnsi="Liberation Sans"/>
-                <w:sz w:val="24"/>
-                <w:szCs w:val="24"/>
               </w:rPr>
             </w:pPr>
             <w:r>
@@ -3786,7 +3710,7 @@
         <w:trPr/>
         <w:tc>
           <w:tcPr>
-            <w:tcW w:w="1028" w:type="dxa"/>
+            <w:tcW w:w="988" w:type="dxa"/>
             <w:tcBorders/>
             <w:tcMar>
               <w:top w:w="75" w:type="dxa"/>
@@ -3801,8 +3725,6 @@
               <w:jc w:val="center"/>
               <w:rPr>
                 <w:rFonts w:ascii="Liberation Sans" w:hAnsi="Liberation Sans"/>
-                <w:sz w:val="24"/>
-                <w:szCs w:val="24"/>
               </w:rPr>
             </w:pPr>
             <w:r>
@@ -3817,7 +3739,7 @@
         </w:tc>
         <w:tc>
           <w:tcPr>
-            <w:tcW w:w="2528" w:type="dxa"/>
+            <w:tcW w:w="2534" w:type="dxa"/>
             <w:tcBorders/>
             <w:tcMar>
               <w:top w:w="75" w:type="dxa"/>
@@ -3862,7 +3784,7 @@
         </w:tc>
         <w:tc>
           <w:tcPr>
-            <w:tcW w:w="1879" w:type="dxa"/>
+            <w:tcW w:w="1872" w:type="dxa"/>
             <w:tcBorders/>
             <w:tcMar>
               <w:top w:w="75" w:type="dxa"/>
@@ -3876,8 +3798,6 @@
               <w:widowControl w:val="false"/>
               <w:rPr>
                 <w:rFonts w:ascii="Liberation Sans" w:hAnsi="Liberation Sans"/>
-                <w:sz w:val="24"/>
-                <w:szCs w:val="24"/>
               </w:rPr>
             </w:pPr>
             <w:r>
@@ -3892,7 +3812,7 @@
         </w:tc>
         <w:tc>
           <w:tcPr>
-            <w:tcW w:w="1973" w:type="dxa"/>
+            <w:tcW w:w="1976" w:type="dxa"/>
             <w:tcBorders/>
             <w:tcMar>
               <w:top w:w="75" w:type="dxa"/>
@@ -3906,8 +3826,6 @@
               <w:widowControl w:val="false"/>
               <w:rPr>
                 <w:rFonts w:ascii="Liberation Sans" w:hAnsi="Liberation Sans"/>
-                <w:sz w:val="24"/>
-                <w:szCs w:val="24"/>
               </w:rPr>
             </w:pPr>
             <w:r>
@@ -3925,8 +3843,6 @@
               <w:widowControl w:val="false"/>
               <w:rPr>
                 <w:rFonts w:ascii="Liberation Sans" w:hAnsi="Liberation Sans"/>
-                <w:sz w:val="24"/>
-                <w:szCs w:val="24"/>
               </w:rPr>
             </w:pPr>
             <w:r>
@@ -3952,8 +3868,6 @@
               <w:widowControl w:val="false"/>
               <w:rPr>
                 <w:rFonts w:ascii="Liberation Sans" w:hAnsi="Liberation Sans"/>
-                <w:sz w:val="24"/>
-                <w:szCs w:val="24"/>
               </w:rPr>
             </w:pPr>
             <w:r>
@@ -3979,8 +3893,6 @@
               <w:widowControl w:val="false"/>
               <w:rPr>
                 <w:rFonts w:ascii="Liberation Sans" w:hAnsi="Liberation Sans"/>
-                <w:sz w:val="24"/>
-                <w:szCs w:val="24"/>
               </w:rPr>
             </w:pPr>
             <w:r>
@@ -4006,8 +3918,6 @@
               <w:widowControl w:val="false"/>
               <w:rPr>
                 <w:rFonts w:ascii="Liberation Sans" w:hAnsi="Liberation Sans"/>
-                <w:sz w:val="24"/>
-                <w:szCs w:val="24"/>
               </w:rPr>
             </w:pPr>
             <w:r>
@@ -4033,8 +3943,6 @@
               <w:widowControl w:val="false"/>
               <w:rPr>
                 <w:rFonts w:ascii="Liberation Sans" w:hAnsi="Liberation Sans"/>
-                <w:sz w:val="24"/>
-                <w:szCs w:val="24"/>
               </w:rPr>
             </w:pPr>
             <w:r>
@@ -4060,8 +3968,6 @@
               <w:widowControl w:val="false"/>
               <w:rPr>
                 <w:rFonts w:ascii="Liberation Sans" w:hAnsi="Liberation Sans"/>
-                <w:sz w:val="24"/>
-                <w:szCs w:val="24"/>
               </w:rPr>
             </w:pPr>
             <w:r>
@@ -4079,8 +3985,6 @@
               <w:widowControl w:val="false"/>
               <w:rPr>
                 <w:rFonts w:ascii="Liberation Sans" w:hAnsi="Liberation Sans"/>
-                <w:sz w:val="24"/>
-                <w:szCs w:val="24"/>
               </w:rPr>
             </w:pPr>
             <w:r>
@@ -4095,7 +3999,7 @@
         </w:tc>
         <w:tc>
           <w:tcPr>
-            <w:tcW w:w="2230" w:type="dxa"/>
+            <w:tcW w:w="2228" w:type="dxa"/>
             <w:tcBorders/>
             <w:tcMar>
               <w:top w:w="75" w:type="dxa"/>
@@ -4148,8 +4052,6 @@
               <w:jc w:val="left"/>
               <w:rPr>
                 <w:rFonts w:ascii="Liberation Sans" w:hAnsi="Liberation Sans"/>
-                <w:sz w:val="24"/>
-                <w:szCs w:val="24"/>
               </w:rPr>
             </w:pPr>
             <w:r>
@@ -4168,8 +4070,6 @@
               <w:jc w:val="left"/>
               <w:rPr>
                 <w:rFonts w:ascii="Liberation Sans" w:hAnsi="Liberation Sans"/>
-                <w:sz w:val="24"/>
-                <w:szCs w:val="24"/>
               </w:rPr>
             </w:pPr>
             <w:r>
@@ -4196,8 +4096,6 @@
               <w:jc w:val="left"/>
               <w:rPr>
                 <w:rFonts w:ascii="Liberation Sans" w:hAnsi="Liberation Sans"/>
-                <w:sz w:val="24"/>
-                <w:szCs w:val="24"/>
               </w:rPr>
             </w:pPr>
             <w:r>
@@ -4224,8 +4122,6 @@
               <w:jc w:val="left"/>
               <w:rPr>
                 <w:rFonts w:ascii="Liberation Sans" w:hAnsi="Liberation Sans"/>
-                <w:sz w:val="24"/>
-                <w:szCs w:val="24"/>
               </w:rPr>
             </w:pPr>
             <w:r>
@@ -4243,7 +4139,7 @@
         <w:trPr/>
         <w:tc>
           <w:tcPr>
-            <w:tcW w:w="1028" w:type="dxa"/>
+            <w:tcW w:w="988" w:type="dxa"/>
             <w:tcBorders>
               <w:top w:val="single" w:sz="2" w:space="0" w:color="000000"/>
             </w:tcBorders>
@@ -4260,8 +4156,6 @@
               <w:jc w:val="center"/>
               <w:rPr>
                 <w:rFonts w:ascii="Liberation Sans" w:hAnsi="Liberation Sans"/>
-                <w:sz w:val="24"/>
-                <w:szCs w:val="24"/>
               </w:rPr>
             </w:pPr>
             <w:r>
@@ -4276,7 +4170,7 @@
         </w:tc>
         <w:tc>
           <w:tcPr>
-            <w:tcW w:w="2528" w:type="dxa"/>
+            <w:tcW w:w="2534" w:type="dxa"/>
             <w:tcBorders>
               <w:top w:val="single" w:sz="2" w:space="0" w:color="000000"/>
             </w:tcBorders>
@@ -4305,7 +4199,7 @@
         </w:tc>
         <w:tc>
           <w:tcPr>
-            <w:tcW w:w="1879" w:type="dxa"/>
+            <w:tcW w:w="1872" w:type="dxa"/>
             <w:tcBorders>
               <w:top w:val="single" w:sz="2" w:space="0" w:color="000000"/>
             </w:tcBorders>
@@ -4321,8 +4215,6 @@
               <w:widowControl w:val="false"/>
               <w:rPr>
                 <w:rFonts w:ascii="Liberation Sans" w:hAnsi="Liberation Sans"/>
-                <w:sz w:val="24"/>
-                <w:szCs w:val="24"/>
               </w:rPr>
             </w:pPr>
             <w:r>
@@ -4337,7 +4229,7 @@
         </w:tc>
         <w:tc>
           <w:tcPr>
-            <w:tcW w:w="1973" w:type="dxa"/>
+            <w:tcW w:w="1976" w:type="dxa"/>
             <w:tcBorders>
               <w:top w:val="single" w:sz="2" w:space="0" w:color="000000"/>
             </w:tcBorders>
@@ -4354,8 +4246,6 @@
               <w:jc w:val="center"/>
               <w:rPr>
                 <w:rFonts w:ascii="Liberation Sans" w:hAnsi="Liberation Sans"/>
-                <w:sz w:val="24"/>
-                <w:szCs w:val="24"/>
               </w:rPr>
             </w:pPr>
             <w:r>
@@ -4370,7 +4260,7 @@
         </w:tc>
         <w:tc>
           <w:tcPr>
-            <w:tcW w:w="2230" w:type="dxa"/>
+            <w:tcW w:w="2228" w:type="dxa"/>
             <w:tcBorders>
               <w:top w:val="single" w:sz="2" w:space="0" w:color="000000"/>
             </w:tcBorders>
@@ -4404,7 +4294,7 @@
         <w:trPr/>
         <w:tc>
           <w:tcPr>
-            <w:tcW w:w="1028" w:type="dxa"/>
+            <w:tcW w:w="988" w:type="dxa"/>
             <w:tcBorders>
               <w:top w:val="single" w:sz="2" w:space="0" w:color="000000"/>
             </w:tcBorders>
@@ -4421,8 +4311,6 @@
               <w:jc w:val="center"/>
               <w:rPr>
                 <w:rFonts w:ascii="Liberation Sans" w:hAnsi="Liberation Sans"/>
-                <w:sz w:val="24"/>
-                <w:szCs w:val="24"/>
               </w:rPr>
             </w:pPr>
             <w:r>
@@ -4437,7 +4325,7 @@
         </w:tc>
         <w:tc>
           <w:tcPr>
-            <w:tcW w:w="2528" w:type="dxa"/>
+            <w:tcW w:w="2534" w:type="dxa"/>
             <w:tcBorders>
               <w:top w:val="single" w:sz="2" w:space="0" w:color="000000"/>
             </w:tcBorders>
@@ -4466,7 +4354,7 @@
         </w:tc>
         <w:tc>
           <w:tcPr>
-            <w:tcW w:w="1879" w:type="dxa"/>
+            <w:tcW w:w="1872" w:type="dxa"/>
             <w:tcBorders>
               <w:top w:val="single" w:sz="2" w:space="0" w:color="000000"/>
             </w:tcBorders>
@@ -4482,8 +4370,6 @@
               <w:widowControl w:val="false"/>
               <w:rPr>
                 <w:rFonts w:ascii="Liberation Sans" w:hAnsi="Liberation Sans"/>
-                <w:sz w:val="24"/>
-                <w:szCs w:val="24"/>
               </w:rPr>
             </w:pPr>
             <w:r>
@@ -4498,7 +4384,7 @@
         </w:tc>
         <w:tc>
           <w:tcPr>
-            <w:tcW w:w="1973" w:type="dxa"/>
+            <w:tcW w:w="1976" w:type="dxa"/>
             <w:tcBorders>
               <w:top w:val="single" w:sz="2" w:space="0" w:color="000000"/>
             </w:tcBorders>
@@ -4514,8 +4400,6 @@
               <w:widowControl w:val="false"/>
               <w:rPr>
                 <w:rFonts w:ascii="Liberation Sans" w:hAnsi="Liberation Sans"/>
-                <w:sz w:val="24"/>
-                <w:szCs w:val="24"/>
               </w:rPr>
             </w:pPr>
             <w:r>
@@ -4530,7 +4414,7 @@
         </w:tc>
         <w:tc>
           <w:tcPr>
-            <w:tcW w:w="2230" w:type="dxa"/>
+            <w:tcW w:w="2228" w:type="dxa"/>
             <w:tcBorders>
               <w:top w:val="single" w:sz="2" w:space="0" w:color="000000"/>
             </w:tcBorders>
@@ -4546,8 +4430,6 @@
               <w:widowControl w:val="false"/>
               <w:rPr>
                 <w:rFonts w:ascii="Liberation Sans" w:hAnsi="Liberation Sans"/>
-                <w:sz w:val="24"/>
-                <w:szCs w:val="24"/>
               </w:rPr>
             </w:pPr>
             <w:r>
@@ -4557,6 +4439,165 @@
                 <w:szCs w:val="24"/>
               </w:rPr>
               <w:t>Danh sách các task đã gán (WorkOrderId, WorkCenterId, ScheduledStart, ScheduledEnd, Status).</w:t>
+            </w:r>
+          </w:p>
+        </w:tc>
+      </w:tr>
+      <w:tr>
+        <w:trPr/>
+        <w:tc>
+          <w:tcPr>
+            <w:tcW w:w="988" w:type="dxa"/>
+            <w:tcBorders/>
+            <w:tcMar>
+              <w:top w:w="75" w:type="dxa"/>
+              <w:bottom w:w="0" w:type="dxa"/>
+            </w:tcMar>
+            <w:vAlign w:val="center"/>
+          </w:tcPr>
+          <w:p>
+            <w:pPr>
+              <w:pStyle w:val="TableContents"/>
+              <w:widowControl w:val="false"/>
+              <w:jc w:val="center"/>
+              <w:rPr>
+                <w:rFonts w:ascii="Liberation Sans" w:hAnsi="Liberation Sans"/>
+              </w:rPr>
+            </w:pPr>
+            <w:r>
+              <w:rPr>
+                <w:rFonts w:ascii="Liberation Sans" w:hAnsi="Liberation Sans"/>
+              </w:rPr>
+              <w:t>PATCH</w:t>
+            </w:r>
+          </w:p>
+        </w:tc>
+        <w:tc>
+          <w:tcPr>
+            <w:tcW w:w="2534" w:type="dxa"/>
+            <w:tcBorders/>
+            <w:tcMar>
+              <w:top w:w="75" w:type="dxa"/>
+              <w:bottom w:w="0" w:type="dxa"/>
+            </w:tcMar>
+            <w:vAlign w:val="center"/>
+          </w:tcPr>
+          <w:p>
+            <w:pPr>
+              <w:pStyle w:val="Normal"/>
+              <w:rPr>
+                <w:rFonts w:ascii="Liberation Sans" w:hAnsi="Liberation Sans"/>
+              </w:rPr>
+            </w:pPr>
+            <w:r>
+              <w:rPr>
+                <w:rFonts w:ascii="Liberation Sans" w:hAnsi="Liberation Sans"/>
+              </w:rPr>
+              <w:t>/api/dispatching-board/{id}/report-progress</w:t>
+            </w:r>
+          </w:p>
+          <w:p>
+            <w:pPr>
+              <w:pStyle w:val="TableContents"/>
+              <w:widowControl w:val="false"/>
+              <w:rPr>
+                <w:rFonts w:ascii="Liberation Sans" w:hAnsi="Liberation Sans"/>
+              </w:rPr>
+            </w:pPr>
+            <w:r>
+              <w:rPr>
+                <w:rFonts w:ascii="Liberation Sans" w:hAnsi="Liberation Sans"/>
+              </w:rPr>
+            </w:r>
+          </w:p>
+        </w:tc>
+        <w:tc>
+          <w:tcPr>
+            <w:tcW w:w="1872" w:type="dxa"/>
+            <w:tcBorders/>
+            <w:tcMar>
+              <w:top w:w="75" w:type="dxa"/>
+              <w:bottom w:w="0" w:type="dxa"/>
+            </w:tcMar>
+            <w:vAlign w:val="center"/>
+          </w:tcPr>
+          <w:p>
+            <w:pPr>
+              <w:pStyle w:val="TableContents"/>
+              <w:widowControl w:val="false"/>
+              <w:rPr>
+                <w:rFonts w:ascii="Liberation Sans" w:hAnsi="Liberation Sans"/>
+              </w:rPr>
+            </w:pPr>
+            <w:r>
+              <w:rPr>
+                <w:rFonts w:ascii="Liberation Sans" w:hAnsi="Liberation Sans"/>
+              </w:rPr>
+              <w:t>Cập nhật số lượng hoàn thành của công việc</w:t>
+            </w:r>
+          </w:p>
+        </w:tc>
+        <w:tc>
+          <w:tcPr>
+            <w:tcW w:w="1976" w:type="dxa"/>
+            <w:tcBorders/>
+            <w:tcMar>
+              <w:top w:w="75" w:type="dxa"/>
+              <w:bottom w:w="0" w:type="dxa"/>
+            </w:tcMar>
+            <w:vAlign w:val="center"/>
+          </w:tcPr>
+          <w:p>
+            <w:pPr>
+              <w:pStyle w:val="Normal"/>
+              <w:rPr>
+                <w:rFonts w:ascii="Liberation Sans" w:hAnsi="Liberation Sans"/>
+              </w:rPr>
+            </w:pPr>
+            <w:r>
+              <w:rPr>
+                <w:rFonts w:ascii="Liberation Sans" w:hAnsi="Liberation Sans"/>
+              </w:rPr>
+              <w:t>ActualQuantity (số lượng hoàn thành thêm)</w:t>
+            </w:r>
+          </w:p>
+          <w:p>
+            <w:pPr>
+              <w:pStyle w:val="TableContents"/>
+              <w:widowControl w:val="false"/>
+              <w:rPr>
+                <w:rFonts w:ascii="Liberation Sans" w:hAnsi="Liberation Sans"/>
+              </w:rPr>
+            </w:pPr>
+            <w:r>
+              <w:rPr>
+                <w:rFonts w:ascii="Liberation Sans" w:hAnsi="Liberation Sans"/>
+              </w:rPr>
+            </w:r>
+          </w:p>
+        </w:tc>
+        <w:tc>
+          <w:tcPr>
+            <w:tcW w:w="2228" w:type="dxa"/>
+            <w:tcBorders/>
+            <w:tcMar>
+              <w:top w:w="75" w:type="dxa"/>
+              <w:bottom w:w="0" w:type="dxa"/>
+            </w:tcMar>
+            <w:vAlign w:val="center"/>
+          </w:tcPr>
+          <w:p>
+            <w:pPr>
+              <w:pStyle w:val="TableContents"/>
+              <w:widowControl w:val="false"/>
+              <w:rPr>
+                <w:rFonts w:ascii="Liberation Sans" w:hAnsi="Liberation Sans"/>
+              </w:rPr>
+            </w:pPr>
+            <w:r>
+              <w:rPr>
+                <w:rFonts w:ascii="Liberation Sans" w:hAnsi="Liberation Sans"/>
+              </w:rPr>
             </w:r>
           </w:p>
         </w:tc>
@@ -4589,8 +4630,6 @@
         <w:jc w:val="left"/>
         <w:rPr>
           <w:rFonts w:ascii="Liberation Sans" w:hAnsi="Liberation Sans"/>
-          <w:sz w:val="24"/>
-          <w:szCs w:val="24"/>
         </w:rPr>
       </w:pPr>
       <w:r>
@@ -4617,8 +4656,8 @@
       </w:tblPr>
       <w:tblGrid>
         <w:gridCol w:w="921"/>
-        <w:gridCol w:w="3134"/>
-        <w:gridCol w:w="2864"/>
+        <w:gridCol w:w="3133"/>
+        <w:gridCol w:w="2865"/>
         <w:gridCol w:w="1381"/>
         <w:gridCol w:w="1338"/>
       </w:tblGrid>
@@ -4641,8 +4680,6 @@
               <w:jc w:val="center"/>
               <w:rPr>
                 <w:rFonts w:ascii="Liberation Sans" w:hAnsi="Liberation Sans"/>
-                <w:sz w:val="24"/>
-                <w:szCs w:val="24"/>
               </w:rPr>
             </w:pPr>
             <w:r>
@@ -4657,7 +4694,7 @@
         </w:tc>
         <w:tc>
           <w:tcPr>
-            <w:tcW w:w="3134" w:type="dxa"/>
+            <w:tcW w:w="3133" w:type="dxa"/>
             <w:tcBorders>
               <w:bottom w:val="single" w:sz="2" w:space="0" w:color="000000"/>
             </w:tcBorders>
@@ -4670,8 +4707,6 @@
               <w:jc w:val="center"/>
               <w:rPr>
                 <w:rFonts w:ascii="Liberation Sans" w:hAnsi="Liberation Sans"/>
-                <w:sz w:val="24"/>
-                <w:szCs w:val="24"/>
               </w:rPr>
             </w:pPr>
             <w:r>
@@ -4686,7 +4721,7 @@
         </w:tc>
         <w:tc>
           <w:tcPr>
-            <w:tcW w:w="2864" w:type="dxa"/>
+            <w:tcW w:w="2865" w:type="dxa"/>
             <w:tcBorders>
               <w:bottom w:val="single" w:sz="2" w:space="0" w:color="000000"/>
             </w:tcBorders>
@@ -4699,8 +4734,6 @@
               <w:jc w:val="center"/>
               <w:rPr>
                 <w:rFonts w:ascii="Liberation Sans" w:hAnsi="Liberation Sans"/>
-                <w:sz w:val="24"/>
-                <w:szCs w:val="24"/>
               </w:rPr>
             </w:pPr>
             <w:r>
@@ -4728,8 +4761,6 @@
               <w:jc w:val="center"/>
               <w:rPr>
                 <w:rFonts w:ascii="Liberation Sans" w:hAnsi="Liberation Sans"/>
-                <w:sz w:val="24"/>
-                <w:szCs w:val="24"/>
               </w:rPr>
             </w:pPr>
             <w:r>
@@ -4757,8 +4788,6 @@
               <w:jc w:val="center"/>
               <w:rPr>
                 <w:rFonts w:ascii="Liberation Sans" w:hAnsi="Liberation Sans"/>
-                <w:sz w:val="24"/>
-                <w:szCs w:val="24"/>
               </w:rPr>
             </w:pPr>
             <w:r>
@@ -4790,8 +4819,6 @@
               <w:jc w:val="center"/>
               <w:rPr>
                 <w:rFonts w:ascii="Liberation Sans" w:hAnsi="Liberation Sans"/>
-                <w:sz w:val="24"/>
-                <w:szCs w:val="24"/>
               </w:rPr>
             </w:pPr>
             <w:r>
@@ -4806,7 +4833,7 @@
         </w:tc>
         <w:tc>
           <w:tcPr>
-            <w:tcW w:w="3134" w:type="dxa"/>
+            <w:tcW w:w="3133" w:type="dxa"/>
             <w:tcBorders/>
             <w:tcMar>
               <w:bottom w:w="0" w:type="dxa"/>
@@ -4832,7 +4859,7 @@
         </w:tc>
         <w:tc>
           <w:tcPr>
-            <w:tcW w:w="2864" w:type="dxa"/>
+            <w:tcW w:w="2865" w:type="dxa"/>
             <w:tcBorders/>
             <w:tcMar>
               <w:bottom w:w="0" w:type="dxa"/>
@@ -4888,8 +4915,6 @@
               <w:jc w:val="center"/>
               <w:rPr>
                 <w:rFonts w:ascii="Liberation Sans" w:hAnsi="Liberation Sans"/>
-                <w:sz w:val="24"/>
-                <w:szCs w:val="24"/>
               </w:rPr>
             </w:pPr>
             <w:r>
@@ -4952,8 +4977,6 @@
               <w:jc w:val="center"/>
               <w:rPr>
                 <w:rFonts w:ascii="Liberation Sans" w:hAnsi="Liberation Sans"/>
-                <w:sz w:val="24"/>
-                <w:szCs w:val="24"/>
               </w:rPr>
             </w:pPr>
             <w:r>
@@ -4968,7 +4991,7 @@
         </w:tc>
         <w:tc>
           <w:tcPr>
-            <w:tcW w:w="3134" w:type="dxa"/>
+            <w:tcW w:w="3133" w:type="dxa"/>
             <w:tcBorders>
               <w:top w:val="single" w:sz="2" w:space="0" w:color="000000"/>
             </w:tcBorders>
@@ -4997,7 +5020,7 @@
         </w:tc>
         <w:tc>
           <w:tcPr>
-            <w:tcW w:w="2864" w:type="dxa"/>
+            <w:tcW w:w="2865" w:type="dxa"/>
             <w:tcBorders>
               <w:top w:val="single" w:sz="2" w:space="0" w:color="000000"/>
             </w:tcBorders>
@@ -5013,8 +5036,6 @@
               <w:widowControl w:val="false"/>
               <w:rPr>
                 <w:rFonts w:ascii="Liberation Sans" w:hAnsi="Liberation Sans"/>
-                <w:sz w:val="24"/>
-                <w:szCs w:val="24"/>
               </w:rPr>
             </w:pPr>
             <w:r>
@@ -5046,8 +5067,6 @@
               <w:jc w:val="center"/>
               <w:rPr>
                 <w:rFonts w:ascii="Liberation Sans" w:hAnsi="Liberation Sans"/>
-                <w:sz w:val="24"/>
-                <w:szCs w:val="24"/>
               </w:rPr>
             </w:pPr>
             <w:r>
@@ -5113,8 +5132,6 @@
               <w:jc w:val="center"/>
               <w:rPr>
                 <w:rFonts w:ascii="Liberation Sans" w:hAnsi="Liberation Sans"/>
-                <w:sz w:val="24"/>
-                <w:szCs w:val="24"/>
               </w:rPr>
             </w:pPr>
             <w:r>
@@ -5129,7 +5146,7 @@
         </w:tc>
         <w:tc>
           <w:tcPr>
-            <w:tcW w:w="3134" w:type="dxa"/>
+            <w:tcW w:w="3133" w:type="dxa"/>
             <w:tcBorders>
               <w:top w:val="single" w:sz="2" w:space="0" w:color="000000"/>
             </w:tcBorders>
@@ -5158,7 +5175,7 @@
         </w:tc>
         <w:tc>
           <w:tcPr>
-            <w:tcW w:w="2864" w:type="dxa"/>
+            <w:tcW w:w="2865" w:type="dxa"/>
             <w:tcBorders>
               <w:top w:val="single" w:sz="2" w:space="0" w:color="000000"/>
             </w:tcBorders>
@@ -5174,8 +5191,6 @@
               <w:widowControl w:val="false"/>
               <w:rPr>
                 <w:rFonts w:ascii="Liberation Sans" w:hAnsi="Liberation Sans"/>
-                <w:sz w:val="24"/>
-                <w:szCs w:val="24"/>
               </w:rPr>
             </w:pPr>
             <w:r>
@@ -5207,8 +5222,6 @@
               <w:jc w:val="center"/>
               <w:rPr>
                 <w:rFonts w:ascii="Liberation Sans" w:hAnsi="Liberation Sans"/>
-                <w:sz w:val="24"/>
-                <w:szCs w:val="24"/>
               </w:rPr>
             </w:pPr>
             <w:r>
@@ -5274,8 +5287,6 @@
               <w:jc w:val="center"/>
               <w:rPr>
                 <w:rFonts w:ascii="Liberation Sans" w:hAnsi="Liberation Sans"/>
-                <w:sz w:val="24"/>
-                <w:szCs w:val="24"/>
               </w:rPr>
             </w:pPr>
             <w:r>
@@ -5290,7 +5301,7 @@
         </w:tc>
         <w:tc>
           <w:tcPr>
-            <w:tcW w:w="3134" w:type="dxa"/>
+            <w:tcW w:w="3133" w:type="dxa"/>
             <w:tcBorders>
               <w:top w:val="single" w:sz="2" w:space="0" w:color="000000"/>
             </w:tcBorders>
@@ -5319,7 +5330,7 @@
         </w:tc>
         <w:tc>
           <w:tcPr>
-            <w:tcW w:w="2864" w:type="dxa"/>
+            <w:tcW w:w="2865" w:type="dxa"/>
             <w:tcBorders>
               <w:top w:val="single" w:sz="2" w:space="0" w:color="000000"/>
             </w:tcBorders>
@@ -5335,8 +5346,6 @@
               <w:widowControl w:val="false"/>
               <w:rPr>
                 <w:rFonts w:ascii="Liberation Sans" w:hAnsi="Liberation Sans"/>
-                <w:sz w:val="24"/>
-                <w:szCs w:val="24"/>
               </w:rPr>
             </w:pPr>
             <w:r>
@@ -5368,8 +5377,6 @@
               <w:jc w:val="center"/>
               <w:rPr>
                 <w:rFonts w:ascii="Liberation Sans" w:hAnsi="Liberation Sans"/>
-                <w:sz w:val="24"/>
-                <w:szCs w:val="24"/>
               </w:rPr>
             </w:pPr>
             <w:r>
@@ -5474,8 +5481,6 @@
         <w:jc w:val="left"/>
         <w:rPr>
           <w:rFonts w:ascii="Liberation Sans" w:hAnsi="Liberation Sans"/>
-          <w:sz w:val="24"/>
-          <w:szCs w:val="24"/>
         </w:rPr>
       </w:pPr>
       <w:r>
@@ -5526,8 +5531,6 @@
               <w:jc w:val="center"/>
               <w:rPr>
                 <w:rFonts w:ascii="Liberation Sans" w:hAnsi="Liberation Sans"/>
-                <w:sz w:val="24"/>
-                <w:szCs w:val="24"/>
               </w:rPr>
             </w:pPr>
             <w:r>
@@ -5555,8 +5558,6 @@
               <w:jc w:val="center"/>
               <w:rPr>
                 <w:rFonts w:ascii="Liberation Sans" w:hAnsi="Liberation Sans"/>
-                <w:sz w:val="24"/>
-                <w:szCs w:val="24"/>
               </w:rPr>
             </w:pPr>
             <w:r>
@@ -5584,8 +5585,6 @@
               <w:jc w:val="center"/>
               <w:rPr>
                 <w:rFonts w:ascii="Liberation Sans" w:hAnsi="Liberation Sans"/>
-                <w:sz w:val="24"/>
-                <w:szCs w:val="24"/>
               </w:rPr>
             </w:pPr>
             <w:r>
@@ -5613,8 +5612,6 @@
               <w:jc w:val="center"/>
               <w:rPr>
                 <w:rFonts w:ascii="Liberation Sans" w:hAnsi="Liberation Sans"/>
-                <w:sz w:val="24"/>
-                <w:szCs w:val="24"/>
               </w:rPr>
             </w:pPr>
             <w:r>
@@ -5642,8 +5639,6 @@
               <w:jc w:val="center"/>
               <w:rPr>
                 <w:rFonts w:ascii="Liberation Sans" w:hAnsi="Liberation Sans"/>
-                <w:sz w:val="24"/>
-                <w:szCs w:val="24"/>
               </w:rPr>
             </w:pPr>
             <w:r>
@@ -5675,8 +5670,6 @@
               <w:jc w:val="center"/>
               <w:rPr>
                 <w:rFonts w:ascii="Liberation Sans" w:hAnsi="Liberation Sans"/>
-                <w:sz w:val="24"/>
-                <w:szCs w:val="24"/>
               </w:rPr>
             </w:pPr>
             <w:r>
@@ -5730,8 +5723,6 @@
               <w:widowControl w:val="false"/>
               <w:rPr>
                 <w:rFonts w:ascii="Liberation Sans" w:hAnsi="Liberation Sans"/>
-                <w:sz w:val="24"/>
-                <w:szCs w:val="24"/>
               </w:rPr>
             </w:pPr>
             <w:r>
@@ -5759,8 +5750,6 @@
               <w:widowControl w:val="false"/>
               <w:rPr>
                 <w:rFonts w:ascii="Liberation Sans" w:hAnsi="Liberation Sans"/>
-                <w:sz w:val="24"/>
-                <w:szCs w:val="24"/>
               </w:rPr>
             </w:pPr>
             <w:r>
@@ -5788,8 +5777,6 @@
               <w:widowControl w:val="false"/>
               <w:rPr>
                 <w:rFonts w:ascii="Liberation Sans" w:hAnsi="Liberation Sans"/>
-                <w:sz w:val="24"/>
-                <w:szCs w:val="24"/>
               </w:rPr>
             </w:pPr>
             <w:r>
@@ -5829,12 +5816,10 @@
         <w:pStyle w:val="Heading2"/>
         <w:numPr>
           <w:ilvl w:val="1"/>
-          <w:numId w:val="3"/>
+          <w:numId w:val="2"/>
         </w:numPr>
         <w:rPr>
           <w:rFonts w:ascii="Liberation Sans" w:hAnsi="Liberation Sans"/>
-          <w:sz w:val="24"/>
-          <w:szCs w:val="24"/>
         </w:rPr>
       </w:pPr>
       <w:r>
@@ -5850,11 +5835,7 @@
     <w:p>
       <w:pPr>
         <w:pStyle w:val="TextBody"/>
-        <w:rPr>
-          <w:rFonts w:ascii="Liberation Sans" w:hAnsi="Liberation Sans"/>
-          <w:sz w:val="24"/>
-          <w:szCs w:val="24"/>
-        </w:rPr>
+        <w:rPr/>
       </w:pPr>
       <w:r>
         <w:rPr>
@@ -5889,9 +5870,9 @@
       </w:tblPr>
       <w:tblGrid>
         <w:gridCol w:w="921"/>
-        <w:gridCol w:w="2994"/>
-        <w:gridCol w:w="1489"/>
-        <w:gridCol w:w="4234"/>
+        <w:gridCol w:w="2993"/>
+        <w:gridCol w:w="1490"/>
+        <w:gridCol w:w="4233"/>
       </w:tblGrid>
       <w:tr>
         <w:trPr>
@@ -5912,8 +5893,6 @@
               <w:jc w:val="center"/>
               <w:rPr>
                 <w:rFonts w:ascii="Liberation Sans" w:hAnsi="Liberation Sans"/>
-                <w:sz w:val="24"/>
-                <w:szCs w:val="24"/>
               </w:rPr>
             </w:pPr>
             <w:r>
@@ -5928,7 +5907,7 @@
         </w:tc>
         <w:tc>
           <w:tcPr>
-            <w:tcW w:w="2994" w:type="dxa"/>
+            <w:tcW w:w="2993" w:type="dxa"/>
             <w:tcBorders>
               <w:bottom w:val="single" w:sz="2" w:space="0" w:color="000000"/>
             </w:tcBorders>
@@ -5941,8 +5920,6 @@
               <w:jc w:val="center"/>
               <w:rPr>
                 <w:rFonts w:ascii="Liberation Sans" w:hAnsi="Liberation Sans"/>
-                <w:sz w:val="24"/>
-                <w:szCs w:val="24"/>
               </w:rPr>
             </w:pPr>
             <w:r>
@@ -5957,7 +5934,7 @@
         </w:tc>
         <w:tc>
           <w:tcPr>
-            <w:tcW w:w="1489" w:type="dxa"/>
+            <w:tcW w:w="1490" w:type="dxa"/>
             <w:tcBorders>
               <w:bottom w:val="single" w:sz="2" w:space="0" w:color="000000"/>
             </w:tcBorders>
@@ -5970,8 +5947,6 @@
               <w:jc w:val="center"/>
               <w:rPr>
                 <w:rFonts w:ascii="Liberation Sans" w:hAnsi="Liberation Sans"/>
-                <w:sz w:val="24"/>
-                <w:szCs w:val="24"/>
               </w:rPr>
             </w:pPr>
             <w:r>
@@ -5986,7 +5961,7 @@
         </w:tc>
         <w:tc>
           <w:tcPr>
-            <w:tcW w:w="4234" w:type="dxa"/>
+            <w:tcW w:w="4233" w:type="dxa"/>
             <w:tcBorders>
               <w:bottom w:val="single" w:sz="2" w:space="0" w:color="000000"/>
             </w:tcBorders>
@@ -5999,8 +5974,6 @@
               <w:jc w:val="center"/>
               <w:rPr>
                 <w:rFonts w:ascii="Liberation Sans" w:hAnsi="Liberation Sans"/>
-                <w:sz w:val="24"/>
-                <w:szCs w:val="24"/>
               </w:rPr>
             </w:pPr>
             <w:r>
@@ -6032,8 +6005,6 @@
               <w:jc w:val="center"/>
               <w:rPr>
                 <w:rFonts w:ascii="Liberation Sans" w:hAnsi="Liberation Sans"/>
-                <w:sz w:val="24"/>
-                <w:szCs w:val="24"/>
               </w:rPr>
             </w:pPr>
             <w:r>
@@ -6048,7 +6019,7 @@
         </w:tc>
         <w:tc>
           <w:tcPr>
-            <w:tcW w:w="2994" w:type="dxa"/>
+            <w:tcW w:w="2993" w:type="dxa"/>
             <w:tcBorders/>
             <w:tcMar>
               <w:bottom w:w="0" w:type="dxa"/>
@@ -6074,7 +6045,7 @@
         </w:tc>
         <w:tc>
           <w:tcPr>
-            <w:tcW w:w="1489" w:type="dxa"/>
+            <w:tcW w:w="1490" w:type="dxa"/>
             <w:tcBorders/>
             <w:tcMar>
               <w:bottom w:w="0" w:type="dxa"/>
@@ -6088,8 +6059,6 @@
               <w:jc w:val="center"/>
               <w:rPr>
                 <w:rFonts w:ascii="Liberation Sans" w:hAnsi="Liberation Sans"/>
-                <w:sz w:val="24"/>
-                <w:szCs w:val="24"/>
               </w:rPr>
             </w:pPr>
             <w:r>
@@ -6104,7 +6073,7 @@
         </w:tc>
         <w:tc>
           <w:tcPr>
-            <w:tcW w:w="4234" w:type="dxa"/>
+            <w:tcW w:w="4233" w:type="dxa"/>
             <w:tcBorders/>
             <w:tcMar>
               <w:bottom w:w="0" w:type="dxa"/>
@@ -6117,8 +6086,6 @@
               <w:widowControl w:val="false"/>
               <w:rPr>
                 <w:rFonts w:ascii="Liberation Sans" w:hAnsi="Liberation Sans"/>
-                <w:sz w:val="24"/>
-                <w:szCs w:val="24"/>
               </w:rPr>
             </w:pPr>
             <w:r>
@@ -6161,8 +6128,6 @@
         <w:jc w:val="left"/>
         <w:rPr>
           <w:rFonts w:ascii="Liberation Sans" w:hAnsi="Liberation Sans"/>
-          <w:sz w:val="24"/>
-          <w:szCs w:val="24"/>
         </w:rPr>
       </w:pPr>
       <w:r>
@@ -6193,7 +6158,7 @@
           <w:szCs w:val="24"/>
         </w:rPr>
         <w:drawing>
-          <wp:anchor behindDoc="0" distT="0" distB="0" distL="0" distR="0" simplePos="0" locked="0" layoutInCell="0" allowOverlap="1" relativeHeight="3">
+          <wp:anchor behindDoc="0" distT="0" distB="0" distL="0" distR="0" simplePos="0" locked="0" layoutInCell="0" allowOverlap="1" relativeHeight="2">
             <wp:simplePos x="0" y="0"/>
             <wp:positionH relativeFrom="column">
               <wp:align>center</wp:align>
@@ -6204,7 +6169,7 @@
             <wp:extent cx="6120130" cy="2922270"/>
             <wp:effectExtent l="0" t="0" r="0" b="0"/>
             <wp:wrapSquare wrapText="largest"/>
-            <wp:docPr id="1" name="Image1" descr=""/>
+            <wp:docPr id="2" name="Image1" descr=""/>
             <wp:cNvGraphicFramePr>
               <a:graphicFrameLocks xmlns:a="http://schemas.openxmlformats.org/drawingml/2006/main" noChangeAspect="1"/>
             </wp:cNvGraphicFramePr>
@@ -6212,13 +6177,13 @@
               <a:graphicData uri="http://schemas.openxmlformats.org/drawingml/2006/picture">
                 <pic:pic xmlns:pic="http://schemas.openxmlformats.org/drawingml/2006/picture">
                   <pic:nvPicPr>
-                    <pic:cNvPr id="1" name="Image1" descr=""/>
+                    <pic:cNvPr id="2" name="Image1" descr=""/>
                     <pic:cNvPicPr>
                       <a:picLocks noChangeAspect="1" noChangeArrowheads="1"/>
                     </pic:cNvPicPr>
                   </pic:nvPicPr>
                   <pic:blipFill>
-                    <a:blip r:embed="rId2"/>
+                    <a:blip r:embed="rId3"/>
                     <a:stretch>
                       <a:fillRect/>
                     </a:stretch>
@@ -6295,14 +6260,14 @@
         </w:tblCellMar>
       </w:tblPr>
       <w:tblGrid>
-        <w:gridCol w:w="1500"/>
+        <w:gridCol w:w="1499"/>
         <w:gridCol w:w="8138"/>
       </w:tblGrid>
       <w:tr>
         <w:trPr/>
         <w:tc>
           <w:tcPr>
-            <w:tcW w:w="1500" w:type="dxa"/>
+            <w:tcW w:w="1499" w:type="dxa"/>
             <w:tcBorders>
               <w:top w:val="single" w:sz="4" w:space="0" w:color="000000"/>
               <w:left w:val="single" w:sz="4" w:space="0" w:color="000000"/>
@@ -6312,6 +6277,7 @@
           <w:p>
             <w:pPr>
               <w:pStyle w:val="TableContents"/>
+              <w:widowControl w:val="false"/>
               <w:rPr>
                 <w:rFonts w:ascii="Liberation Sans" w:hAnsi="Liberation Sans"/>
               </w:rPr>
@@ -6336,21 +6302,16 @@
           <w:p>
             <w:pPr>
               <w:pStyle w:val="TableContents"/>
-              <w:rPr>
-                <w:rFonts w:ascii="Liberation Sans" w:hAnsi="Liberation Sans"/>
-              </w:rPr>
-            </w:pPr>
-            <w:r>
-              <w:rPr>
-                <w:rFonts w:ascii="Liberation Sans" w:hAnsi="Liberation Sans"/>
-              </w:rPr>
-              <w:t>GET: http://localhost:5096/api/work-</w:t>
-            </w:r>
-            <w:r>
-              <w:rPr>
-                <w:rFonts w:ascii="Liberation Sans" w:hAnsi="Liberation Sans"/>
-              </w:rPr>
-              <w:t>orders/pending</w:t>
+              <w:widowControl w:val="false"/>
+              <w:rPr>
+                <w:rFonts w:ascii="Liberation Sans" w:hAnsi="Liberation Sans"/>
+              </w:rPr>
+            </w:pPr>
+            <w:r>
+              <w:rPr>
+                <w:rFonts w:ascii="Liberation Sans" w:hAnsi="Liberation Sans"/>
+              </w:rPr>
+              <w:t>GET: http://localhost:5096/api/work-orders/pending</w:t>
             </w:r>
           </w:p>
         </w:tc>
@@ -6359,7 +6320,7 @@
         <w:trPr/>
         <w:tc>
           <w:tcPr>
-            <w:tcW w:w="1500" w:type="dxa"/>
+            <w:tcW w:w="1499" w:type="dxa"/>
             <w:tcBorders>
               <w:left w:val="single" w:sz="4" w:space="0" w:color="000000"/>
               <w:bottom w:val="single" w:sz="4" w:space="0" w:color="000000"/>
@@ -6368,6 +6329,7 @@
           <w:p>
             <w:pPr>
               <w:pStyle w:val="TableContents"/>
+              <w:widowControl w:val="false"/>
               <w:rPr>
                 <w:rFonts w:ascii="Liberation Sans" w:hAnsi="Liberation Sans"/>
               </w:rPr>
@@ -6392,6 +6354,7 @@
           <w:p>
             <w:pPr>
               <w:pStyle w:val="TableContents"/>
+              <w:widowControl w:val="false"/>
               <w:rPr>
                 <w:rFonts w:ascii="Liberation Sans" w:hAnsi="Liberation Sans"/>
               </w:rPr>
@@ -6408,7 +6371,7 @@
         <w:trPr/>
         <w:tc>
           <w:tcPr>
-            <w:tcW w:w="1500" w:type="dxa"/>
+            <w:tcW w:w="1499" w:type="dxa"/>
             <w:tcBorders>
               <w:left w:val="single" w:sz="4" w:space="0" w:color="000000"/>
               <w:bottom w:val="single" w:sz="4" w:space="0" w:color="000000"/>
@@ -6417,6 +6380,7 @@
           <w:p>
             <w:pPr>
               <w:pStyle w:val="TableContents"/>
+              <w:widowControl w:val="false"/>
               <w:rPr>
                 <w:rFonts w:ascii="Liberation Sans" w:hAnsi="Liberation Sans"/>
               </w:rPr>
@@ -6441,14 +6405,16 @@
           <w:p>
             <w:pPr>
               <w:pStyle w:val="TableContents"/>
-              <w:rPr>
-                <w:rFonts w:ascii="Liberation Sans" w:hAnsi="Liberation Sans"/>
-              </w:rPr>
-            </w:pPr>
-            <w:r>
-              <w:rPr>
-                <w:rFonts w:ascii="Liberation Sans" w:hAnsi="Liberation Sans"/>
-              </w:rPr>
+              <w:widowControl w:val="false"/>
+              <w:rPr>
+                <w:rFonts w:ascii="Liberation Sans" w:hAnsi="Liberation Sans"/>
+              </w:rPr>
+            </w:pPr>
+            <w:r>
+              <w:rPr>
+                <w:rFonts w:ascii="Liberation Sans" w:hAnsi="Liberation Sans"/>
+              </w:rPr>
+              <w:t>{ "data": [ { "Id": 2, "OrderNo": "WO-2026-002", "ProductId": 2, "Quantity": 500, "Priority": 5, "DueDate": "2026-03-15T00:00:00", "Status": 0 }, { "Id": 3, "OrderNo": "WO-2026-005", "ProductId": 1, "Quantity": 300, "Priority": 99, "DueDate": "2026-03-01T00:00:00", "Status": 0 }, { "Id": 4, "OrderNo": "WO-2026-006", "ProductId": 2, "Quantity": 1000, "Priority": 2, "DueDate": "2026-06-15T00:00:00", "Status": 0 }, { "Id": 5, "OrderNo": "WO-2026-007", "ProductId": 1, "Quantity": 50, "Priority": 7, "DueDate": "2026-04-10T00:00:00", "Status": 0 } ] }</w:t>
             </w:r>
           </w:p>
         </w:tc>
@@ -6475,8 +6441,6 @@
         <w:pStyle w:val="TextBody"/>
         <w:rPr>
           <w:rFonts w:ascii="Liberation Sans" w:hAnsi="Liberation Sans"/>
-          <w:sz w:val="24"/>
-          <w:szCs w:val="24"/>
         </w:rPr>
       </w:pPr>
       <w:r>
@@ -6504,7 +6468,7 @@
       <w:tblGrid>
         <w:gridCol w:w="921"/>
         <w:gridCol w:w="3756"/>
-        <w:gridCol w:w="1714"/>
+        <w:gridCol w:w="1713"/>
         <w:gridCol w:w="3247"/>
       </w:tblGrid>
       <w:tr>
@@ -6524,8 +6488,6 @@
               <w:jc w:val="center"/>
               <w:rPr>
                 <w:rFonts w:ascii="Liberation Sans" w:hAnsi="Liberation Sans"/>
-                <w:sz w:val="24"/>
-                <w:szCs w:val="24"/>
               </w:rPr>
             </w:pPr>
             <w:r>
@@ -6551,8 +6513,6 @@
               <w:jc w:val="center"/>
               <w:rPr>
                 <w:rFonts w:ascii="Liberation Sans" w:hAnsi="Liberation Sans"/>
-                <w:sz w:val="24"/>
-                <w:szCs w:val="24"/>
               </w:rPr>
             </w:pPr>
             <w:r>
@@ -6567,7 +6527,7 @@
         </w:tc>
         <w:tc>
           <w:tcPr>
-            <w:tcW w:w="1714" w:type="dxa"/>
+            <w:tcW w:w="1713" w:type="dxa"/>
             <w:tcBorders/>
             <w:vAlign w:val="center"/>
           </w:tcPr>
@@ -6578,8 +6538,6 @@
               <w:jc w:val="center"/>
               <w:rPr>
                 <w:rFonts w:ascii="Liberation Sans" w:hAnsi="Liberation Sans"/>
-                <w:sz w:val="24"/>
-                <w:szCs w:val="24"/>
               </w:rPr>
             </w:pPr>
             <w:r>
@@ -6605,8 +6563,6 @@
               <w:jc w:val="center"/>
               <w:rPr>
                 <w:rFonts w:ascii="Liberation Sans" w:hAnsi="Liberation Sans"/>
-                <w:sz w:val="24"/>
-                <w:szCs w:val="24"/>
               </w:rPr>
             </w:pPr>
             <w:r>
@@ -6637,8 +6593,6 @@
               <w:jc w:val="center"/>
               <w:rPr>
                 <w:rFonts w:ascii="Liberation Sans" w:hAnsi="Liberation Sans"/>
-                <w:sz w:val="24"/>
-                <w:szCs w:val="24"/>
               </w:rPr>
             </w:pPr>
             <w:r>
@@ -6678,7 +6632,7 @@
         </w:tc>
         <w:tc>
           <w:tcPr>
-            <w:tcW w:w="1714" w:type="dxa"/>
+            <w:tcW w:w="1713" w:type="dxa"/>
             <w:tcBorders>
               <w:bottom w:val="single" w:sz="2" w:space="0" w:color="000000"/>
             </w:tcBorders>
@@ -6691,8 +6645,6 @@
               <w:jc w:val="center"/>
               <w:rPr>
                 <w:rFonts w:ascii="Liberation Sans" w:hAnsi="Liberation Sans"/>
-                <w:sz w:val="24"/>
-                <w:szCs w:val="24"/>
               </w:rPr>
             </w:pPr>
             <w:r>
@@ -6719,8 +6671,6 @@
               <w:widowControl w:val="false"/>
               <w:rPr>
                 <w:rFonts w:ascii="Liberation Sans" w:hAnsi="Liberation Sans"/>
-                <w:sz w:val="24"/>
-                <w:szCs w:val="24"/>
               </w:rPr>
             </w:pPr>
             <w:r>
@@ -6760,8 +6710,6 @@
         <w:jc w:val="left"/>
         <w:rPr>
           <w:rFonts w:ascii="Liberation Sans" w:hAnsi="Liberation Sans"/>
-          <w:sz w:val="24"/>
-          <w:szCs w:val="24"/>
         </w:rPr>
       </w:pPr>
       <w:r>
@@ -6847,14 +6795,14 @@
         </w:tblCellMar>
       </w:tblPr>
       <w:tblGrid>
-        <w:gridCol w:w="1500"/>
+        <w:gridCol w:w="1499"/>
         <w:gridCol w:w="8138"/>
       </w:tblGrid>
       <w:tr>
         <w:trPr/>
         <w:tc>
           <w:tcPr>
-            <w:tcW w:w="1500" w:type="dxa"/>
+            <w:tcW w:w="1499" w:type="dxa"/>
             <w:tcBorders>
               <w:top w:val="single" w:sz="4" w:space="0" w:color="000000"/>
               <w:left w:val="single" w:sz="4" w:space="0" w:color="000000"/>
@@ -6864,6 +6812,7 @@
           <w:p>
             <w:pPr>
               <w:pStyle w:val="TableContents"/>
+              <w:widowControl w:val="false"/>
               <w:rPr>
                 <w:rFonts w:ascii="Liberation Sans" w:hAnsi="Liberation Sans"/>
               </w:rPr>
@@ -6888,15 +6837,14 @@
           <w:p>
             <w:pPr>
               <w:pStyle w:val="TableContents"/>
-              <w:rPr>
-                <w:rFonts w:ascii="Liberation Sans" w:hAnsi="Liberation Sans"/>
-              </w:rPr>
-            </w:pPr>
-            <w:r>
-              <w:rPr>
-                <w:rFonts w:ascii="Liberation Sans" w:hAnsi="Liberation Sans"/>
-              </w:rPr>
-              <w:t>GET: http://localhost:5096</w:t>
+              <w:widowControl w:val="false"/>
+              <w:rPr/>
+            </w:pPr>
+            <w:r>
+              <w:rPr>
+                <w:rFonts w:ascii="Liberation Sans" w:hAnsi="Liberation Sans"/>
+              </w:rPr>
+              <w:t xml:space="preserve">GET: </w:t>
             </w:r>
             <w:r>
               <w:rPr>
@@ -6905,7 +6853,22 @@
                 <w:sz w:val="24"/>
                 <w:szCs w:val="24"/>
               </w:rPr>
-              <w:t>/api/work-orders/{id}/route-details</w:t>
+              <w:t>http://localhost:5096/api/work-orders/5/route-details</w:t>
+            </w:r>
+          </w:p>
+          <w:p>
+            <w:pPr>
+              <w:pStyle w:val="TableContents"/>
+              <w:widowControl w:val="false"/>
+              <w:rPr>
+                <w:rStyle w:val="SourceText"/>
+                <w:rFonts w:ascii="Liberation Sans" w:hAnsi="Liberation Sans"/>
+                <w:sz w:val="24"/>
+                <w:szCs w:val="24"/>
+              </w:rPr>
+            </w:pPr>
+            <w:r>
+              <w:rPr/>
             </w:r>
           </w:p>
         </w:tc>
@@ -6914,7 +6877,7 @@
         <w:trPr/>
         <w:tc>
           <w:tcPr>
-            <w:tcW w:w="1500" w:type="dxa"/>
+            <w:tcW w:w="1499" w:type="dxa"/>
             <w:tcBorders>
               <w:left w:val="single" w:sz="4" w:space="0" w:color="000000"/>
               <w:bottom w:val="single" w:sz="4" w:space="0" w:color="000000"/>
@@ -6923,6 +6886,7 @@
           <w:p>
             <w:pPr>
               <w:pStyle w:val="TableContents"/>
+              <w:widowControl w:val="false"/>
               <w:rPr>
                 <w:rFonts w:ascii="Liberation Sans" w:hAnsi="Liberation Sans"/>
               </w:rPr>
@@ -6947,6 +6911,7 @@
           <w:p>
             <w:pPr>
               <w:pStyle w:val="TableContents"/>
+              <w:widowControl w:val="false"/>
               <w:rPr>
                 <w:rFonts w:ascii="Liberation Sans" w:hAnsi="Liberation Sans"/>
               </w:rPr>
@@ -6963,7 +6928,7 @@
         <w:trPr/>
         <w:tc>
           <w:tcPr>
-            <w:tcW w:w="1500" w:type="dxa"/>
+            <w:tcW w:w="1499" w:type="dxa"/>
             <w:tcBorders>
               <w:left w:val="single" w:sz="4" w:space="0" w:color="000000"/>
               <w:bottom w:val="single" w:sz="4" w:space="0" w:color="000000"/>
@@ -6972,6 +6937,7 @@
           <w:p>
             <w:pPr>
               <w:pStyle w:val="TableContents"/>
+              <w:widowControl w:val="false"/>
               <w:rPr>
                 <w:rFonts w:ascii="Liberation Sans" w:hAnsi="Liberation Sans"/>
               </w:rPr>
@@ -6996,14 +6962,16 @@
           <w:p>
             <w:pPr>
               <w:pStyle w:val="TableContents"/>
-              <w:rPr>
-                <w:rFonts w:ascii="Liberation Sans" w:hAnsi="Liberation Sans"/>
-              </w:rPr>
-            </w:pPr>
-            <w:r>
-              <w:rPr>
-                <w:rFonts w:ascii="Liberation Sans" w:hAnsi="Liberation Sans"/>
-              </w:rPr>
+              <w:widowControl w:val="false"/>
+              <w:rPr>
+                <w:rFonts w:ascii="Liberation Sans" w:hAnsi="Liberation Sans"/>
+              </w:rPr>
+            </w:pPr>
+            <w:r>
+              <w:rPr>
+                <w:rFonts w:ascii="Liberation Sans" w:hAnsi="Liberation Sans"/>
+              </w:rPr>
+              <w:t>{ "data": { "workOrderId": 5, "orderNo": "WO-2026-007", "productName": "Khung xe đạp", "steps": [ { "stepOrder": 1, "operationId": 1, "opCode": "CUT", "description": "Cắt phôi", "availableMachines": [ { "workCenterId": 3, "workCenterCode": "MC-003", "workCenterName": "Máy Cắt Laser", "cycleTime": 10, "setupTime": 5 } ] }, { "stepOrder": 2, "operationId": 2, "opCode": "WELD", "description": "Hàn cấu kiện", "availableMachines": [ { "workCenterId": 1, "workCenterCode": "MC-001", "workCenterName": "Máy Hàn Robot 01", "cycleTime": 30, "setupTime": 15 }, { "workCenterId": 2, "workCenterCode": "MC-002", "workCenterName": "Máy Hàn Tay 02", "cycleTime": 50, "setupTime": 10 } ] } ] } }</w:t>
             </w:r>
           </w:p>
         </w:tc>
@@ -7029,7 +6997,7 @@
       <w:pPr>
         <w:pStyle w:val="TextBody"/>
         <w:rPr>
-          <w:strike/>
+          <w:rFonts w:ascii="Liberation Sans" w:hAnsi="Liberation Sans"/>
         </w:rPr>
       </w:pPr>
       <w:r>
@@ -7058,7 +7026,7 @@
       <w:tblGrid>
         <w:gridCol w:w="921"/>
         <w:gridCol w:w="3756"/>
-        <w:gridCol w:w="1714"/>
+        <w:gridCol w:w="1713"/>
         <w:gridCol w:w="3247"/>
       </w:tblGrid>
       <w:tr>
@@ -7078,9 +7046,6 @@
               <w:jc w:val="center"/>
               <w:rPr>
                 <w:rFonts w:ascii="Liberation Sans" w:hAnsi="Liberation Sans"/>
-                <w:strike/>
-                <w:sz w:val="24"/>
-                <w:szCs w:val="24"/>
               </w:rPr>
             </w:pPr>
             <w:r>
@@ -7107,25 +7072,22 @@
               <w:jc w:val="center"/>
               <w:rPr>
                 <w:rFonts w:ascii="Liberation Sans" w:hAnsi="Liberation Sans"/>
+              </w:rPr>
+            </w:pPr>
+            <w:r>
+              <w:rPr>
+                <w:rFonts w:ascii="Liberation Sans" w:hAnsi="Liberation Sans"/>
                 <w:strike/>
                 <w:sz w:val="24"/>
                 <w:szCs w:val="24"/>
               </w:rPr>
-            </w:pPr>
-            <w:r>
-              <w:rPr>
-                <w:rFonts w:ascii="Liberation Sans" w:hAnsi="Liberation Sans"/>
-                <w:strike/>
-                <w:sz w:val="24"/>
-                <w:szCs w:val="24"/>
-              </w:rPr>
               <w:t>Endpoint</w:t>
             </w:r>
           </w:p>
         </w:tc>
         <w:tc>
           <w:tcPr>
-            <w:tcW w:w="1714" w:type="dxa"/>
+            <w:tcW w:w="1713" w:type="dxa"/>
             <w:tcBorders/>
             <w:vAlign w:val="center"/>
           </w:tcPr>
@@ -7136,9 +7098,6 @@
               <w:jc w:val="center"/>
               <w:rPr>
                 <w:rFonts w:ascii="Liberation Sans" w:hAnsi="Liberation Sans"/>
-                <w:strike/>
-                <w:sz w:val="24"/>
-                <w:szCs w:val="24"/>
               </w:rPr>
             </w:pPr>
             <w:r>
@@ -7165,9 +7124,6 @@
               <w:jc w:val="center"/>
               <w:rPr>
                 <w:rFonts w:ascii="Liberation Sans" w:hAnsi="Liberation Sans"/>
-                <w:strike/>
-                <w:sz w:val="24"/>
-                <w:szCs w:val="24"/>
               </w:rPr>
             </w:pPr>
             <w:r>
@@ -7197,9 +7153,6 @@
               <w:jc w:val="center"/>
               <w:rPr>
                 <w:rFonts w:ascii="Liberation Sans" w:hAnsi="Liberation Sans"/>
-                <w:strike/>
-                <w:sz w:val="24"/>
-                <w:szCs w:val="24"/>
               </w:rPr>
             </w:pPr>
             <w:r>
@@ -7239,7 +7192,7 @@
         </w:tc>
         <w:tc>
           <w:tcPr>
-            <w:tcW w:w="1714" w:type="dxa"/>
+            <w:tcW w:w="1713" w:type="dxa"/>
             <w:tcBorders/>
             <w:vAlign w:val="center"/>
           </w:tcPr>
@@ -7317,37 +7270,16 @@
         <w:pStyle w:val="TextBody"/>
         <w:rPr>
           <w:rFonts w:ascii="Liberation Sans" w:hAnsi="Liberation Sans"/>
+        </w:rPr>
+      </w:pPr>
+      <w:r>
+        <w:rPr>
+          <w:rFonts w:ascii="Liberation Sans" w:hAnsi="Liberation Sans"/>
           <w:strike/>
           <w:sz w:val="24"/>
           <w:szCs w:val="24"/>
         </w:rPr>
-      </w:pPr>
-      <w:r>
-        <w:rPr>
-          <w:rFonts w:ascii="Liberation Sans" w:hAnsi="Liberation Sans"/>
-          <w:strike/>
-          <w:sz w:val="24"/>
-          <w:szCs w:val="24"/>
-        </w:rPr>
-        <w:t xml:space="preserve">- </w:t>
-      </w:r>
-      <w:r>
-        <w:rPr>
-          <w:rFonts w:ascii="Liberation Sans" w:hAnsi="Liberation Sans"/>
-          <w:strike/>
-          <w:sz w:val="24"/>
-          <w:szCs w:val="24"/>
-        </w:rPr>
-        <w:t>Kết quả của API</w:t>
-      </w:r>
-      <w:r>
-        <w:rPr>
-          <w:rFonts w:ascii="Liberation Sans" w:hAnsi="Liberation Sans"/>
-          <w:strike/>
-          <w:sz w:val="24"/>
-          <w:szCs w:val="24"/>
-        </w:rPr>
-        <w:t xml:space="preserve"> để vẽ lên bảng Gantt/Board.</w:t>
+        <w:t>- Kết quả của API để vẽ lên bảng Gantt/Board.</w:t>
       </w:r>
     </w:p>
     <w:p>
@@ -7355,8 +7287,6 @@
         <w:pStyle w:val="TextBody"/>
         <w:rPr>
           <w:rFonts w:ascii="Liberation Sans" w:hAnsi="Liberation Sans"/>
-          <w:sz w:val="24"/>
-          <w:szCs w:val="24"/>
         </w:rPr>
       </w:pPr>
       <w:r>
@@ -7384,7 +7314,7 @@
       <w:tblGrid>
         <w:gridCol w:w="1028"/>
         <w:gridCol w:w="3467"/>
-        <w:gridCol w:w="2913"/>
+        <w:gridCol w:w="2912"/>
         <w:gridCol w:w="2230"/>
       </w:tblGrid>
       <w:tr>
@@ -7404,8 +7334,6 @@
               <w:jc w:val="center"/>
               <w:rPr>
                 <w:rFonts w:ascii="Liberation Sans" w:hAnsi="Liberation Sans"/>
-                <w:sz w:val="24"/>
-                <w:szCs w:val="24"/>
               </w:rPr>
             </w:pPr>
             <w:r>
@@ -7431,8 +7359,6 @@
               <w:jc w:val="center"/>
               <w:rPr>
                 <w:rFonts w:ascii="Liberation Sans" w:hAnsi="Liberation Sans"/>
-                <w:sz w:val="24"/>
-                <w:szCs w:val="24"/>
               </w:rPr>
             </w:pPr>
             <w:r>
@@ -7447,7 +7373,7 @@
         </w:tc>
         <w:tc>
           <w:tcPr>
-            <w:tcW w:w="2913" w:type="dxa"/>
+            <w:tcW w:w="2912" w:type="dxa"/>
             <w:tcBorders/>
             <w:vAlign w:val="center"/>
           </w:tcPr>
@@ -7458,8 +7384,6 @@
               <w:jc w:val="center"/>
               <w:rPr>
                 <w:rFonts w:ascii="Liberation Sans" w:hAnsi="Liberation Sans"/>
-                <w:sz w:val="24"/>
-                <w:szCs w:val="24"/>
               </w:rPr>
             </w:pPr>
             <w:r>
@@ -7485,8 +7409,6 @@
               <w:jc w:val="center"/>
               <w:rPr>
                 <w:rFonts w:ascii="Liberation Sans" w:hAnsi="Liberation Sans"/>
-                <w:sz w:val="24"/>
-                <w:szCs w:val="24"/>
               </w:rPr>
             </w:pPr>
             <w:r>
@@ -7517,8 +7439,6 @@
               <w:jc w:val="center"/>
               <w:rPr>
                 <w:rFonts w:ascii="Liberation Sans" w:hAnsi="Liberation Sans"/>
-                <w:sz w:val="24"/>
-                <w:szCs w:val="24"/>
               </w:rPr>
             </w:pPr>
             <w:r>
@@ -7558,7 +7478,7 @@
         </w:tc>
         <w:tc>
           <w:tcPr>
-            <w:tcW w:w="2913" w:type="dxa"/>
+            <w:tcW w:w="2912" w:type="dxa"/>
             <w:tcBorders>
               <w:bottom w:val="single" w:sz="2" w:space="0" w:color="000000"/>
             </w:tcBorders>
@@ -7570,8 +7490,6 @@
               <w:widowControl w:val="false"/>
               <w:rPr>
                 <w:rFonts w:ascii="Liberation Sans" w:hAnsi="Liberation Sans"/>
-                <w:sz w:val="24"/>
-                <w:szCs w:val="24"/>
               </w:rPr>
             </w:pPr>
             <w:r>
@@ -7599,8 +7517,6 @@
               <w:jc w:val="left"/>
               <w:rPr>
                 <w:rFonts w:ascii="Liberation Sans" w:hAnsi="Liberation Sans"/>
-                <w:sz w:val="24"/>
-                <w:szCs w:val="24"/>
               </w:rPr>
             </w:pPr>
             <w:r>
@@ -7619,8 +7535,6 @@
               <w:jc w:val="left"/>
               <w:rPr>
                 <w:rFonts w:ascii="Liberation Sans" w:hAnsi="Liberation Sans"/>
-                <w:sz w:val="24"/>
-                <w:szCs w:val="24"/>
               </w:rPr>
             </w:pPr>
             <w:r>
@@ -7647,8 +7561,6 @@
               <w:jc w:val="left"/>
               <w:rPr>
                 <w:rFonts w:ascii="Liberation Sans" w:hAnsi="Liberation Sans"/>
-                <w:sz w:val="24"/>
-                <w:szCs w:val="24"/>
               </w:rPr>
             </w:pPr>
             <w:r>
@@ -7675,8 +7587,6 @@
               <w:jc w:val="left"/>
               <w:rPr>
                 <w:rFonts w:ascii="Liberation Sans" w:hAnsi="Liberation Sans"/>
-                <w:sz w:val="24"/>
-                <w:szCs w:val="24"/>
               </w:rPr>
             </w:pPr>
             <w:r>
@@ -7713,8 +7623,6 @@
         <w:pStyle w:val="TextBody"/>
         <w:rPr>
           <w:rFonts w:ascii="Liberation Sans" w:hAnsi="Liberation Sans"/>
-          <w:sz w:val="24"/>
-          <w:szCs w:val="24"/>
         </w:rPr>
       </w:pPr>
       <w:r>
@@ -7742,7 +7650,7 @@
           <w:szCs w:val="24"/>
         </w:rPr>
         <w:drawing>
-          <wp:anchor behindDoc="0" distT="0" distB="0" distL="0" distR="0" simplePos="0" locked="0" layoutInCell="0" allowOverlap="1" relativeHeight="4">
+          <wp:anchor behindDoc="0" distT="0" distB="0" distL="0" distR="0" simplePos="0" locked="0" layoutInCell="0" allowOverlap="1" relativeHeight="3">
             <wp:simplePos x="0" y="0"/>
             <wp:positionH relativeFrom="column">
               <wp:align>center</wp:align>
@@ -7753,7 +7661,7 @@
             <wp:extent cx="6120130" cy="2912110"/>
             <wp:effectExtent l="0" t="0" r="0" b="0"/>
             <wp:wrapSquare wrapText="largest"/>
-            <wp:docPr id="2" name="Image2" descr=""/>
+            <wp:docPr id="3" name="Image2" descr=""/>
             <wp:cNvGraphicFramePr>
               <a:graphicFrameLocks xmlns:a="http://schemas.openxmlformats.org/drawingml/2006/main" noChangeAspect="1"/>
             </wp:cNvGraphicFramePr>
@@ -7761,13 +7669,13 @@
               <a:graphicData uri="http://schemas.openxmlformats.org/drawingml/2006/picture">
                 <pic:pic xmlns:pic="http://schemas.openxmlformats.org/drawingml/2006/picture">
                   <pic:nvPicPr>
-                    <pic:cNvPr id="2" name="Image2" descr=""/>
+                    <pic:cNvPr id="3" name="Image2" descr=""/>
                     <pic:cNvPicPr>
                       <a:picLocks noChangeAspect="1" noChangeArrowheads="1"/>
                     </pic:cNvPicPr>
                   </pic:nvPicPr>
                   <pic:blipFill>
-                    <a:blip r:embed="rId3"/>
+                    <a:blip r:embed="rId4"/>
                     <a:stretch>
                       <a:fillRect/>
                     </a:stretch>
@@ -7819,14 +7727,14 @@
         </w:tblCellMar>
       </w:tblPr>
       <w:tblGrid>
-        <w:gridCol w:w="1500"/>
+        <w:gridCol w:w="1499"/>
         <w:gridCol w:w="8138"/>
       </w:tblGrid>
       <w:tr>
         <w:trPr/>
         <w:tc>
           <w:tcPr>
-            <w:tcW w:w="1500" w:type="dxa"/>
+            <w:tcW w:w="1499" w:type="dxa"/>
             <w:tcBorders>
               <w:top w:val="single" w:sz="4" w:space="0" w:color="000000"/>
               <w:left w:val="single" w:sz="4" w:space="0" w:color="000000"/>
@@ -7836,6 +7744,7 @@
           <w:p>
             <w:pPr>
               <w:pStyle w:val="TableContents"/>
+              <w:widowControl w:val="false"/>
               <w:rPr>
                 <w:rFonts w:ascii="Liberation Sans" w:hAnsi="Liberation Sans"/>
               </w:rPr>
@@ -7860,21 +7769,14 @@
           <w:p>
             <w:pPr>
               <w:pStyle w:val="TableContents"/>
-              <w:rPr>
-                <w:rFonts w:ascii="Liberation Sans" w:hAnsi="Liberation Sans"/>
-              </w:rPr>
-            </w:pPr>
-            <w:r>
-              <w:rPr>
-                <w:rFonts w:ascii="Liberation Sans" w:hAnsi="Liberation Sans"/>
-              </w:rPr>
-              <w:t>POST</w:t>
-            </w:r>
-            <w:r>
-              <w:rPr>
-                <w:rFonts w:ascii="Liberation Sans" w:hAnsi="Liberation Sans"/>
-              </w:rPr>
-              <w:t>: http://localhost:5096</w:t>
+              <w:widowControl w:val="false"/>
+              <w:rPr/>
+            </w:pPr>
+            <w:r>
+              <w:rPr>
+                <w:rFonts w:ascii="Liberation Sans" w:hAnsi="Liberation Sans"/>
+              </w:rPr>
+              <w:t>POST: http://localhost:5096</w:t>
             </w:r>
             <w:r>
               <w:rPr>
@@ -7892,7 +7794,7 @@
         <w:trPr/>
         <w:tc>
           <w:tcPr>
-            <w:tcW w:w="1500" w:type="dxa"/>
+            <w:tcW w:w="1499" w:type="dxa"/>
             <w:tcBorders>
               <w:left w:val="single" w:sz="4" w:space="0" w:color="000000"/>
               <w:bottom w:val="single" w:sz="4" w:space="0" w:color="000000"/>
@@ -7901,6 +7803,7 @@
           <w:p>
             <w:pPr>
               <w:pStyle w:val="TableContents"/>
+              <w:widowControl w:val="false"/>
               <w:rPr>
                 <w:rFonts w:ascii="Liberation Sans" w:hAnsi="Liberation Sans"/>
               </w:rPr>
@@ -7925,14 +7828,136 @@
           <w:p>
             <w:pPr>
               <w:pStyle w:val="TableContents"/>
-              <w:rPr>
-                <w:rFonts w:ascii="Liberation Sans" w:hAnsi="Liberation Sans"/>
-              </w:rPr>
-            </w:pPr>
-            <w:r>
-              <w:rPr>
-                <w:rFonts w:ascii="Liberation Sans" w:hAnsi="Liberation Sans"/>
-              </w:rPr>
+              <w:widowControl w:val="false"/>
+              <w:rPr>
+                <w:rFonts w:ascii="Liberation Sans" w:hAnsi="Liberation Sans"/>
+              </w:rPr>
+            </w:pPr>
+            <w:r>
+              <w:rPr>
+                <w:rFonts w:ascii="Liberation Sans" w:hAnsi="Liberation Sans"/>
+              </w:rPr>
+              <w:t>{</w:t>
+            </w:r>
+          </w:p>
+          <w:p>
+            <w:pPr>
+              <w:pStyle w:val="TableContents"/>
+              <w:widowControl w:val="false"/>
+              <w:rPr>
+                <w:rFonts w:ascii="Liberation Sans" w:hAnsi="Liberation Sans"/>
+              </w:rPr>
+            </w:pPr>
+            <w:r>
+              <w:rPr>
+                <w:rFonts w:ascii="Liberation Sans" w:hAnsi="Liberation Sans"/>
+              </w:rPr>
+              <w:t xml:space="preserve">  </w:t>
+            </w:r>
+            <w:r>
+              <w:rPr>
+                <w:rFonts w:ascii="Liberation Sans" w:hAnsi="Liberation Sans"/>
+              </w:rPr>
+              <w:t>"workOrderId": 5,</w:t>
+            </w:r>
+          </w:p>
+          <w:p>
+            <w:pPr>
+              <w:pStyle w:val="TableContents"/>
+              <w:widowControl w:val="false"/>
+              <w:rPr>
+                <w:rFonts w:ascii="Liberation Sans" w:hAnsi="Liberation Sans"/>
+              </w:rPr>
+            </w:pPr>
+            <w:r>
+              <w:rPr>
+                <w:rFonts w:ascii="Liberation Sans" w:hAnsi="Liberation Sans"/>
+              </w:rPr>
+              <w:t xml:space="preserve">  </w:t>
+            </w:r>
+            <w:r>
+              <w:rPr>
+                <w:rFonts w:ascii="Liberation Sans" w:hAnsi="Liberation Sans"/>
+              </w:rPr>
+              <w:t>"workCenterId": 3,</w:t>
+            </w:r>
+          </w:p>
+          <w:p>
+            <w:pPr>
+              <w:pStyle w:val="TableContents"/>
+              <w:widowControl w:val="false"/>
+              <w:rPr>
+                <w:rFonts w:ascii="Liberation Sans" w:hAnsi="Liberation Sans"/>
+              </w:rPr>
+            </w:pPr>
+            <w:r>
+              <w:rPr>
+                <w:rFonts w:ascii="Liberation Sans" w:hAnsi="Liberation Sans"/>
+              </w:rPr>
+              <w:t xml:space="preserve">  </w:t>
+            </w:r>
+            <w:r>
+              <w:rPr>
+                <w:rFonts w:ascii="Liberation Sans" w:hAnsi="Liberation Sans"/>
+              </w:rPr>
+              <w:t>"operationId": 1,</w:t>
+            </w:r>
+          </w:p>
+          <w:p>
+            <w:pPr>
+              <w:pStyle w:val="TableContents"/>
+              <w:widowControl w:val="false"/>
+              <w:rPr>
+                <w:rFonts w:ascii="Liberation Sans" w:hAnsi="Liberation Sans"/>
+              </w:rPr>
+            </w:pPr>
+            <w:r>
+              <w:rPr>
+                <w:rFonts w:ascii="Liberation Sans" w:hAnsi="Liberation Sans"/>
+              </w:rPr>
+              <w:t xml:space="preserve">  </w:t>
+            </w:r>
+            <w:r>
+              <w:rPr>
+                <w:rFonts w:ascii="Liberation Sans" w:hAnsi="Liberation Sans"/>
+              </w:rPr>
+              <w:t>"stepOrder": 1,</w:t>
+            </w:r>
+          </w:p>
+          <w:p>
+            <w:pPr>
+              <w:pStyle w:val="TableContents"/>
+              <w:widowControl w:val="false"/>
+              <w:rPr>
+                <w:rFonts w:ascii="Liberation Sans" w:hAnsi="Liberation Sans"/>
+              </w:rPr>
+            </w:pPr>
+            <w:r>
+              <w:rPr>
+                <w:rFonts w:ascii="Liberation Sans" w:hAnsi="Liberation Sans"/>
+              </w:rPr>
+              <w:t xml:space="preserve">  </w:t>
+            </w:r>
+            <w:r>
+              <w:rPr>
+                <w:rFonts w:ascii="Liberation Sans" w:hAnsi="Liberation Sans"/>
+              </w:rPr>
+              <w:t>"scheduledStart": "2026-03-02T12:44:28.869Z"</w:t>
+            </w:r>
+          </w:p>
+          <w:p>
+            <w:pPr>
+              <w:pStyle w:val="TableContents"/>
+              <w:widowControl w:val="false"/>
+              <w:rPr>
+                <w:rFonts w:ascii="Liberation Sans" w:hAnsi="Liberation Sans"/>
+              </w:rPr>
+            </w:pPr>
+            <w:r>
+              <w:rPr>
+                <w:rFonts w:ascii="Liberation Sans" w:hAnsi="Liberation Sans"/>
+              </w:rPr>
+              <w:t>}</w:t>
             </w:r>
           </w:p>
         </w:tc>
@@ -7941,7 +7966,7 @@
         <w:trPr/>
         <w:tc>
           <w:tcPr>
-            <w:tcW w:w="1500" w:type="dxa"/>
+            <w:tcW w:w="1499" w:type="dxa"/>
             <w:tcBorders>
               <w:left w:val="single" w:sz="4" w:space="0" w:color="000000"/>
               <w:bottom w:val="single" w:sz="4" w:space="0" w:color="000000"/>
@@ -7950,6 +7975,7 @@
           <w:p>
             <w:pPr>
               <w:pStyle w:val="TableContents"/>
+              <w:widowControl w:val="false"/>
               <w:rPr>
                 <w:rFonts w:ascii="Liberation Sans" w:hAnsi="Liberation Sans"/>
               </w:rPr>
@@ -7974,14 +8000,16 @@
           <w:p>
             <w:pPr>
               <w:pStyle w:val="TableContents"/>
-              <w:rPr>
-                <w:rFonts w:ascii="Liberation Sans" w:hAnsi="Liberation Sans"/>
-              </w:rPr>
-            </w:pPr>
-            <w:r>
-              <w:rPr>
-                <w:rFonts w:ascii="Liberation Sans" w:hAnsi="Liberation Sans"/>
-              </w:rPr>
+              <w:widowControl w:val="false"/>
+              <w:rPr>
+                <w:rFonts w:ascii="Liberation Sans" w:hAnsi="Liberation Sans"/>
+              </w:rPr>
+            </w:pPr>
+            <w:r>
+              <w:rPr>
+                <w:rFonts w:ascii="Liberation Sans" w:hAnsi="Liberation Sans"/>
+              </w:rPr>
+              <w:t>{ "data": { "ok": false, "error": "Máy Máy Cắt Laser đang bận từ 12:44 đến 12:57. Không thể xếp tại 12:44" } }</w:t>
             </w:r>
           </w:p>
         </w:tc>
@@ -8008,8 +8036,6 @@
         <w:pStyle w:val="TextBody"/>
         <w:rPr>
           <w:rFonts w:ascii="Liberation Sans" w:hAnsi="Liberation Sans"/>
-          <w:sz w:val="24"/>
-          <w:szCs w:val="24"/>
         </w:rPr>
       </w:pPr>
       <w:r>
@@ -8035,10 +8061,10 @@
         </w:tblCellMar>
       </w:tblPr>
       <w:tblGrid>
-        <w:gridCol w:w="1174"/>
-        <w:gridCol w:w="3396"/>
+        <w:gridCol w:w="1173"/>
+        <w:gridCol w:w="3397"/>
         <w:gridCol w:w="3355"/>
-        <w:gridCol w:w="1713"/>
+        <w:gridCol w:w="1712"/>
       </w:tblGrid>
       <w:tr>
         <w:trPr>
@@ -8046,7 +8072,7 @@
         </w:trPr>
         <w:tc>
           <w:tcPr>
-            <w:tcW w:w="1174" w:type="dxa"/>
+            <w:tcW w:w="1173" w:type="dxa"/>
             <w:tcBorders/>
             <w:vAlign w:val="center"/>
           </w:tcPr>
@@ -8057,8 +8083,6 @@
               <w:jc w:val="center"/>
               <w:rPr>
                 <w:rFonts w:ascii="Liberation Sans" w:hAnsi="Liberation Sans"/>
-                <w:sz w:val="24"/>
-                <w:szCs w:val="24"/>
               </w:rPr>
             </w:pPr>
             <w:r>
@@ -8073,7 +8097,7 @@
         </w:tc>
         <w:tc>
           <w:tcPr>
-            <w:tcW w:w="3396" w:type="dxa"/>
+            <w:tcW w:w="3397" w:type="dxa"/>
             <w:tcBorders/>
             <w:vAlign w:val="center"/>
           </w:tcPr>
@@ -8084,8 +8108,6 @@
               <w:jc w:val="center"/>
               <w:rPr>
                 <w:rFonts w:ascii="Liberation Sans" w:hAnsi="Liberation Sans"/>
-                <w:sz w:val="24"/>
-                <w:szCs w:val="24"/>
               </w:rPr>
             </w:pPr>
             <w:r>
@@ -8111,8 +8133,6 @@
               <w:jc w:val="center"/>
               <w:rPr>
                 <w:rFonts w:ascii="Liberation Sans" w:hAnsi="Liberation Sans"/>
-                <w:sz w:val="24"/>
-                <w:szCs w:val="24"/>
               </w:rPr>
             </w:pPr>
             <w:r>
@@ -8127,7 +8147,7 @@
         </w:tc>
         <w:tc>
           <w:tcPr>
-            <w:tcW w:w="1713" w:type="dxa"/>
+            <w:tcW w:w="1712" w:type="dxa"/>
             <w:tcBorders/>
             <w:vAlign w:val="center"/>
           </w:tcPr>
@@ -8138,8 +8158,6 @@
               <w:jc w:val="center"/>
               <w:rPr>
                 <w:rFonts w:ascii="Liberation Sans" w:hAnsi="Liberation Sans"/>
-                <w:sz w:val="24"/>
-                <w:szCs w:val="24"/>
               </w:rPr>
             </w:pPr>
             <w:r>
@@ -8157,7 +8175,7 @@
         <w:trPr/>
         <w:tc>
           <w:tcPr>
-            <w:tcW w:w="1174" w:type="dxa"/>
+            <w:tcW w:w="1173" w:type="dxa"/>
             <w:tcBorders/>
             <w:vAlign w:val="center"/>
           </w:tcPr>
@@ -8168,8 +8186,6 @@
               <w:jc w:val="center"/>
               <w:rPr>
                 <w:rFonts w:ascii="Liberation Sans" w:hAnsi="Liberation Sans"/>
-                <w:sz w:val="24"/>
-                <w:szCs w:val="24"/>
               </w:rPr>
             </w:pPr>
             <w:r>
@@ -8184,7 +8200,7 @@
         </w:tc>
         <w:tc>
           <w:tcPr>
-            <w:tcW w:w="3396" w:type="dxa"/>
+            <w:tcW w:w="3397" w:type="dxa"/>
             <w:tcBorders/>
             <w:vAlign w:val="center"/>
           </w:tcPr>
@@ -8235,8 +8251,6 @@
               <w:widowControl w:val="false"/>
               <w:rPr>
                 <w:rFonts w:ascii="Liberation Sans" w:hAnsi="Liberation Sans"/>
-                <w:sz w:val="24"/>
-                <w:szCs w:val="24"/>
               </w:rPr>
             </w:pPr>
             <w:r>
@@ -8254,8 +8268,6 @@
               <w:widowControl w:val="false"/>
               <w:rPr>
                 <w:rFonts w:ascii="Liberation Sans" w:hAnsi="Liberation Sans"/>
-                <w:sz w:val="24"/>
-                <w:szCs w:val="24"/>
               </w:rPr>
             </w:pPr>
             <w:r>
@@ -8281,8 +8293,6 @@
               <w:widowControl w:val="false"/>
               <w:rPr>
                 <w:rFonts w:ascii="Liberation Sans" w:hAnsi="Liberation Sans"/>
-                <w:sz w:val="24"/>
-                <w:szCs w:val="24"/>
               </w:rPr>
             </w:pPr>
             <w:r>
@@ -8308,8 +8318,6 @@
               <w:widowControl w:val="false"/>
               <w:rPr>
                 <w:rFonts w:ascii="Liberation Sans" w:hAnsi="Liberation Sans"/>
-                <w:sz w:val="24"/>
-                <w:szCs w:val="24"/>
               </w:rPr>
             </w:pPr>
             <w:r>
@@ -8335,8 +8343,6 @@
               <w:widowControl w:val="false"/>
               <w:rPr>
                 <w:rFonts w:ascii="Liberation Sans" w:hAnsi="Liberation Sans"/>
-                <w:sz w:val="24"/>
-                <w:szCs w:val="24"/>
               </w:rPr>
             </w:pPr>
             <w:r>
@@ -8362,8 +8368,6 @@
               <w:widowControl w:val="false"/>
               <w:rPr>
                 <w:rFonts w:ascii="Liberation Sans" w:hAnsi="Liberation Sans"/>
-                <w:sz w:val="24"/>
-                <w:szCs w:val="24"/>
               </w:rPr>
             </w:pPr>
             <w:r>
@@ -8389,8 +8393,6 @@
               <w:widowControl w:val="false"/>
               <w:rPr>
                 <w:rFonts w:ascii="Liberation Sans" w:hAnsi="Liberation Sans"/>
-                <w:sz w:val="24"/>
-                <w:szCs w:val="24"/>
               </w:rPr>
             </w:pPr>
             <w:r>
@@ -8408,8 +8410,6 @@
               <w:widowControl w:val="false"/>
               <w:rPr>
                 <w:rFonts w:ascii="Liberation Sans" w:hAnsi="Liberation Sans"/>
-                <w:sz w:val="24"/>
-                <w:szCs w:val="24"/>
               </w:rPr>
             </w:pPr>
             <w:r>
@@ -8424,7 +8424,7 @@
         </w:tc>
         <w:tc>
           <w:tcPr>
-            <w:tcW w:w="1713" w:type="dxa"/>
+            <w:tcW w:w="1712" w:type="dxa"/>
             <w:tcBorders/>
             <w:vAlign w:val="center"/>
           </w:tcPr>
@@ -8473,8 +8473,6 @@
               <w:jc w:val="left"/>
               <w:rPr>
                 <w:rFonts w:ascii="Liberation Sans" w:hAnsi="Liberation Sans"/>
-                <w:sz w:val="24"/>
-                <w:szCs w:val="24"/>
               </w:rPr>
             </w:pPr>
             <w:r>
@@ -8493,8 +8491,6 @@
               <w:jc w:val="left"/>
               <w:rPr>
                 <w:rFonts w:ascii="Liberation Sans" w:hAnsi="Liberation Sans"/>
-                <w:sz w:val="24"/>
-                <w:szCs w:val="24"/>
               </w:rPr>
             </w:pPr>
             <w:r>
@@ -8521,8 +8517,6 @@
               <w:jc w:val="left"/>
               <w:rPr>
                 <w:rFonts w:ascii="Liberation Sans" w:hAnsi="Liberation Sans"/>
-                <w:sz w:val="24"/>
-                <w:szCs w:val="24"/>
               </w:rPr>
             </w:pPr>
             <w:r>
@@ -8549,8 +8543,6 @@
               <w:jc w:val="left"/>
               <w:rPr>
                 <w:rFonts w:ascii="Liberation Sans" w:hAnsi="Liberation Sans"/>
-                <w:sz w:val="24"/>
-                <w:szCs w:val="24"/>
               </w:rPr>
             </w:pPr>
             <w:r>
@@ -8587,8 +8579,6 @@
         <w:pStyle w:val="TextBody"/>
         <w:rPr>
           <w:rFonts w:ascii="Liberation Sans" w:hAnsi="Liberation Sans"/>
-          <w:sz w:val="24"/>
-          <w:szCs w:val="24"/>
         </w:rPr>
       </w:pPr>
       <w:r>
@@ -8631,14 +8621,14 @@
         </w:tblCellMar>
       </w:tblPr>
       <w:tblGrid>
-        <w:gridCol w:w="1500"/>
+        <w:gridCol w:w="1499"/>
         <w:gridCol w:w="8138"/>
       </w:tblGrid>
       <w:tr>
         <w:trPr/>
         <w:tc>
           <w:tcPr>
-            <w:tcW w:w="1500" w:type="dxa"/>
+            <w:tcW w:w="1499" w:type="dxa"/>
             <w:tcBorders>
               <w:top w:val="single" w:sz="4" w:space="0" w:color="000000"/>
               <w:left w:val="single" w:sz="4" w:space="0" w:color="000000"/>
@@ -8648,6 +8638,7 @@
           <w:p>
             <w:pPr>
               <w:pStyle w:val="TableContents"/>
+              <w:widowControl w:val="false"/>
               <w:rPr>
                 <w:rFonts w:ascii="Liberation Sans" w:hAnsi="Liberation Sans"/>
               </w:rPr>
@@ -8672,21 +8663,14 @@
           <w:p>
             <w:pPr>
               <w:pStyle w:val="TableContents"/>
-              <w:rPr>
-                <w:rFonts w:ascii="Liberation Sans" w:hAnsi="Liberation Sans"/>
-              </w:rPr>
-            </w:pPr>
-            <w:r>
-              <w:rPr>
-                <w:rFonts w:ascii="Liberation Sans" w:hAnsi="Liberation Sans"/>
-              </w:rPr>
-              <w:t>POST</w:t>
-            </w:r>
-            <w:r>
-              <w:rPr>
-                <w:rFonts w:ascii="Liberation Sans" w:hAnsi="Liberation Sans"/>
-              </w:rPr>
-              <w:t>: http://localhost:5096</w:t>
+              <w:widowControl w:val="false"/>
+              <w:rPr/>
+            </w:pPr>
+            <w:r>
+              <w:rPr>
+                <w:rFonts w:ascii="Liberation Sans" w:hAnsi="Liberation Sans"/>
+              </w:rPr>
+              <w:t>POST: http://localhost:5096</w:t>
             </w:r>
             <w:r>
               <w:rPr>
@@ -8704,7 +8688,7 @@
         <w:trPr/>
         <w:tc>
           <w:tcPr>
-            <w:tcW w:w="1500" w:type="dxa"/>
+            <w:tcW w:w="1499" w:type="dxa"/>
             <w:tcBorders>
               <w:left w:val="single" w:sz="4" w:space="0" w:color="000000"/>
               <w:bottom w:val="single" w:sz="4" w:space="0" w:color="000000"/>
@@ -8713,6 +8697,7 @@
           <w:p>
             <w:pPr>
               <w:pStyle w:val="TableContents"/>
+              <w:widowControl w:val="false"/>
               <w:rPr>
                 <w:rFonts w:ascii="Liberation Sans" w:hAnsi="Liberation Sans"/>
               </w:rPr>
@@ -8737,6 +8722,7 @@
           <w:p>
             <w:pPr>
               <w:pStyle w:val="TableContents"/>
+              <w:widowControl w:val="false"/>
               <w:rPr>
                 <w:rFonts w:ascii="Liberation Sans" w:hAnsi="Liberation Sans"/>
               </w:rPr>
@@ -8753,7 +8739,7 @@
         <w:trPr/>
         <w:tc>
           <w:tcPr>
-            <w:tcW w:w="1500" w:type="dxa"/>
+            <w:tcW w:w="1499" w:type="dxa"/>
             <w:tcBorders>
               <w:left w:val="single" w:sz="4" w:space="0" w:color="000000"/>
               <w:bottom w:val="single" w:sz="4" w:space="0" w:color="000000"/>
@@ -8762,6 +8748,7 @@
           <w:p>
             <w:pPr>
               <w:pStyle w:val="TableContents"/>
+              <w:widowControl w:val="false"/>
               <w:rPr>
                 <w:rFonts w:ascii="Liberation Sans" w:hAnsi="Liberation Sans"/>
               </w:rPr>
@@ -8786,6 +8773,7 @@
           <w:p>
             <w:pPr>
               <w:pStyle w:val="TableContents"/>
+              <w:widowControl w:val="false"/>
               <w:rPr>
                 <w:rFonts w:ascii="Liberation Sans" w:hAnsi="Liberation Sans"/>
               </w:rPr>
@@ -8820,8 +8808,6 @@
         <w:pStyle w:val="TextBody"/>
         <w:rPr>
           <w:rFonts w:ascii="Liberation Sans" w:hAnsi="Liberation Sans"/>
-          <w:sz w:val="24"/>
-          <w:szCs w:val="24"/>
         </w:rPr>
       </w:pPr>
       <w:r>
@@ -8850,7 +8836,7 @@
         <w:gridCol w:w="1174"/>
         <w:gridCol w:w="3484"/>
         <w:gridCol w:w="1715"/>
-        <w:gridCol w:w="3244"/>
+        <w:gridCol w:w="3243"/>
       </w:tblGrid>
       <w:tr>
         <w:trPr>
@@ -8869,8 +8855,6 @@
               <w:jc w:val="center"/>
               <w:rPr>
                 <w:rFonts w:ascii="Liberation Sans" w:hAnsi="Liberation Sans"/>
-                <w:sz w:val="24"/>
-                <w:szCs w:val="24"/>
               </w:rPr>
             </w:pPr>
             <w:r>
@@ -8896,8 +8880,6 @@
               <w:jc w:val="center"/>
               <w:rPr>
                 <w:rFonts w:ascii="Liberation Sans" w:hAnsi="Liberation Sans"/>
-                <w:sz w:val="24"/>
-                <w:szCs w:val="24"/>
               </w:rPr>
             </w:pPr>
             <w:r>
@@ -8923,8 +8905,6 @@
               <w:jc w:val="center"/>
               <w:rPr>
                 <w:rFonts w:ascii="Liberation Sans" w:hAnsi="Liberation Sans"/>
-                <w:sz w:val="24"/>
-                <w:szCs w:val="24"/>
               </w:rPr>
             </w:pPr>
             <w:r>
@@ -8939,7 +8919,7 @@
         </w:tc>
         <w:tc>
           <w:tcPr>
-            <w:tcW w:w="3244" w:type="dxa"/>
+            <w:tcW w:w="3243" w:type="dxa"/>
             <w:tcBorders/>
             <w:vAlign w:val="center"/>
           </w:tcPr>
@@ -8950,8 +8930,6 @@
               <w:jc w:val="center"/>
               <w:rPr>
                 <w:rFonts w:ascii="Liberation Sans" w:hAnsi="Liberation Sans"/>
-                <w:sz w:val="24"/>
-                <w:szCs w:val="24"/>
               </w:rPr>
             </w:pPr>
             <w:r>
@@ -8980,8 +8958,6 @@
               <w:jc w:val="center"/>
               <w:rPr>
                 <w:rFonts w:ascii="Liberation Sans" w:hAnsi="Liberation Sans"/>
-                <w:sz w:val="24"/>
-                <w:szCs w:val="24"/>
               </w:rPr>
             </w:pPr>
             <w:r>
@@ -9030,8 +9006,6 @@
               <w:jc w:val="center"/>
               <w:rPr>
                 <w:rFonts w:ascii="Liberation Sans" w:hAnsi="Liberation Sans"/>
-                <w:sz w:val="24"/>
-                <w:szCs w:val="24"/>
               </w:rPr>
             </w:pPr>
             <w:r>
@@ -9046,7 +9020,7 @@
         </w:tc>
         <w:tc>
           <w:tcPr>
-            <w:tcW w:w="3244" w:type="dxa"/>
+            <w:tcW w:w="3243" w:type="dxa"/>
             <w:tcBorders/>
             <w:vAlign w:val="center"/>
           </w:tcPr>
@@ -9076,6 +9050,7 @@
       <w:pPr>
         <w:pStyle w:val="TextBody"/>
         <w:rPr>
+          <w:rFonts w:ascii="Liberation Sans" w:hAnsi="Liberation Sans"/>
           <w:strike w:val="false"/>
           <w:dstrike w:val="false"/>
         </w:rPr>
@@ -9083,8 +9058,8 @@
       <w:r>
         <w:rPr>
           <w:rFonts w:ascii="Liberation Sans" w:hAnsi="Liberation Sans"/>
-          <w:sz w:val="24"/>
-          <w:szCs w:val="24"/>
+          <w:strike w:val="false"/>
+          <w:dstrike w:val="false"/>
         </w:rPr>
       </w:r>
     </w:p>
@@ -9093,8 +9068,6 @@
         <w:pStyle w:val="TextBody"/>
         <w:rPr>
           <w:rFonts w:ascii="Liberation Sans" w:hAnsi="Liberation Sans"/>
-          <w:sz w:val="24"/>
-          <w:szCs w:val="24"/>
         </w:rPr>
       </w:pPr>
       <w:r>
@@ -9137,14 +9110,14 @@
         </w:tblCellMar>
       </w:tblPr>
       <w:tblGrid>
-        <w:gridCol w:w="1500"/>
+        <w:gridCol w:w="1499"/>
         <w:gridCol w:w="8138"/>
       </w:tblGrid>
       <w:tr>
         <w:trPr/>
         <w:tc>
           <w:tcPr>
-            <w:tcW w:w="1500" w:type="dxa"/>
+            <w:tcW w:w="1499" w:type="dxa"/>
             <w:tcBorders>
               <w:top w:val="single" w:sz="4" w:space="0" w:color="000000"/>
               <w:left w:val="single" w:sz="4" w:space="0" w:color="000000"/>
@@ -9154,6 +9127,7 @@
           <w:p>
             <w:pPr>
               <w:pStyle w:val="TableContents"/>
+              <w:widowControl w:val="false"/>
               <w:rPr>
                 <w:rFonts w:ascii="Liberation Sans" w:hAnsi="Liberation Sans"/>
               </w:rPr>
@@ -9178,21 +9152,14 @@
           <w:p>
             <w:pPr>
               <w:pStyle w:val="TableContents"/>
-              <w:rPr>
-                <w:rFonts w:ascii="Liberation Sans" w:hAnsi="Liberation Sans"/>
-              </w:rPr>
-            </w:pPr>
-            <w:r>
-              <w:rPr>
-                <w:rFonts w:ascii="Liberation Sans" w:hAnsi="Liberation Sans"/>
-              </w:rPr>
-              <w:t>DELETE</w:t>
-            </w:r>
-            <w:r>
-              <w:rPr>
-                <w:rFonts w:ascii="Liberation Sans" w:hAnsi="Liberation Sans"/>
-              </w:rPr>
-              <w:t>: http://localhost:5096</w:t>
+              <w:widowControl w:val="false"/>
+              <w:rPr/>
+            </w:pPr>
+            <w:r>
+              <w:rPr>
+                <w:rFonts w:ascii="Liberation Sans" w:hAnsi="Liberation Sans"/>
+              </w:rPr>
+              <w:t>DELETE: http://localhost:5096</w:t>
             </w:r>
             <w:r>
               <w:rPr>
@@ -9210,7 +9177,7 @@
         <w:trPr/>
         <w:tc>
           <w:tcPr>
-            <w:tcW w:w="1500" w:type="dxa"/>
+            <w:tcW w:w="1499" w:type="dxa"/>
             <w:tcBorders>
               <w:left w:val="single" w:sz="4" w:space="0" w:color="000000"/>
               <w:bottom w:val="single" w:sz="4" w:space="0" w:color="000000"/>
@@ -9219,6 +9186,7 @@
           <w:p>
             <w:pPr>
               <w:pStyle w:val="TableContents"/>
+              <w:widowControl w:val="false"/>
               <w:rPr>
                 <w:rFonts w:ascii="Liberation Sans" w:hAnsi="Liberation Sans"/>
               </w:rPr>
@@ -9243,6 +9211,7 @@
           <w:p>
             <w:pPr>
               <w:pStyle w:val="TableContents"/>
+              <w:widowControl w:val="false"/>
               <w:rPr>
                 <w:rFonts w:ascii="Liberation Sans" w:hAnsi="Liberation Sans"/>
               </w:rPr>
@@ -9259,7 +9228,7 @@
         <w:trPr/>
         <w:tc>
           <w:tcPr>
-            <w:tcW w:w="1500" w:type="dxa"/>
+            <w:tcW w:w="1499" w:type="dxa"/>
             <w:tcBorders>
               <w:left w:val="single" w:sz="4" w:space="0" w:color="000000"/>
               <w:bottom w:val="single" w:sz="4" w:space="0" w:color="000000"/>
@@ -9268,6 +9237,7 @@
           <w:p>
             <w:pPr>
               <w:pStyle w:val="TableContents"/>
+              <w:widowControl w:val="false"/>
               <w:rPr>
                 <w:rFonts w:ascii="Liberation Sans" w:hAnsi="Liberation Sans"/>
               </w:rPr>
@@ -9292,6 +9262,7 @@
           <w:p>
             <w:pPr>
               <w:pStyle w:val="TableContents"/>
+              <w:widowControl w:val="false"/>
               <w:rPr>
                 <w:rFonts w:ascii="Liberation Sans" w:hAnsi="Liberation Sans"/>
               </w:rPr>
@@ -9326,8 +9297,6 @@
         <w:pStyle w:val="TextBody"/>
         <w:rPr>
           <w:rFonts w:ascii="Liberation Sans" w:hAnsi="Liberation Sans"/>
-          <w:sz w:val="24"/>
-          <w:szCs w:val="24"/>
         </w:rPr>
       </w:pPr>
       <w:r>
@@ -9355,10 +9324,10 @@
         </w:tblCellMar>
       </w:tblPr>
       <w:tblGrid>
-        <w:gridCol w:w="904"/>
-        <w:gridCol w:w="3754"/>
+        <w:gridCol w:w="903"/>
+        <w:gridCol w:w="3755"/>
         <w:gridCol w:w="1715"/>
-        <w:gridCol w:w="3244"/>
+        <w:gridCol w:w="3243"/>
       </w:tblGrid>
       <w:tr>
         <w:trPr>
@@ -9366,7 +9335,7 @@
         </w:trPr>
         <w:tc>
           <w:tcPr>
-            <w:tcW w:w="904" w:type="dxa"/>
+            <w:tcW w:w="903" w:type="dxa"/>
             <w:tcBorders/>
             <w:vAlign w:val="center"/>
           </w:tcPr>
@@ -9377,8 +9346,6 @@
               <w:jc w:val="center"/>
               <w:rPr>
                 <w:rFonts w:ascii="Liberation Sans" w:hAnsi="Liberation Sans"/>
-                <w:sz w:val="24"/>
-                <w:szCs w:val="24"/>
               </w:rPr>
             </w:pPr>
             <w:r>
@@ -9393,7 +9360,7 @@
         </w:tc>
         <w:tc>
           <w:tcPr>
-            <w:tcW w:w="3754" w:type="dxa"/>
+            <w:tcW w:w="3755" w:type="dxa"/>
             <w:tcBorders/>
             <w:vAlign w:val="center"/>
           </w:tcPr>
@@ -9404,8 +9371,6 @@
               <w:jc w:val="center"/>
               <w:rPr>
                 <w:rFonts w:ascii="Liberation Sans" w:hAnsi="Liberation Sans"/>
-                <w:sz w:val="24"/>
-                <w:szCs w:val="24"/>
               </w:rPr>
             </w:pPr>
             <w:r>
@@ -9431,8 +9396,6 @@
               <w:jc w:val="center"/>
               <w:rPr>
                 <w:rFonts w:ascii="Liberation Sans" w:hAnsi="Liberation Sans"/>
-                <w:sz w:val="24"/>
-                <w:szCs w:val="24"/>
               </w:rPr>
             </w:pPr>
             <w:r>
@@ -9447,7 +9410,7 @@
         </w:tc>
         <w:tc>
           <w:tcPr>
-            <w:tcW w:w="3244" w:type="dxa"/>
+            <w:tcW w:w="3243" w:type="dxa"/>
             <w:tcBorders/>
             <w:vAlign w:val="center"/>
           </w:tcPr>
@@ -9458,8 +9421,6 @@
               <w:jc w:val="center"/>
               <w:rPr>
                 <w:rFonts w:ascii="Liberation Sans" w:hAnsi="Liberation Sans"/>
-                <w:sz w:val="24"/>
-                <w:szCs w:val="24"/>
               </w:rPr>
             </w:pPr>
             <w:r>
@@ -9477,7 +9438,7 @@
         <w:trPr/>
         <w:tc>
           <w:tcPr>
-            <w:tcW w:w="904" w:type="dxa"/>
+            <w:tcW w:w="903" w:type="dxa"/>
             <w:tcBorders/>
             <w:vAlign w:val="center"/>
           </w:tcPr>
@@ -9488,8 +9449,6 @@
               <w:jc w:val="center"/>
               <w:rPr>
                 <w:rFonts w:ascii="Liberation Sans" w:hAnsi="Liberation Sans"/>
-                <w:sz w:val="24"/>
-                <w:szCs w:val="24"/>
               </w:rPr>
             </w:pPr>
             <w:r>
@@ -9504,7 +9463,7 @@
         </w:tc>
         <w:tc>
           <w:tcPr>
-            <w:tcW w:w="3754" w:type="dxa"/>
+            <w:tcW w:w="3755" w:type="dxa"/>
             <w:tcBorders/>
             <w:vAlign w:val="center"/>
           </w:tcPr>
@@ -9552,7 +9511,7 @@
         </w:tc>
         <w:tc>
           <w:tcPr>
-            <w:tcW w:w="3244" w:type="dxa"/>
+            <w:tcW w:w="3243" w:type="dxa"/>
             <w:tcBorders/>
             <w:vAlign w:val="center"/>
           </w:tcPr>
@@ -9562,8 +9521,6 @@
               <w:widowControl w:val="false"/>
               <w:rPr>
                 <w:rFonts w:ascii="Liberation Sans" w:hAnsi="Liberation Sans"/>
-                <w:sz w:val="24"/>
-                <w:szCs w:val="24"/>
               </w:rPr>
             </w:pPr>
             <w:r>
@@ -9600,33 +9557,15 @@
         <w:pStyle w:val="TextBody"/>
         <w:rPr>
           <w:rFonts w:ascii="Liberation Sans" w:hAnsi="Liberation Sans"/>
-          <w:sz w:val="24"/>
-          <w:szCs w:val="24"/>
-        </w:rPr>
-      </w:pPr>
-      <w:r>
-        <w:rPr>
-          <w:rFonts w:ascii="Liberation Sans" w:hAnsi="Liberation Sans"/>
-          <w:sz w:val="24"/>
-          <w:szCs w:val="24"/>
-        </w:rPr>
-        <w:t xml:space="preserve">- </w:t>
-      </w:r>
-      <w:r>
-        <w:rPr>
-          <w:rFonts w:ascii="Liberation Sans" w:hAnsi="Liberation Sans"/>
-          <w:sz w:val="24"/>
-          <w:szCs w:val="24"/>
-        </w:rPr>
-        <w:t>Kết quả của API</w:t>
-      </w:r>
-      <w:r>
-        <w:rPr>
-          <w:rFonts w:ascii="Liberation Sans" w:hAnsi="Liberation Sans"/>
-          <w:sz w:val="24"/>
-          <w:szCs w:val="24"/>
-        </w:rPr>
-        <w:t xml:space="preserve"> để vẽ lên bảng Gantt/Board.</w:t>
+        </w:rPr>
+      </w:pPr>
+      <w:r>
+        <w:rPr>
+          <w:rFonts w:ascii="Liberation Sans" w:hAnsi="Liberation Sans"/>
+          <w:sz w:val="24"/>
+          <w:szCs w:val="24"/>
+        </w:rPr>
+        <w:t>- Kết quả của API để vẽ lên bảng Gantt/Board.</w:t>
       </w:r>
     </w:p>
     <w:p>
@@ -9645,7 +9584,7 @@
           <w:szCs w:val="24"/>
         </w:rPr>
         <w:drawing>
-          <wp:anchor behindDoc="0" distT="0" distB="0" distL="0" distR="0" simplePos="0" locked="0" layoutInCell="0" allowOverlap="1" relativeHeight="5">
+          <wp:anchor behindDoc="0" distT="0" distB="0" distL="0" distR="0" simplePos="0" locked="0" layoutInCell="0" allowOverlap="1" relativeHeight="4">
             <wp:simplePos x="0" y="0"/>
             <wp:positionH relativeFrom="column">
               <wp:align>center</wp:align>
@@ -9656,7 +9595,7 @@
             <wp:extent cx="6120130" cy="2922270"/>
             <wp:effectExtent l="0" t="0" r="0" b="0"/>
             <wp:wrapSquare wrapText="largest"/>
-            <wp:docPr id="3" name="Image3" descr=""/>
+            <wp:docPr id="4" name="Image3" descr=""/>
             <wp:cNvGraphicFramePr>
               <a:graphicFrameLocks xmlns:a="http://schemas.openxmlformats.org/drawingml/2006/main" noChangeAspect="1"/>
             </wp:cNvGraphicFramePr>
@@ -9664,2714 +9603,7 @@
               <a:graphicData uri="http://schemas.openxmlformats.org/drawingml/2006/picture">
                 <pic:pic xmlns:pic="http://schemas.openxmlformats.org/drawingml/2006/picture">
                   <pic:nvPicPr>
-                    <pic:cNvPr id="3" name="Image3" descr=""/>
-                    <pic:cNvPicPr>
-                      <a:picLocks noChangeAspect="1" noChangeArrowheads="1"/>
-                    </pic:cNvPicPr>
-                  </pic:nvPicPr>
-                  <pic:blipFill>
-                    <a:blip r:embed="rId4"/>
-                    <a:stretch>
-                      <a:fillRect/>
-                    </a:stretch>
-                  </pic:blipFill>
-                  <pic:spPr bwMode="auto">
-                    <a:xfrm>
-                      <a:off x="0" y="0"/>
-                      <a:ext cx="6120130" cy="2922270"/>
-                    </a:xfrm>
-                    <a:prstGeom prst="rect">
-                      <a:avLst/>
-                    </a:prstGeom>
-                  </pic:spPr>
-                </pic:pic>
-              </a:graphicData>
-            </a:graphic>
-          </wp:anchor>
-        </w:drawing>
-      </w:r>
-    </w:p>
-    <w:p>
-      <w:pPr>
-        <w:pStyle w:val="TextBody"/>
-        <w:bidi w:val="0"/>
-        <w:spacing w:before="0" w:after="140"/>
-        <w:jc w:val="left"/>
-        <w:rPr>
-          <w:rFonts w:ascii="Liberation Sans" w:hAnsi="Liberation Sans"/>
-        </w:rPr>
-      </w:pPr>
-      <w:r>
-        <w:rPr>
-          <w:rFonts w:ascii="Liberation Sans" w:hAnsi="Liberation Sans"/>
-        </w:rPr>
-        <w:t>- Example:</w:t>
-      </w:r>
-    </w:p>
-    <w:tbl>
-      <w:tblPr>
-        <w:tblW w:w="5000" w:type="pct"/>
-        <w:jc w:val="left"/>
-        <w:tblInd w:w="-5" w:type="dxa"/>
-        <w:tblLayout w:type="fixed"/>
-        <w:tblCellMar>
-          <w:top w:w="55" w:type="dxa"/>
-          <w:left w:w="55" w:type="dxa"/>
-          <w:bottom w:w="55" w:type="dxa"/>
-          <w:right w:w="55" w:type="dxa"/>
-        </w:tblCellMar>
-      </w:tblPr>
-      <w:tblGrid>
-        <w:gridCol w:w="1500"/>
-        <w:gridCol w:w="8138"/>
-      </w:tblGrid>
-      <w:tr>
-        <w:trPr/>
-        <w:tc>
-          <w:tcPr>
-            <w:tcW w:w="1500" w:type="dxa"/>
-            <w:tcBorders>
-              <w:top w:val="single" w:sz="4" w:space="0" w:color="000000"/>
-              <w:left w:val="single" w:sz="4" w:space="0" w:color="000000"/>
-              <w:bottom w:val="single" w:sz="4" w:space="0" w:color="000000"/>
-            </w:tcBorders>
-          </w:tcPr>
-          <w:p>
-            <w:pPr>
-              <w:pStyle w:val="TableContents"/>
-              <w:rPr>
-                <w:rFonts w:ascii="Liberation Sans" w:hAnsi="Liberation Sans"/>
-              </w:rPr>
-            </w:pPr>
-            <w:r>
-              <w:rPr>
-                <w:rFonts w:ascii="Liberation Sans" w:hAnsi="Liberation Sans"/>
-              </w:rPr>
-            </w:r>
-          </w:p>
-        </w:tc>
-        <w:tc>
-          <w:tcPr>
-            <w:tcW w:w="8138" w:type="dxa"/>
-            <w:tcBorders>
-              <w:top w:val="single" w:sz="4" w:space="0" w:color="000000"/>
-              <w:left w:val="single" w:sz="4" w:space="0" w:color="000000"/>
-              <w:bottom w:val="single" w:sz="4" w:space="0" w:color="000000"/>
-              <w:right w:val="single" w:sz="4" w:space="0" w:color="000000"/>
-            </w:tcBorders>
-          </w:tcPr>
-          <w:p>
-            <w:pPr>
-              <w:pStyle w:val="TableContents"/>
-              <w:rPr>
-                <w:rFonts w:ascii="Liberation Sans" w:hAnsi="Liberation Sans"/>
-              </w:rPr>
-            </w:pPr>
-            <w:r>
-              <w:rPr>
-                <w:rFonts w:ascii="Liberation Sans" w:hAnsi="Liberation Sans"/>
-              </w:rPr>
-              <w:t>GET</w:t>
-            </w:r>
-            <w:r>
-              <w:rPr>
-                <w:rFonts w:ascii="Liberation Sans" w:hAnsi="Liberation Sans"/>
-              </w:rPr>
-              <w:t>: http://localhost:5096</w:t>
-            </w:r>
-            <w:r>
-              <w:rPr>
-                <w:rStyle w:val="SourceText"/>
-                <w:rFonts w:ascii="Liberation Sans" w:hAnsi="Liberation Sans"/>
-                <w:sz w:val="24"/>
-                <w:szCs w:val="24"/>
-              </w:rPr>
-              <w:t>/api/dispatching-board?date=...</w:t>
-            </w:r>
-          </w:p>
-        </w:tc>
-      </w:tr>
-      <w:tr>
-        <w:trPr/>
-        <w:tc>
-          <w:tcPr>
-            <w:tcW w:w="1500" w:type="dxa"/>
-            <w:tcBorders>
-              <w:left w:val="single" w:sz="4" w:space="0" w:color="000000"/>
-              <w:bottom w:val="single" w:sz="4" w:space="0" w:color="000000"/>
-            </w:tcBorders>
-          </w:tcPr>
-          <w:p>
-            <w:pPr>
-              <w:pStyle w:val="TableContents"/>
-              <w:rPr>
-                <w:rFonts w:ascii="Liberation Sans" w:hAnsi="Liberation Sans"/>
-              </w:rPr>
-            </w:pPr>
-            <w:r>
-              <w:rPr>
-                <w:rFonts w:ascii="Liberation Sans" w:hAnsi="Liberation Sans"/>
-              </w:rPr>
-              <w:t>Input</w:t>
-            </w:r>
-          </w:p>
-        </w:tc>
-        <w:tc>
-          <w:tcPr>
-            <w:tcW w:w="8138" w:type="dxa"/>
-            <w:tcBorders>
-              <w:left w:val="single" w:sz="4" w:space="0" w:color="000000"/>
-              <w:bottom w:val="single" w:sz="4" w:space="0" w:color="000000"/>
-              <w:right w:val="single" w:sz="4" w:space="0" w:color="000000"/>
-            </w:tcBorders>
-          </w:tcPr>
-          <w:p>
-            <w:pPr>
-              <w:pStyle w:val="TableContents"/>
-              <w:rPr>
-                <w:rFonts w:ascii="Liberation Sans" w:hAnsi="Liberation Sans"/>
-              </w:rPr>
-            </w:pPr>
-            <w:r>
-              <w:rPr>
-                <w:rFonts w:ascii="Liberation Sans" w:hAnsi="Liberation Sans"/>
-              </w:rPr>
-            </w:r>
-          </w:p>
-        </w:tc>
-      </w:tr>
-      <w:tr>
-        <w:trPr/>
-        <w:tc>
-          <w:tcPr>
-            <w:tcW w:w="1500" w:type="dxa"/>
-            <w:tcBorders>
-              <w:left w:val="single" w:sz="4" w:space="0" w:color="000000"/>
-              <w:bottom w:val="single" w:sz="4" w:space="0" w:color="000000"/>
-            </w:tcBorders>
-          </w:tcPr>
-          <w:p>
-            <w:pPr>
-              <w:pStyle w:val="TableContents"/>
-              <w:rPr>
-                <w:rFonts w:ascii="Liberation Sans" w:hAnsi="Liberation Sans"/>
-              </w:rPr>
-            </w:pPr>
-            <w:r>
-              <w:rPr>
-                <w:rFonts w:ascii="Liberation Sans" w:hAnsi="Liberation Sans"/>
-              </w:rPr>
-              <w:t>Output</w:t>
-            </w:r>
-          </w:p>
-        </w:tc>
-        <w:tc>
-          <w:tcPr>
-            <w:tcW w:w="8138" w:type="dxa"/>
-            <w:tcBorders>
-              <w:left w:val="single" w:sz="4" w:space="0" w:color="000000"/>
-              <w:bottom w:val="single" w:sz="4" w:space="0" w:color="000000"/>
-              <w:right w:val="single" w:sz="4" w:space="0" w:color="000000"/>
-            </w:tcBorders>
-          </w:tcPr>
-          <w:p>
-            <w:pPr>
-              <w:pStyle w:val="TableContents"/>
-              <w:rPr>
-                <w:rFonts w:ascii="Liberation Sans" w:hAnsi="Liberation Sans"/>
-              </w:rPr>
-            </w:pPr>
-            <w:r>
-              <w:rPr>
-                <w:rFonts w:ascii="Liberation Sans" w:hAnsi="Liberation Sans"/>
-              </w:rPr>
-            </w:r>
-          </w:p>
-        </w:tc>
-      </w:tr>
-    </w:tbl>
-    <w:p>
-      <w:pPr>
-        <w:pStyle w:val="TextBody"/>
-        <w:bidi w:val="0"/>
-        <w:spacing w:before="0" w:after="140"/>
-        <w:jc w:val="left"/>
-        <w:rPr>
-          <w:rFonts w:ascii="Liberation Sans" w:hAnsi="Liberation Sans"/>
-        </w:rPr>
-      </w:pPr>
-      <w:r>
-        <w:rPr>
-          <w:rFonts w:ascii="Liberation Sans" w:hAnsi="Liberation Sans"/>
-        </w:rPr>
-      </w:r>
-    </w:p>
-    <w:p>
-      <w:pPr>
-        <w:pStyle w:val="TextBody"/>
-        <w:rPr>
-          <w:rFonts w:ascii="Liberation Sans" w:hAnsi="Liberation Sans"/>
-          <w:sz w:val="24"/>
-          <w:szCs w:val="24"/>
-        </w:rPr>
-      </w:pPr>
-      <w:r>
-        <w:rPr>
-          <w:rFonts w:ascii="Liberation Sans" w:hAnsi="Liberation Sans"/>
-          <w:sz w:val="24"/>
-          <w:szCs w:val="24"/>
-        </w:rPr>
-        <w:t>h. API start job</w:t>
-      </w:r>
-    </w:p>
-    <w:tbl>
-      <w:tblPr>
-        <w:tblW w:w="9617" w:type="dxa"/>
-        <w:jc w:val="right"/>
-        <w:tblInd w:w="0" w:type="dxa"/>
-        <w:tblLayout w:type="fixed"/>
-        <w:tblCellMar>
-          <w:top w:w="0" w:type="dxa"/>
-          <w:left w:w="0" w:type="dxa"/>
-          <w:bottom w:w="75" w:type="dxa"/>
-          <w:right w:w="0" w:type="dxa"/>
-        </w:tblCellMar>
-      </w:tblPr>
-      <w:tblGrid>
-        <w:gridCol w:w="904"/>
-        <w:gridCol w:w="3754"/>
-        <w:gridCol w:w="1715"/>
-        <w:gridCol w:w="3244"/>
-      </w:tblGrid>
-      <w:tr>
-        <w:trPr>
-          <w:tblHeader w:val="true"/>
-        </w:trPr>
-        <w:tc>
-          <w:tcPr>
-            <w:tcW w:w="904" w:type="dxa"/>
-            <w:tcBorders/>
-            <w:vAlign w:val="center"/>
-          </w:tcPr>
-          <w:p>
-            <w:pPr>
-              <w:pStyle w:val="TableHeading"/>
-              <w:widowControl w:val="false"/>
-              <w:jc w:val="center"/>
-              <w:rPr>
-                <w:rFonts w:ascii="Liberation Sans" w:hAnsi="Liberation Sans"/>
-                <w:sz w:val="24"/>
-                <w:szCs w:val="24"/>
-              </w:rPr>
-            </w:pPr>
-            <w:r>
-              <w:rPr>
-                <w:rFonts w:ascii="Liberation Sans" w:hAnsi="Liberation Sans"/>
-                <w:sz w:val="24"/>
-                <w:szCs w:val="24"/>
-              </w:rPr>
-              <w:t>Method</w:t>
-            </w:r>
-          </w:p>
-        </w:tc>
-        <w:tc>
-          <w:tcPr>
-            <w:tcW w:w="3754" w:type="dxa"/>
-            <w:tcBorders/>
-            <w:vAlign w:val="center"/>
-          </w:tcPr>
-          <w:p>
-            <w:pPr>
-              <w:pStyle w:val="TableHeading"/>
-              <w:widowControl w:val="false"/>
-              <w:jc w:val="center"/>
-              <w:rPr>
-                <w:rFonts w:ascii="Liberation Sans" w:hAnsi="Liberation Sans"/>
-                <w:sz w:val="24"/>
-                <w:szCs w:val="24"/>
-              </w:rPr>
-            </w:pPr>
-            <w:r>
-              <w:rPr>
-                <w:rFonts w:ascii="Liberation Sans" w:hAnsi="Liberation Sans"/>
-                <w:sz w:val="24"/>
-                <w:szCs w:val="24"/>
-              </w:rPr>
-              <w:t>Endpoint</w:t>
-            </w:r>
-          </w:p>
-        </w:tc>
-        <w:tc>
-          <w:tcPr>
-            <w:tcW w:w="1715" w:type="dxa"/>
-            <w:tcBorders/>
-            <w:vAlign w:val="center"/>
-          </w:tcPr>
-          <w:p>
-            <w:pPr>
-              <w:pStyle w:val="TableHeading"/>
-              <w:widowControl w:val="false"/>
-              <w:jc w:val="center"/>
-              <w:rPr>
-                <w:rFonts w:ascii="Liberation Sans" w:hAnsi="Liberation Sans"/>
-                <w:sz w:val="24"/>
-                <w:szCs w:val="24"/>
-              </w:rPr>
-            </w:pPr>
-            <w:r>
-              <w:rPr>
-                <w:rFonts w:ascii="Liberation Sans" w:hAnsi="Liberation Sans"/>
-                <w:sz w:val="24"/>
-                <w:szCs w:val="24"/>
-              </w:rPr>
-              <w:t>Input</w:t>
-            </w:r>
-          </w:p>
-        </w:tc>
-        <w:tc>
-          <w:tcPr>
-            <w:tcW w:w="3244" w:type="dxa"/>
-            <w:tcBorders/>
-            <w:vAlign w:val="center"/>
-          </w:tcPr>
-          <w:p>
-            <w:pPr>
-              <w:pStyle w:val="TableHeading"/>
-              <w:widowControl w:val="false"/>
-              <w:jc w:val="center"/>
-              <w:rPr>
-                <w:rFonts w:ascii="Liberation Sans" w:hAnsi="Liberation Sans"/>
-                <w:sz w:val="24"/>
-                <w:szCs w:val="24"/>
-              </w:rPr>
-            </w:pPr>
-            <w:r>
-              <w:rPr>
-                <w:rFonts w:ascii="Liberation Sans" w:hAnsi="Liberation Sans"/>
-                <w:sz w:val="24"/>
-                <w:szCs w:val="24"/>
-              </w:rPr>
-              <w:t>Output</w:t>
-            </w:r>
-          </w:p>
-        </w:tc>
-      </w:tr>
-      <w:tr>
-        <w:trPr/>
-        <w:tc>
-          <w:tcPr>
-            <w:tcW w:w="904" w:type="dxa"/>
-            <w:tcBorders/>
-            <w:vAlign w:val="center"/>
-          </w:tcPr>
-          <w:p>
-            <w:pPr>
-              <w:pStyle w:val="TableContents"/>
-              <w:widowControl w:val="false"/>
-              <w:jc w:val="center"/>
-              <w:rPr>
-                <w:rFonts w:ascii="Liberation Sans" w:hAnsi="Liberation Sans"/>
-                <w:sz w:val="24"/>
-                <w:szCs w:val="24"/>
-              </w:rPr>
-            </w:pPr>
-            <w:r>
-              <w:rPr>
-                <w:rFonts w:ascii="Liberation Sans" w:hAnsi="Liberation Sans"/>
-                <w:sz w:val="24"/>
-                <w:szCs w:val="24"/>
-              </w:rPr>
-              <w:t>PATCH</w:t>
-            </w:r>
-          </w:p>
-        </w:tc>
-        <w:tc>
-          <w:tcPr>
-            <w:tcW w:w="3754" w:type="dxa"/>
-            <w:tcBorders/>
-            <w:vAlign w:val="center"/>
-          </w:tcPr>
-          <w:p>
-            <w:pPr>
-              <w:pStyle w:val="TableContents"/>
-              <w:widowControl w:val="false"/>
-              <w:rPr/>
-            </w:pPr>
-            <w:r>
-              <w:rPr>
-                <w:rStyle w:val="SourceText"/>
-                <w:rFonts w:ascii="Liberation Sans" w:hAnsi="Liberation Sans"/>
-                <w:sz w:val="24"/>
-                <w:szCs w:val="24"/>
-              </w:rPr>
-              <w:t>/api/dispatching-board/{id}/start</w:t>
-            </w:r>
-          </w:p>
-        </w:tc>
-        <w:tc>
-          <w:tcPr>
-            <w:tcW w:w="1715" w:type="dxa"/>
-            <w:tcBorders/>
-            <w:vAlign w:val="center"/>
-          </w:tcPr>
-          <w:p>
-            <w:pPr>
-              <w:pStyle w:val="TableContents"/>
-              <w:widowControl w:val="false"/>
-              <w:jc w:val="center"/>
-              <w:rPr>
-                <w:rFonts w:ascii="Liberation Sans" w:hAnsi="Liberation Sans"/>
-                <w:sz w:val="24"/>
-                <w:szCs w:val="24"/>
-              </w:rPr>
-            </w:pPr>
-            <w:r>
-              <w:rPr>
-                <w:rFonts w:ascii="Liberation Sans" w:hAnsi="Liberation Sans"/>
-                <w:sz w:val="24"/>
-                <w:szCs w:val="24"/>
-              </w:rPr>
-              <w:t>id</w:t>
-            </w:r>
-          </w:p>
-        </w:tc>
-        <w:tc>
-          <w:tcPr>
-            <w:tcW w:w="3244" w:type="dxa"/>
-            <w:tcBorders/>
-            <w:vAlign w:val="center"/>
-          </w:tcPr>
-          <w:p>
-            <w:pPr>
-              <w:pStyle w:val="TableContents"/>
-              <w:widowControl w:val="false"/>
-              <w:jc w:val="center"/>
-              <w:rPr>
-                <w:rFonts w:ascii="Liberation Sans" w:hAnsi="Liberation Sans"/>
-                <w:sz w:val="24"/>
-                <w:szCs w:val="24"/>
-              </w:rPr>
-            </w:pPr>
-            <w:r>
-              <w:rPr>
-                <w:rFonts w:ascii="Liberation Sans" w:hAnsi="Liberation Sans"/>
-                <w:sz w:val="24"/>
-                <w:szCs w:val="24"/>
-              </w:rPr>
-            </w:r>
-          </w:p>
-        </w:tc>
-      </w:tr>
-    </w:tbl>
-    <w:p>
-      <w:pPr>
-        <w:pStyle w:val="TextBody"/>
-        <w:rPr>
-          <w:rFonts w:ascii="Liberation Sans" w:hAnsi="Liberation Sans"/>
-          <w:sz w:val="24"/>
-          <w:szCs w:val="24"/>
-        </w:rPr>
-      </w:pPr>
-      <w:r>
-        <w:rPr>
-          <w:rFonts w:ascii="Liberation Sans" w:hAnsi="Liberation Sans"/>
-          <w:sz w:val="24"/>
-          <w:szCs w:val="24"/>
-        </w:rPr>
-      </w:r>
-    </w:p>
-    <w:p>
-      <w:pPr>
-        <w:pStyle w:val="TextBody"/>
-        <w:rPr>
-          <w:rFonts w:ascii="Liberation Sans" w:hAnsi="Liberation Sans"/>
-          <w:sz w:val="24"/>
-          <w:szCs w:val="24"/>
-        </w:rPr>
-      </w:pPr>
-      <w:r>
-        <w:rPr>
-          <w:rFonts w:ascii="Liberation Sans" w:hAnsi="Liberation Sans"/>
-          <w:sz w:val="24"/>
-          <w:szCs w:val="24"/>
-        </w:rPr>
-        <w:t xml:space="preserve">- Dùng để công nhân bấm </w:t>
-      </w:r>
-      <w:r>
-        <w:rPr>
-          <w:rStyle w:val="Strong"/>
-          <w:rFonts w:ascii="Liberation Sans" w:hAnsi="Liberation Sans"/>
-          <w:sz w:val="24"/>
-          <w:szCs w:val="24"/>
-        </w:rPr>
-        <w:t>Bắt đầu</w:t>
-      </w:r>
-      <w:r>
-        <w:rPr>
-          <w:rFonts w:ascii="Liberation Sans" w:hAnsi="Liberation Sans"/>
-          <w:sz w:val="24"/>
-          <w:szCs w:val="24"/>
-        </w:rPr>
-        <w:t>.</w:t>
-      </w:r>
-    </w:p>
-    <w:p>
-      <w:pPr>
-        <w:pStyle w:val="TextBody"/>
-        <w:bidi w:val="0"/>
-        <w:spacing w:before="0" w:after="140"/>
-        <w:jc w:val="left"/>
-        <w:rPr>
-          <w:rFonts w:ascii="Liberation Sans" w:hAnsi="Liberation Sans"/>
-        </w:rPr>
-      </w:pPr>
-      <w:r>
-        <w:rPr>
-          <w:rFonts w:ascii="Liberation Sans" w:hAnsi="Liberation Sans"/>
-        </w:rPr>
-        <w:t>- Example:</w:t>
-      </w:r>
-    </w:p>
-    <w:tbl>
-      <w:tblPr>
-        <w:tblW w:w="5000" w:type="pct"/>
-        <w:jc w:val="left"/>
-        <w:tblInd w:w="-5" w:type="dxa"/>
-        <w:tblLayout w:type="fixed"/>
-        <w:tblCellMar>
-          <w:top w:w="55" w:type="dxa"/>
-          <w:left w:w="55" w:type="dxa"/>
-          <w:bottom w:w="55" w:type="dxa"/>
-          <w:right w:w="55" w:type="dxa"/>
-        </w:tblCellMar>
-      </w:tblPr>
-      <w:tblGrid>
-        <w:gridCol w:w="1500"/>
-        <w:gridCol w:w="8138"/>
-      </w:tblGrid>
-      <w:tr>
-        <w:trPr/>
-        <w:tc>
-          <w:tcPr>
-            <w:tcW w:w="1500" w:type="dxa"/>
-            <w:tcBorders>
-              <w:top w:val="single" w:sz="4" w:space="0" w:color="000000"/>
-              <w:left w:val="single" w:sz="4" w:space="0" w:color="000000"/>
-              <w:bottom w:val="single" w:sz="4" w:space="0" w:color="000000"/>
-            </w:tcBorders>
-          </w:tcPr>
-          <w:p>
-            <w:pPr>
-              <w:pStyle w:val="TableContents"/>
-              <w:rPr>
-                <w:rFonts w:ascii="Liberation Sans" w:hAnsi="Liberation Sans"/>
-              </w:rPr>
-            </w:pPr>
-            <w:r>
-              <w:rPr>
-                <w:rFonts w:ascii="Liberation Sans" w:hAnsi="Liberation Sans"/>
-              </w:rPr>
-            </w:r>
-          </w:p>
-        </w:tc>
-        <w:tc>
-          <w:tcPr>
-            <w:tcW w:w="8138" w:type="dxa"/>
-            <w:tcBorders>
-              <w:top w:val="single" w:sz="4" w:space="0" w:color="000000"/>
-              <w:left w:val="single" w:sz="4" w:space="0" w:color="000000"/>
-              <w:bottom w:val="single" w:sz="4" w:space="0" w:color="000000"/>
-              <w:right w:val="single" w:sz="4" w:space="0" w:color="000000"/>
-            </w:tcBorders>
-          </w:tcPr>
-          <w:p>
-            <w:pPr>
-              <w:pStyle w:val="TableContents"/>
-              <w:rPr>
-                <w:rFonts w:ascii="Liberation Sans" w:hAnsi="Liberation Sans"/>
-              </w:rPr>
-            </w:pPr>
-            <w:r>
-              <w:rPr>
-                <w:rFonts w:ascii="Liberation Sans" w:hAnsi="Liberation Sans"/>
-                <w:sz w:val="24"/>
-                <w:szCs w:val="24"/>
-              </w:rPr>
-              <w:t>PATCH</w:t>
-            </w:r>
-            <w:r>
-              <w:rPr>
-                <w:rFonts w:ascii="Liberation Sans" w:hAnsi="Liberation Sans"/>
-              </w:rPr>
-              <w:t>: http://localhost:5096</w:t>
-            </w:r>
-            <w:r>
-              <w:rPr>
-                <w:rStyle w:val="SourceText"/>
-                <w:rFonts w:ascii="Liberation Sans" w:hAnsi="Liberation Sans"/>
-                <w:sz w:val="24"/>
-                <w:szCs w:val="24"/>
-              </w:rPr>
-              <w:t>/api/dispatching-board/{id}/start</w:t>
-            </w:r>
-          </w:p>
-        </w:tc>
-      </w:tr>
-      <w:tr>
-        <w:trPr/>
-        <w:tc>
-          <w:tcPr>
-            <w:tcW w:w="1500" w:type="dxa"/>
-            <w:tcBorders>
-              <w:left w:val="single" w:sz="4" w:space="0" w:color="000000"/>
-              <w:bottom w:val="single" w:sz="4" w:space="0" w:color="000000"/>
-            </w:tcBorders>
-          </w:tcPr>
-          <w:p>
-            <w:pPr>
-              <w:pStyle w:val="TableContents"/>
-              <w:rPr>
-                <w:rFonts w:ascii="Liberation Sans" w:hAnsi="Liberation Sans"/>
-              </w:rPr>
-            </w:pPr>
-            <w:r>
-              <w:rPr>
-                <w:rFonts w:ascii="Liberation Sans" w:hAnsi="Liberation Sans"/>
-              </w:rPr>
-              <w:t>Input</w:t>
-            </w:r>
-          </w:p>
-        </w:tc>
-        <w:tc>
-          <w:tcPr>
-            <w:tcW w:w="8138" w:type="dxa"/>
-            <w:tcBorders>
-              <w:left w:val="single" w:sz="4" w:space="0" w:color="000000"/>
-              <w:bottom w:val="single" w:sz="4" w:space="0" w:color="000000"/>
-              <w:right w:val="single" w:sz="4" w:space="0" w:color="000000"/>
-            </w:tcBorders>
-          </w:tcPr>
-          <w:p>
-            <w:pPr>
-              <w:pStyle w:val="TableContents"/>
-              <w:rPr>
-                <w:rFonts w:ascii="Liberation Sans" w:hAnsi="Liberation Sans"/>
-              </w:rPr>
-            </w:pPr>
-            <w:r>
-              <w:rPr>
-                <w:rFonts w:ascii="Liberation Sans" w:hAnsi="Liberation Sans"/>
-              </w:rPr>
-            </w:r>
-          </w:p>
-        </w:tc>
-      </w:tr>
-      <w:tr>
-        <w:trPr/>
-        <w:tc>
-          <w:tcPr>
-            <w:tcW w:w="1500" w:type="dxa"/>
-            <w:tcBorders>
-              <w:left w:val="single" w:sz="4" w:space="0" w:color="000000"/>
-              <w:bottom w:val="single" w:sz="4" w:space="0" w:color="000000"/>
-            </w:tcBorders>
-          </w:tcPr>
-          <w:p>
-            <w:pPr>
-              <w:pStyle w:val="TableContents"/>
-              <w:rPr>
-                <w:rFonts w:ascii="Liberation Sans" w:hAnsi="Liberation Sans"/>
-              </w:rPr>
-            </w:pPr>
-            <w:r>
-              <w:rPr>
-                <w:rFonts w:ascii="Liberation Sans" w:hAnsi="Liberation Sans"/>
-              </w:rPr>
-              <w:t>Output</w:t>
-            </w:r>
-          </w:p>
-        </w:tc>
-        <w:tc>
-          <w:tcPr>
-            <w:tcW w:w="8138" w:type="dxa"/>
-            <w:tcBorders>
-              <w:left w:val="single" w:sz="4" w:space="0" w:color="000000"/>
-              <w:bottom w:val="single" w:sz="4" w:space="0" w:color="000000"/>
-              <w:right w:val="single" w:sz="4" w:space="0" w:color="000000"/>
-            </w:tcBorders>
-          </w:tcPr>
-          <w:p>
-            <w:pPr>
-              <w:pStyle w:val="TableContents"/>
-              <w:rPr>
-                <w:rFonts w:ascii="Liberation Sans" w:hAnsi="Liberation Sans"/>
-              </w:rPr>
-            </w:pPr>
-            <w:r>
-              <w:rPr>
-                <w:rFonts w:ascii="Liberation Sans" w:hAnsi="Liberation Sans"/>
-              </w:rPr>
-            </w:r>
-          </w:p>
-        </w:tc>
-      </w:tr>
-    </w:tbl>
-    <w:p>
-      <w:pPr>
-        <w:pStyle w:val="TextBody"/>
-        <w:bidi w:val="0"/>
-        <w:spacing w:before="0" w:after="140"/>
-        <w:jc w:val="left"/>
-        <w:rPr>
-          <w:rFonts w:ascii="Liberation Sans" w:hAnsi="Liberation Sans"/>
-        </w:rPr>
-      </w:pPr>
-      <w:r>
-        <w:rPr>
-          <w:rFonts w:ascii="Liberation Sans" w:hAnsi="Liberation Sans"/>
-        </w:rPr>
-      </w:r>
-    </w:p>
-    <w:p>
-      <w:pPr>
-        <w:pStyle w:val="TextBody"/>
-        <w:rPr>
-          <w:rFonts w:ascii="Liberation Sans" w:hAnsi="Liberation Sans"/>
-          <w:sz w:val="24"/>
-          <w:szCs w:val="24"/>
-        </w:rPr>
-      </w:pPr>
-      <w:r>
-        <w:rPr>
-          <w:rFonts w:ascii="Liberation Sans" w:hAnsi="Liberation Sans"/>
-          <w:sz w:val="24"/>
-          <w:szCs w:val="24"/>
-        </w:rPr>
-        <w:t>i. API cập nhật số lượng đã làm được</w:t>
-      </w:r>
-    </w:p>
-    <w:tbl>
-      <w:tblPr>
-        <w:tblW w:w="9617" w:type="dxa"/>
-        <w:jc w:val="right"/>
-        <w:tblInd w:w="0" w:type="dxa"/>
-        <w:tblLayout w:type="fixed"/>
-        <w:tblCellMar>
-          <w:top w:w="0" w:type="dxa"/>
-          <w:left w:w="0" w:type="dxa"/>
-          <w:bottom w:w="75" w:type="dxa"/>
-          <w:right w:w="0" w:type="dxa"/>
-        </w:tblCellMar>
-      </w:tblPr>
-      <w:tblGrid>
-        <w:gridCol w:w="904"/>
-        <w:gridCol w:w="4313"/>
-        <w:gridCol w:w="1892"/>
-        <w:gridCol w:w="2508"/>
-      </w:tblGrid>
-      <w:tr>
-        <w:trPr>
-          <w:tblHeader w:val="true"/>
-        </w:trPr>
-        <w:tc>
-          <w:tcPr>
-            <w:tcW w:w="904" w:type="dxa"/>
-            <w:tcBorders/>
-            <w:vAlign w:val="center"/>
-          </w:tcPr>
-          <w:p>
-            <w:pPr>
-              <w:pStyle w:val="TableHeading"/>
-              <w:widowControl w:val="false"/>
-              <w:jc w:val="center"/>
-              <w:rPr>
-                <w:rFonts w:ascii="Liberation Sans" w:hAnsi="Liberation Sans"/>
-                <w:sz w:val="24"/>
-                <w:szCs w:val="24"/>
-              </w:rPr>
-            </w:pPr>
-            <w:r>
-              <w:rPr>
-                <w:rFonts w:ascii="Liberation Sans" w:hAnsi="Liberation Sans"/>
-                <w:sz w:val="24"/>
-                <w:szCs w:val="24"/>
-              </w:rPr>
-              <w:t>Method</w:t>
-            </w:r>
-          </w:p>
-        </w:tc>
-        <w:tc>
-          <w:tcPr>
-            <w:tcW w:w="4313" w:type="dxa"/>
-            <w:tcBorders/>
-            <w:vAlign w:val="center"/>
-          </w:tcPr>
-          <w:p>
-            <w:pPr>
-              <w:pStyle w:val="TableHeading"/>
-              <w:widowControl w:val="false"/>
-              <w:jc w:val="center"/>
-              <w:rPr>
-                <w:rFonts w:ascii="Liberation Sans" w:hAnsi="Liberation Sans"/>
-                <w:sz w:val="24"/>
-                <w:szCs w:val="24"/>
-              </w:rPr>
-            </w:pPr>
-            <w:r>
-              <w:rPr>
-                <w:rFonts w:ascii="Liberation Sans" w:hAnsi="Liberation Sans"/>
-                <w:sz w:val="24"/>
-                <w:szCs w:val="24"/>
-              </w:rPr>
-              <w:t>Endpoint</w:t>
-            </w:r>
-          </w:p>
-        </w:tc>
-        <w:tc>
-          <w:tcPr>
-            <w:tcW w:w="1892" w:type="dxa"/>
-            <w:tcBorders/>
-            <w:vAlign w:val="center"/>
-          </w:tcPr>
-          <w:p>
-            <w:pPr>
-              <w:pStyle w:val="TableHeading"/>
-              <w:widowControl w:val="false"/>
-              <w:jc w:val="center"/>
-              <w:rPr>
-                <w:rFonts w:ascii="Liberation Sans" w:hAnsi="Liberation Sans"/>
-                <w:sz w:val="24"/>
-                <w:szCs w:val="24"/>
-              </w:rPr>
-            </w:pPr>
-            <w:r>
-              <w:rPr>
-                <w:rFonts w:ascii="Liberation Sans" w:hAnsi="Liberation Sans"/>
-                <w:sz w:val="24"/>
-                <w:szCs w:val="24"/>
-              </w:rPr>
-              <w:t>Input</w:t>
-            </w:r>
-          </w:p>
-        </w:tc>
-        <w:tc>
-          <w:tcPr>
-            <w:tcW w:w="2508" w:type="dxa"/>
-            <w:tcBorders/>
-            <w:vAlign w:val="center"/>
-          </w:tcPr>
-          <w:p>
-            <w:pPr>
-              <w:pStyle w:val="TableHeading"/>
-              <w:widowControl w:val="false"/>
-              <w:jc w:val="center"/>
-              <w:rPr>
-                <w:rFonts w:ascii="Liberation Sans" w:hAnsi="Liberation Sans"/>
-                <w:sz w:val="24"/>
-                <w:szCs w:val="24"/>
-              </w:rPr>
-            </w:pPr>
-            <w:r>
-              <w:rPr>
-                <w:rFonts w:ascii="Liberation Sans" w:hAnsi="Liberation Sans"/>
-                <w:sz w:val="24"/>
-                <w:szCs w:val="24"/>
-              </w:rPr>
-              <w:t>Output</w:t>
-            </w:r>
-          </w:p>
-        </w:tc>
-      </w:tr>
-      <w:tr>
-        <w:trPr/>
-        <w:tc>
-          <w:tcPr>
-            <w:tcW w:w="904" w:type="dxa"/>
-            <w:tcBorders/>
-            <w:vAlign w:val="center"/>
-          </w:tcPr>
-          <w:p>
-            <w:pPr>
-              <w:pStyle w:val="TableContents"/>
-              <w:widowControl w:val="false"/>
-              <w:jc w:val="center"/>
-              <w:rPr>
-                <w:rFonts w:ascii="Liberation Sans" w:hAnsi="Liberation Sans"/>
-                <w:sz w:val="24"/>
-                <w:szCs w:val="24"/>
-              </w:rPr>
-            </w:pPr>
-            <w:r>
-              <w:rPr>
-                <w:rFonts w:ascii="Liberation Sans" w:hAnsi="Liberation Sans"/>
-                <w:sz w:val="24"/>
-                <w:szCs w:val="24"/>
-              </w:rPr>
-              <w:t>PATCH</w:t>
-            </w:r>
-          </w:p>
-        </w:tc>
-        <w:tc>
-          <w:tcPr>
-            <w:tcW w:w="4313" w:type="dxa"/>
-            <w:tcBorders/>
-            <w:vAlign w:val="center"/>
-          </w:tcPr>
-          <w:p>
-            <w:pPr>
-              <w:pStyle w:val="TableContents"/>
-              <w:widowControl w:val="false"/>
-              <w:rPr/>
-            </w:pPr>
-            <w:r>
-              <w:rPr>
-                <w:rStyle w:val="SourceText"/>
-                <w:rFonts w:ascii="Liberation Sans" w:hAnsi="Liberation Sans"/>
-                <w:sz w:val="24"/>
-                <w:szCs w:val="24"/>
-              </w:rPr>
-              <w:t>/api/dispatching-board/{id}/complete</w:t>
-            </w:r>
-          </w:p>
-        </w:tc>
-        <w:tc>
-          <w:tcPr>
-            <w:tcW w:w="1892" w:type="dxa"/>
-            <w:tcBorders/>
-            <w:vAlign w:val="center"/>
-          </w:tcPr>
-          <w:p>
-            <w:pPr>
-              <w:pStyle w:val="TableContents"/>
-              <w:widowControl w:val="false"/>
-              <w:jc w:val="center"/>
-              <w:rPr>
-                <w:rFonts w:ascii="Liberation Sans" w:hAnsi="Liberation Sans"/>
-                <w:sz w:val="24"/>
-                <w:szCs w:val="24"/>
-              </w:rPr>
-            </w:pPr>
-            <w:r>
-              <w:rPr>
-                <w:rFonts w:ascii="Liberation Sans" w:hAnsi="Liberation Sans"/>
-                <w:sz w:val="24"/>
-                <w:szCs w:val="24"/>
-              </w:rPr>
-              <w:t xml:space="preserve">Id,  </w:t>
-            </w:r>
-            <w:r>
-              <w:rPr>
-                <w:rFonts w:ascii="Liberation Sans" w:hAnsi="Liberation Sans"/>
-                <w:sz w:val="24"/>
-                <w:szCs w:val="24"/>
-              </w:rPr>
-              <w:t>ActualQuantity</w:t>
-            </w:r>
-          </w:p>
-          <w:p>
-            <w:pPr>
-              <w:pStyle w:val="TableContents"/>
-              <w:widowControl w:val="false"/>
-              <w:jc w:val="center"/>
-              <w:rPr>
-                <w:rFonts w:ascii="Liberation Sans" w:hAnsi="Liberation Sans"/>
-                <w:sz w:val="24"/>
-                <w:szCs w:val="24"/>
-              </w:rPr>
-            </w:pPr>
-            <w:r>
-              <w:rPr>
-                <w:rFonts w:ascii="Liberation Sans" w:hAnsi="Liberation Sans"/>
-                <w:sz w:val="24"/>
-                <w:szCs w:val="24"/>
-              </w:rPr>
-            </w:r>
-          </w:p>
-        </w:tc>
-        <w:tc>
-          <w:tcPr>
-            <w:tcW w:w="2508" w:type="dxa"/>
-            <w:tcBorders/>
-            <w:vAlign w:val="center"/>
-          </w:tcPr>
-          <w:p>
-            <w:pPr>
-              <w:pStyle w:val="TableHeading"/>
-              <w:widowControl w:val="false"/>
-              <w:jc w:val="center"/>
-              <w:rPr>
-                <w:rFonts w:ascii="Liberation Sans" w:hAnsi="Liberation Sans"/>
-                <w:sz w:val="24"/>
-                <w:szCs w:val="24"/>
-              </w:rPr>
-            </w:pPr>
-            <w:r>
-              <w:rPr>
-                <w:rFonts w:ascii="Liberation Sans" w:hAnsi="Liberation Sans"/>
-                <w:sz w:val="24"/>
-                <w:szCs w:val="24"/>
-              </w:rPr>
-            </w:r>
-          </w:p>
-        </w:tc>
-      </w:tr>
-    </w:tbl>
-    <w:p>
-      <w:pPr>
-        <w:pStyle w:val="TextBody"/>
-        <w:rPr>
-          <w:rFonts w:ascii="Liberation Sans" w:hAnsi="Liberation Sans"/>
-          <w:sz w:val="24"/>
-          <w:szCs w:val="24"/>
-        </w:rPr>
-      </w:pPr>
-      <w:r>
-        <w:rPr>
-          <w:rFonts w:ascii="Liberation Sans" w:hAnsi="Liberation Sans"/>
-          <w:sz w:val="24"/>
-          <w:szCs w:val="24"/>
-        </w:rPr>
-      </w:r>
-    </w:p>
-    <w:p>
-      <w:pPr>
-        <w:pStyle w:val="TextBody"/>
-        <w:rPr>
-          <w:rFonts w:ascii="Liberation Sans" w:hAnsi="Liberation Sans"/>
-          <w:sz w:val="24"/>
-          <w:szCs w:val="24"/>
-        </w:rPr>
-      </w:pPr>
-      <w:r>
-        <w:rPr>
-          <w:rFonts w:ascii="Liberation Sans" w:hAnsi="Liberation Sans"/>
-          <w:sz w:val="24"/>
-          <w:szCs w:val="24"/>
-        </w:rPr>
-        <w:t>- API dùng để cập nhật số lượng công việc đã hoàn thành</w:t>
-      </w:r>
-    </w:p>
-    <w:p>
-      <w:pPr>
-        <w:pStyle w:val="TextBody"/>
-        <w:bidi w:val="0"/>
-        <w:spacing w:before="0" w:after="140"/>
-        <w:jc w:val="left"/>
-        <w:rPr>
-          <w:rFonts w:ascii="Liberation Sans" w:hAnsi="Liberation Sans"/>
-        </w:rPr>
-      </w:pPr>
-      <w:r>
-        <w:rPr>
-          <w:rFonts w:ascii="Liberation Sans" w:hAnsi="Liberation Sans"/>
-        </w:rPr>
-        <w:t>- Example:</w:t>
-      </w:r>
-    </w:p>
-    <w:tbl>
-      <w:tblPr>
-        <w:tblW w:w="5000" w:type="pct"/>
-        <w:jc w:val="left"/>
-        <w:tblInd w:w="-5" w:type="dxa"/>
-        <w:tblLayout w:type="fixed"/>
-        <w:tblCellMar>
-          <w:top w:w="55" w:type="dxa"/>
-          <w:left w:w="55" w:type="dxa"/>
-          <w:bottom w:w="55" w:type="dxa"/>
-          <w:right w:w="55" w:type="dxa"/>
-        </w:tblCellMar>
-      </w:tblPr>
-      <w:tblGrid>
-        <w:gridCol w:w="1500"/>
-        <w:gridCol w:w="8138"/>
-      </w:tblGrid>
-      <w:tr>
-        <w:trPr/>
-        <w:tc>
-          <w:tcPr>
-            <w:tcW w:w="1500" w:type="dxa"/>
-            <w:tcBorders>
-              <w:top w:val="single" w:sz="4" w:space="0" w:color="000000"/>
-              <w:left w:val="single" w:sz="4" w:space="0" w:color="000000"/>
-              <w:bottom w:val="single" w:sz="4" w:space="0" w:color="000000"/>
-            </w:tcBorders>
-          </w:tcPr>
-          <w:p>
-            <w:pPr>
-              <w:pStyle w:val="TableContents"/>
-              <w:rPr>
-                <w:rFonts w:ascii="Liberation Sans" w:hAnsi="Liberation Sans"/>
-              </w:rPr>
-            </w:pPr>
-            <w:r>
-              <w:rPr>
-                <w:rFonts w:ascii="Liberation Sans" w:hAnsi="Liberation Sans"/>
-              </w:rPr>
-            </w:r>
-          </w:p>
-        </w:tc>
-        <w:tc>
-          <w:tcPr>
-            <w:tcW w:w="8138" w:type="dxa"/>
-            <w:tcBorders>
-              <w:top w:val="single" w:sz="4" w:space="0" w:color="000000"/>
-              <w:left w:val="single" w:sz="4" w:space="0" w:color="000000"/>
-              <w:bottom w:val="single" w:sz="4" w:space="0" w:color="000000"/>
-              <w:right w:val="single" w:sz="4" w:space="0" w:color="000000"/>
-            </w:tcBorders>
-          </w:tcPr>
-          <w:p>
-            <w:pPr>
-              <w:pStyle w:val="TableContents"/>
-              <w:rPr>
-                <w:rFonts w:ascii="Liberation Sans" w:hAnsi="Liberation Sans"/>
-              </w:rPr>
-            </w:pPr>
-            <w:r>
-              <w:rPr>
-                <w:rFonts w:ascii="Liberation Sans" w:hAnsi="Liberation Sans"/>
-                <w:sz w:val="24"/>
-                <w:szCs w:val="24"/>
-              </w:rPr>
-              <w:t>PATCH</w:t>
-            </w:r>
-            <w:r>
-              <w:rPr>
-                <w:rFonts w:ascii="Liberation Sans" w:hAnsi="Liberation Sans"/>
-              </w:rPr>
-              <w:t>: http://localhost:5096</w:t>
-            </w:r>
-            <w:r>
-              <w:rPr>
-                <w:rStyle w:val="SourceText"/>
-                <w:rFonts w:ascii="Liberation Sans" w:hAnsi="Liberation Sans"/>
-                <w:sz w:val="24"/>
-                <w:szCs w:val="24"/>
-              </w:rPr>
-              <w:t>/api/dispatching-board/{id}/complete</w:t>
-            </w:r>
-          </w:p>
-        </w:tc>
-      </w:tr>
-      <w:tr>
-        <w:trPr/>
-        <w:tc>
-          <w:tcPr>
-            <w:tcW w:w="1500" w:type="dxa"/>
-            <w:tcBorders>
-              <w:left w:val="single" w:sz="4" w:space="0" w:color="000000"/>
-              <w:bottom w:val="single" w:sz="4" w:space="0" w:color="000000"/>
-            </w:tcBorders>
-          </w:tcPr>
-          <w:p>
-            <w:pPr>
-              <w:pStyle w:val="TableContents"/>
-              <w:rPr>
-                <w:rFonts w:ascii="Liberation Sans" w:hAnsi="Liberation Sans"/>
-              </w:rPr>
-            </w:pPr>
-            <w:r>
-              <w:rPr>
-                <w:rFonts w:ascii="Liberation Sans" w:hAnsi="Liberation Sans"/>
-              </w:rPr>
-              <w:t>Input</w:t>
-            </w:r>
-          </w:p>
-        </w:tc>
-        <w:tc>
-          <w:tcPr>
-            <w:tcW w:w="8138" w:type="dxa"/>
-            <w:tcBorders>
-              <w:left w:val="single" w:sz="4" w:space="0" w:color="000000"/>
-              <w:bottom w:val="single" w:sz="4" w:space="0" w:color="000000"/>
-              <w:right w:val="single" w:sz="4" w:space="0" w:color="000000"/>
-            </w:tcBorders>
-          </w:tcPr>
-          <w:p>
-            <w:pPr>
-              <w:pStyle w:val="TableContents"/>
-              <w:rPr>
-                <w:rFonts w:ascii="Liberation Sans" w:hAnsi="Liberation Sans"/>
-              </w:rPr>
-            </w:pPr>
-            <w:r>
-              <w:rPr>
-                <w:rFonts w:ascii="Liberation Sans" w:hAnsi="Liberation Sans"/>
-              </w:rPr>
-            </w:r>
-          </w:p>
-        </w:tc>
-      </w:tr>
-      <w:tr>
-        <w:trPr/>
-        <w:tc>
-          <w:tcPr>
-            <w:tcW w:w="1500" w:type="dxa"/>
-            <w:tcBorders>
-              <w:left w:val="single" w:sz="4" w:space="0" w:color="000000"/>
-              <w:bottom w:val="single" w:sz="4" w:space="0" w:color="000000"/>
-            </w:tcBorders>
-          </w:tcPr>
-          <w:p>
-            <w:pPr>
-              <w:pStyle w:val="TableContents"/>
-              <w:rPr>
-                <w:rFonts w:ascii="Liberation Sans" w:hAnsi="Liberation Sans"/>
-              </w:rPr>
-            </w:pPr>
-            <w:r>
-              <w:rPr>
-                <w:rFonts w:ascii="Liberation Sans" w:hAnsi="Liberation Sans"/>
-              </w:rPr>
-              <w:t>Output</w:t>
-            </w:r>
-          </w:p>
-        </w:tc>
-        <w:tc>
-          <w:tcPr>
-            <w:tcW w:w="8138" w:type="dxa"/>
-            <w:tcBorders>
-              <w:left w:val="single" w:sz="4" w:space="0" w:color="000000"/>
-              <w:bottom w:val="single" w:sz="4" w:space="0" w:color="000000"/>
-              <w:right w:val="single" w:sz="4" w:space="0" w:color="000000"/>
-            </w:tcBorders>
-          </w:tcPr>
-          <w:p>
-            <w:pPr>
-              <w:pStyle w:val="TableContents"/>
-              <w:rPr>
-                <w:rFonts w:ascii="Liberation Sans" w:hAnsi="Liberation Sans"/>
-              </w:rPr>
-            </w:pPr>
-            <w:r>
-              <w:rPr>
-                <w:rFonts w:ascii="Liberation Sans" w:hAnsi="Liberation Sans"/>
-              </w:rPr>
-            </w:r>
-          </w:p>
-        </w:tc>
-      </w:tr>
-    </w:tbl>
-    <w:p>
-      <w:pPr>
-        <w:pStyle w:val="TextBody"/>
-        <w:bidi w:val="0"/>
-        <w:spacing w:before="0" w:after="140"/>
-        <w:jc w:val="left"/>
-        <w:rPr>
-          <w:rFonts w:ascii="Liberation Sans" w:hAnsi="Liberation Sans"/>
-        </w:rPr>
-      </w:pPr>
-      <w:r>
-        <w:rPr>
-          <w:rFonts w:ascii="Liberation Sans" w:hAnsi="Liberation Sans"/>
-        </w:rPr>
-      </w:r>
-    </w:p>
-    <w:p>
-      <w:pPr>
-        <w:pStyle w:val="TextBody"/>
-        <w:rPr>
-          <w:rFonts w:ascii="Liberation Sans" w:hAnsi="Liberation Sans"/>
-          <w:sz w:val="24"/>
-          <w:szCs w:val="24"/>
-        </w:rPr>
-      </w:pPr>
-      <w:r>
-        <w:rPr>
-          <w:rFonts w:ascii="Liberation Sans" w:hAnsi="Liberation Sans"/>
-          <w:sz w:val="24"/>
-          <w:szCs w:val="24"/>
-        </w:rPr>
-        <w:t>j. API cập nhật trạng thái hoàn thành cho job</w:t>
-      </w:r>
-    </w:p>
-    <w:tbl>
-      <w:tblPr>
-        <w:tblW w:w="9617" w:type="dxa"/>
-        <w:jc w:val="right"/>
-        <w:tblInd w:w="0" w:type="dxa"/>
-        <w:tblLayout w:type="fixed"/>
-        <w:tblCellMar>
-          <w:top w:w="0" w:type="dxa"/>
-          <w:left w:w="0" w:type="dxa"/>
-          <w:bottom w:w="75" w:type="dxa"/>
-          <w:right w:w="0" w:type="dxa"/>
-        </w:tblCellMar>
-      </w:tblPr>
-      <w:tblGrid>
-        <w:gridCol w:w="904"/>
-        <w:gridCol w:w="3959"/>
-        <w:gridCol w:w="1510"/>
-        <w:gridCol w:w="3244"/>
-      </w:tblGrid>
-      <w:tr>
-        <w:trPr>
-          <w:tblHeader w:val="true"/>
-        </w:trPr>
-        <w:tc>
-          <w:tcPr>
-            <w:tcW w:w="904" w:type="dxa"/>
-            <w:tcBorders/>
-            <w:vAlign w:val="center"/>
-          </w:tcPr>
-          <w:p>
-            <w:pPr>
-              <w:pStyle w:val="TableHeading"/>
-              <w:widowControl w:val="false"/>
-              <w:jc w:val="center"/>
-              <w:rPr>
-                <w:rFonts w:ascii="Liberation Sans" w:hAnsi="Liberation Sans"/>
-                <w:sz w:val="24"/>
-                <w:szCs w:val="24"/>
-              </w:rPr>
-            </w:pPr>
-            <w:r>
-              <w:rPr>
-                <w:rFonts w:ascii="Liberation Sans" w:hAnsi="Liberation Sans"/>
-                <w:sz w:val="24"/>
-                <w:szCs w:val="24"/>
-              </w:rPr>
-              <w:t>Method</w:t>
-            </w:r>
-          </w:p>
-        </w:tc>
-        <w:tc>
-          <w:tcPr>
-            <w:tcW w:w="3959" w:type="dxa"/>
-            <w:tcBorders/>
-            <w:vAlign w:val="center"/>
-          </w:tcPr>
-          <w:p>
-            <w:pPr>
-              <w:pStyle w:val="TableHeading"/>
-              <w:widowControl w:val="false"/>
-              <w:jc w:val="center"/>
-              <w:rPr>
-                <w:rFonts w:ascii="Liberation Sans" w:hAnsi="Liberation Sans"/>
-                <w:sz w:val="24"/>
-                <w:szCs w:val="24"/>
-              </w:rPr>
-            </w:pPr>
-            <w:r>
-              <w:rPr>
-                <w:rFonts w:ascii="Liberation Sans" w:hAnsi="Liberation Sans"/>
-                <w:sz w:val="24"/>
-                <w:szCs w:val="24"/>
-              </w:rPr>
-              <w:t>Endpoint</w:t>
-            </w:r>
-          </w:p>
-        </w:tc>
-        <w:tc>
-          <w:tcPr>
-            <w:tcW w:w="1510" w:type="dxa"/>
-            <w:tcBorders/>
-            <w:vAlign w:val="center"/>
-          </w:tcPr>
-          <w:p>
-            <w:pPr>
-              <w:pStyle w:val="TableHeading"/>
-              <w:widowControl w:val="false"/>
-              <w:jc w:val="center"/>
-              <w:rPr>
-                <w:rFonts w:ascii="Liberation Sans" w:hAnsi="Liberation Sans"/>
-                <w:sz w:val="24"/>
-                <w:szCs w:val="24"/>
-              </w:rPr>
-            </w:pPr>
-            <w:r>
-              <w:rPr>
-                <w:rFonts w:ascii="Liberation Sans" w:hAnsi="Liberation Sans"/>
-                <w:sz w:val="24"/>
-                <w:szCs w:val="24"/>
-              </w:rPr>
-              <w:t>Input</w:t>
-            </w:r>
-          </w:p>
-        </w:tc>
-        <w:tc>
-          <w:tcPr>
-            <w:tcW w:w="3244" w:type="dxa"/>
-            <w:tcBorders/>
-            <w:vAlign w:val="center"/>
-          </w:tcPr>
-          <w:p>
-            <w:pPr>
-              <w:pStyle w:val="TableHeading"/>
-              <w:widowControl w:val="false"/>
-              <w:jc w:val="center"/>
-              <w:rPr>
-                <w:rFonts w:ascii="Liberation Sans" w:hAnsi="Liberation Sans"/>
-                <w:sz w:val="24"/>
-                <w:szCs w:val="24"/>
-              </w:rPr>
-            </w:pPr>
-            <w:r>
-              <w:rPr>
-                <w:rFonts w:ascii="Liberation Sans" w:hAnsi="Liberation Sans"/>
-                <w:sz w:val="24"/>
-                <w:szCs w:val="24"/>
-              </w:rPr>
-              <w:t>Output</w:t>
-            </w:r>
-          </w:p>
-        </w:tc>
-      </w:tr>
-      <w:tr>
-        <w:trPr/>
-        <w:tc>
-          <w:tcPr>
-            <w:tcW w:w="904" w:type="dxa"/>
-            <w:tcBorders/>
-            <w:vAlign w:val="center"/>
-          </w:tcPr>
-          <w:p>
-            <w:pPr>
-              <w:pStyle w:val="TableContents"/>
-              <w:widowControl w:val="false"/>
-              <w:jc w:val="center"/>
-              <w:rPr>
-                <w:rFonts w:ascii="Liberation Sans" w:hAnsi="Liberation Sans"/>
-                <w:sz w:val="24"/>
-                <w:szCs w:val="24"/>
-              </w:rPr>
-            </w:pPr>
-            <w:r>
-              <w:rPr>
-                <w:rFonts w:ascii="Liberation Sans" w:hAnsi="Liberation Sans"/>
-                <w:sz w:val="24"/>
-                <w:szCs w:val="24"/>
-              </w:rPr>
-              <w:t>PATCH</w:t>
-            </w:r>
-          </w:p>
-        </w:tc>
-        <w:tc>
-          <w:tcPr>
-            <w:tcW w:w="3959" w:type="dxa"/>
-            <w:tcBorders/>
-            <w:vAlign w:val="center"/>
-          </w:tcPr>
-          <w:p>
-            <w:pPr>
-              <w:pStyle w:val="TableContents"/>
-              <w:widowControl w:val="false"/>
-              <w:rPr/>
-            </w:pPr>
-            <w:r>
-              <w:rPr>
-                <w:rStyle w:val="SourceText"/>
-                <w:rFonts w:ascii="Liberation Sans" w:hAnsi="Liberation Sans"/>
-                <w:sz w:val="24"/>
-                <w:szCs w:val="24"/>
-              </w:rPr>
-              <w:t>/api/dispatching-board/{id}/complete</w:t>
-            </w:r>
-          </w:p>
-        </w:tc>
-        <w:tc>
-          <w:tcPr>
-            <w:tcW w:w="1510" w:type="dxa"/>
-            <w:tcBorders/>
-            <w:vAlign w:val="center"/>
-          </w:tcPr>
-          <w:p>
-            <w:pPr>
-              <w:pStyle w:val="TableHeading"/>
-              <w:widowControl w:val="false"/>
-              <w:jc w:val="center"/>
-              <w:rPr>
-                <w:rFonts w:ascii="Liberation Sans" w:hAnsi="Liberation Sans"/>
-                <w:b w:val="false"/>
-                <w:b w:val="false"/>
-                <w:bCs w:val="false"/>
-                <w:sz w:val="24"/>
-                <w:szCs w:val="24"/>
-              </w:rPr>
-            </w:pPr>
-            <w:r>
-              <w:rPr>
-                <w:rFonts w:ascii="Liberation Sans" w:hAnsi="Liberation Sans"/>
-                <w:b w:val="false"/>
-                <w:bCs w:val="false"/>
-                <w:sz w:val="24"/>
-                <w:szCs w:val="24"/>
-              </w:rPr>
-              <w:t>id</w:t>
-            </w:r>
-          </w:p>
-        </w:tc>
-        <w:tc>
-          <w:tcPr>
-            <w:tcW w:w="3244" w:type="dxa"/>
-            <w:tcBorders/>
-            <w:vAlign w:val="center"/>
-          </w:tcPr>
-          <w:p>
-            <w:pPr>
-              <w:pStyle w:val="TableHeading"/>
-              <w:widowControl w:val="false"/>
-              <w:jc w:val="center"/>
-              <w:rPr>
-                <w:rFonts w:ascii="Liberation Sans" w:hAnsi="Liberation Sans"/>
-                <w:sz w:val="24"/>
-                <w:szCs w:val="24"/>
-              </w:rPr>
-            </w:pPr>
-            <w:r>
-              <w:rPr>
-                <w:rFonts w:ascii="Liberation Sans" w:hAnsi="Liberation Sans"/>
-                <w:sz w:val="24"/>
-                <w:szCs w:val="24"/>
-              </w:rPr>
-            </w:r>
-          </w:p>
-        </w:tc>
-      </w:tr>
-    </w:tbl>
-    <w:p>
-      <w:pPr>
-        <w:pStyle w:val="TextBody"/>
-        <w:rPr>
-          <w:rFonts w:ascii="Liberation Sans" w:hAnsi="Liberation Sans"/>
-          <w:sz w:val="24"/>
-          <w:szCs w:val="24"/>
-        </w:rPr>
-      </w:pPr>
-      <w:r>
-        <w:rPr>
-          <w:rFonts w:ascii="Liberation Sans" w:hAnsi="Liberation Sans"/>
-          <w:sz w:val="24"/>
-          <w:szCs w:val="24"/>
-        </w:rPr>
-      </w:r>
-    </w:p>
-    <w:p>
-      <w:pPr>
-        <w:pStyle w:val="TextBody"/>
-        <w:rPr>
-          <w:rFonts w:ascii="Liberation Sans" w:hAnsi="Liberation Sans"/>
-          <w:sz w:val="24"/>
-          <w:szCs w:val="24"/>
-        </w:rPr>
-      </w:pPr>
-      <w:r>
-        <w:rPr>
-          <w:rFonts w:ascii="Liberation Sans" w:hAnsi="Liberation Sans"/>
-          <w:sz w:val="24"/>
-          <w:szCs w:val="24"/>
-        </w:rPr>
-        <w:t xml:space="preserve">- </w:t>
-      </w:r>
-      <w:r>
-        <w:rPr>
-          <w:rFonts w:ascii="Liberation Sans" w:hAnsi="Liberation Sans"/>
-          <w:sz w:val="24"/>
-          <w:szCs w:val="24"/>
-        </w:rPr>
-        <w:t>API cập nhật trạng thái hoàn thành công việc</w:t>
-      </w:r>
-    </w:p>
-    <w:p>
-      <w:pPr>
-        <w:pStyle w:val="TextBody"/>
-        <w:bidi w:val="0"/>
-        <w:spacing w:before="0" w:after="140"/>
-        <w:jc w:val="left"/>
-        <w:rPr>
-          <w:rFonts w:ascii="Liberation Sans" w:hAnsi="Liberation Sans"/>
-        </w:rPr>
-      </w:pPr>
-      <w:r>
-        <w:rPr>
-          <w:rFonts w:ascii="Liberation Sans" w:hAnsi="Liberation Sans"/>
-        </w:rPr>
-        <w:t>- Example:</w:t>
-      </w:r>
-    </w:p>
-    <w:tbl>
-      <w:tblPr>
-        <w:tblW w:w="5000" w:type="pct"/>
-        <w:jc w:val="left"/>
-        <w:tblInd w:w="-5" w:type="dxa"/>
-        <w:tblLayout w:type="fixed"/>
-        <w:tblCellMar>
-          <w:top w:w="55" w:type="dxa"/>
-          <w:left w:w="55" w:type="dxa"/>
-          <w:bottom w:w="55" w:type="dxa"/>
-          <w:right w:w="55" w:type="dxa"/>
-        </w:tblCellMar>
-      </w:tblPr>
-      <w:tblGrid>
-        <w:gridCol w:w="1500"/>
-        <w:gridCol w:w="8138"/>
-      </w:tblGrid>
-      <w:tr>
-        <w:trPr/>
-        <w:tc>
-          <w:tcPr>
-            <w:tcW w:w="1500" w:type="dxa"/>
-            <w:tcBorders>
-              <w:top w:val="single" w:sz="4" w:space="0" w:color="000000"/>
-              <w:left w:val="single" w:sz="4" w:space="0" w:color="000000"/>
-              <w:bottom w:val="single" w:sz="4" w:space="0" w:color="000000"/>
-            </w:tcBorders>
-          </w:tcPr>
-          <w:p>
-            <w:pPr>
-              <w:pStyle w:val="TableContents"/>
-              <w:rPr>
-                <w:rFonts w:ascii="Liberation Sans" w:hAnsi="Liberation Sans"/>
-              </w:rPr>
-            </w:pPr>
-            <w:r>
-              <w:rPr>
-                <w:rFonts w:ascii="Liberation Sans" w:hAnsi="Liberation Sans"/>
-              </w:rPr>
-            </w:r>
-          </w:p>
-        </w:tc>
-        <w:tc>
-          <w:tcPr>
-            <w:tcW w:w="8138" w:type="dxa"/>
-            <w:tcBorders>
-              <w:top w:val="single" w:sz="4" w:space="0" w:color="000000"/>
-              <w:left w:val="single" w:sz="4" w:space="0" w:color="000000"/>
-              <w:bottom w:val="single" w:sz="4" w:space="0" w:color="000000"/>
-              <w:right w:val="single" w:sz="4" w:space="0" w:color="000000"/>
-            </w:tcBorders>
-          </w:tcPr>
-          <w:p>
-            <w:pPr>
-              <w:pStyle w:val="TableContents"/>
-              <w:rPr>
-                <w:rFonts w:ascii="Liberation Sans" w:hAnsi="Liberation Sans"/>
-              </w:rPr>
-            </w:pPr>
-            <w:r>
-              <w:rPr>
-                <w:rFonts w:ascii="Liberation Sans" w:hAnsi="Liberation Sans"/>
-                <w:sz w:val="24"/>
-                <w:szCs w:val="24"/>
-              </w:rPr>
-              <w:t>PATCH</w:t>
-            </w:r>
-            <w:r>
-              <w:rPr>
-                <w:rFonts w:ascii="Liberation Sans" w:hAnsi="Liberation Sans"/>
-              </w:rPr>
-              <w:t>: http://localhost:5096</w:t>
-            </w:r>
-            <w:r>
-              <w:rPr>
-                <w:rStyle w:val="SourceText"/>
-                <w:rFonts w:ascii="Liberation Sans" w:hAnsi="Liberation Sans"/>
-                <w:sz w:val="24"/>
-                <w:szCs w:val="24"/>
-              </w:rPr>
-              <w:t>/api/dispatching-board/{id}/complete</w:t>
-            </w:r>
-          </w:p>
-        </w:tc>
-      </w:tr>
-      <w:tr>
-        <w:trPr/>
-        <w:tc>
-          <w:tcPr>
-            <w:tcW w:w="1500" w:type="dxa"/>
-            <w:tcBorders>
-              <w:left w:val="single" w:sz="4" w:space="0" w:color="000000"/>
-              <w:bottom w:val="single" w:sz="4" w:space="0" w:color="000000"/>
-            </w:tcBorders>
-          </w:tcPr>
-          <w:p>
-            <w:pPr>
-              <w:pStyle w:val="TableContents"/>
-              <w:rPr>
-                <w:rFonts w:ascii="Liberation Sans" w:hAnsi="Liberation Sans"/>
-              </w:rPr>
-            </w:pPr>
-            <w:r>
-              <w:rPr>
-                <w:rFonts w:ascii="Liberation Sans" w:hAnsi="Liberation Sans"/>
-              </w:rPr>
-              <w:t>Input</w:t>
-            </w:r>
-          </w:p>
-        </w:tc>
-        <w:tc>
-          <w:tcPr>
-            <w:tcW w:w="8138" w:type="dxa"/>
-            <w:tcBorders>
-              <w:left w:val="single" w:sz="4" w:space="0" w:color="000000"/>
-              <w:bottom w:val="single" w:sz="4" w:space="0" w:color="000000"/>
-              <w:right w:val="single" w:sz="4" w:space="0" w:color="000000"/>
-            </w:tcBorders>
-          </w:tcPr>
-          <w:p>
-            <w:pPr>
-              <w:pStyle w:val="TableContents"/>
-              <w:rPr>
-                <w:rFonts w:ascii="Liberation Sans" w:hAnsi="Liberation Sans"/>
-              </w:rPr>
-            </w:pPr>
-            <w:r>
-              <w:rPr>
-                <w:rFonts w:ascii="Liberation Sans" w:hAnsi="Liberation Sans"/>
-              </w:rPr>
-            </w:r>
-          </w:p>
-        </w:tc>
-      </w:tr>
-      <w:tr>
-        <w:trPr/>
-        <w:tc>
-          <w:tcPr>
-            <w:tcW w:w="1500" w:type="dxa"/>
-            <w:tcBorders>
-              <w:left w:val="single" w:sz="4" w:space="0" w:color="000000"/>
-              <w:bottom w:val="single" w:sz="4" w:space="0" w:color="000000"/>
-            </w:tcBorders>
-          </w:tcPr>
-          <w:p>
-            <w:pPr>
-              <w:pStyle w:val="TableContents"/>
-              <w:rPr>
-                <w:rFonts w:ascii="Liberation Sans" w:hAnsi="Liberation Sans"/>
-              </w:rPr>
-            </w:pPr>
-            <w:r>
-              <w:rPr>
-                <w:rFonts w:ascii="Liberation Sans" w:hAnsi="Liberation Sans"/>
-              </w:rPr>
-              <w:t>Output</w:t>
-            </w:r>
-          </w:p>
-        </w:tc>
-        <w:tc>
-          <w:tcPr>
-            <w:tcW w:w="8138" w:type="dxa"/>
-            <w:tcBorders>
-              <w:left w:val="single" w:sz="4" w:space="0" w:color="000000"/>
-              <w:bottom w:val="single" w:sz="4" w:space="0" w:color="000000"/>
-              <w:right w:val="single" w:sz="4" w:space="0" w:color="000000"/>
-            </w:tcBorders>
-          </w:tcPr>
-          <w:p>
-            <w:pPr>
-              <w:pStyle w:val="TableContents"/>
-              <w:rPr>
-                <w:rFonts w:ascii="Liberation Sans" w:hAnsi="Liberation Sans"/>
-              </w:rPr>
-            </w:pPr>
-            <w:r>
-              <w:rPr>
-                <w:rFonts w:ascii="Liberation Sans" w:hAnsi="Liberation Sans"/>
-              </w:rPr>
-            </w:r>
-          </w:p>
-        </w:tc>
-      </w:tr>
-    </w:tbl>
-    <w:p>
-      <w:pPr>
-        <w:pStyle w:val="TextBody"/>
-        <w:bidi w:val="0"/>
-        <w:spacing w:before="0" w:after="140"/>
-        <w:jc w:val="left"/>
-        <w:rPr>
-          <w:rFonts w:ascii="Liberation Sans" w:hAnsi="Liberation Sans"/>
-        </w:rPr>
-      </w:pPr>
-      <w:r>
-        <w:rPr>
-          <w:rFonts w:ascii="Liberation Sans" w:hAnsi="Liberation Sans"/>
-        </w:rPr>
-      </w:r>
-    </w:p>
-    <w:p>
-      <w:pPr>
-        <w:pStyle w:val="TextBody"/>
-        <w:rPr>
-          <w:rFonts w:ascii="Liberation Sans" w:hAnsi="Liberation Sans"/>
-          <w:sz w:val="24"/>
-          <w:szCs w:val="24"/>
-        </w:rPr>
-      </w:pPr>
-      <w:r>
-        <w:rPr>
-          <w:rFonts w:ascii="Liberation Sans" w:hAnsi="Liberation Sans"/>
-          <w:sz w:val="24"/>
-          <w:szCs w:val="24"/>
-        </w:rPr>
-        <w:t>k. API cập nhật trạng thái thực tế của công việc</w:t>
-      </w:r>
-    </w:p>
-    <w:tbl>
-      <w:tblPr>
-        <w:tblW w:w="9617" w:type="dxa"/>
-        <w:jc w:val="right"/>
-        <w:tblInd w:w="0" w:type="dxa"/>
-        <w:tblLayout w:type="fixed"/>
-        <w:tblCellMar>
-          <w:top w:w="0" w:type="dxa"/>
-          <w:left w:w="0" w:type="dxa"/>
-          <w:bottom w:w="75" w:type="dxa"/>
-          <w:right w:w="0" w:type="dxa"/>
-        </w:tblCellMar>
-      </w:tblPr>
-      <w:tblGrid>
-        <w:gridCol w:w="904"/>
-        <w:gridCol w:w="3754"/>
-        <w:gridCol w:w="1715"/>
-        <w:gridCol w:w="3244"/>
-      </w:tblGrid>
-      <w:tr>
-        <w:trPr>
-          <w:tblHeader w:val="true"/>
-        </w:trPr>
-        <w:tc>
-          <w:tcPr>
-            <w:tcW w:w="904" w:type="dxa"/>
-            <w:tcBorders/>
-            <w:vAlign w:val="center"/>
-          </w:tcPr>
-          <w:p>
-            <w:pPr>
-              <w:pStyle w:val="TableHeading"/>
-              <w:widowControl w:val="false"/>
-              <w:jc w:val="center"/>
-              <w:rPr>
-                <w:rFonts w:ascii="Liberation Sans" w:hAnsi="Liberation Sans"/>
-                <w:sz w:val="24"/>
-                <w:szCs w:val="24"/>
-              </w:rPr>
-            </w:pPr>
-            <w:r>
-              <w:rPr>
-                <w:rFonts w:ascii="Liberation Sans" w:hAnsi="Liberation Sans"/>
-                <w:sz w:val="24"/>
-                <w:szCs w:val="24"/>
-              </w:rPr>
-              <w:t>Method</w:t>
-            </w:r>
-          </w:p>
-        </w:tc>
-        <w:tc>
-          <w:tcPr>
-            <w:tcW w:w="3754" w:type="dxa"/>
-            <w:tcBorders/>
-            <w:vAlign w:val="center"/>
-          </w:tcPr>
-          <w:p>
-            <w:pPr>
-              <w:pStyle w:val="TableHeading"/>
-              <w:widowControl w:val="false"/>
-              <w:jc w:val="center"/>
-              <w:rPr>
-                <w:rFonts w:ascii="Liberation Sans" w:hAnsi="Liberation Sans"/>
-                <w:sz w:val="24"/>
-                <w:szCs w:val="24"/>
-              </w:rPr>
-            </w:pPr>
-            <w:r>
-              <w:rPr>
-                <w:rFonts w:ascii="Liberation Sans" w:hAnsi="Liberation Sans"/>
-                <w:sz w:val="24"/>
-                <w:szCs w:val="24"/>
-              </w:rPr>
-              <w:t>Endpoint</w:t>
-            </w:r>
-          </w:p>
-        </w:tc>
-        <w:tc>
-          <w:tcPr>
-            <w:tcW w:w="1715" w:type="dxa"/>
-            <w:tcBorders/>
-            <w:vAlign w:val="center"/>
-          </w:tcPr>
-          <w:p>
-            <w:pPr>
-              <w:pStyle w:val="TableHeading"/>
-              <w:widowControl w:val="false"/>
-              <w:jc w:val="center"/>
-              <w:rPr>
-                <w:rFonts w:ascii="Liberation Sans" w:hAnsi="Liberation Sans"/>
-                <w:sz w:val="24"/>
-                <w:szCs w:val="24"/>
-              </w:rPr>
-            </w:pPr>
-            <w:r>
-              <w:rPr>
-                <w:rFonts w:ascii="Liberation Sans" w:hAnsi="Liberation Sans"/>
-                <w:sz w:val="24"/>
-                <w:szCs w:val="24"/>
-              </w:rPr>
-              <w:t>Input</w:t>
-            </w:r>
-          </w:p>
-        </w:tc>
-        <w:tc>
-          <w:tcPr>
-            <w:tcW w:w="3244" w:type="dxa"/>
-            <w:tcBorders/>
-            <w:vAlign w:val="center"/>
-          </w:tcPr>
-          <w:p>
-            <w:pPr>
-              <w:pStyle w:val="TableHeading"/>
-              <w:widowControl w:val="false"/>
-              <w:jc w:val="center"/>
-              <w:rPr>
-                <w:rFonts w:ascii="Liberation Sans" w:hAnsi="Liberation Sans"/>
-                <w:sz w:val="24"/>
-                <w:szCs w:val="24"/>
-              </w:rPr>
-            </w:pPr>
-            <w:r>
-              <w:rPr>
-                <w:rFonts w:ascii="Liberation Sans" w:hAnsi="Liberation Sans"/>
-                <w:sz w:val="24"/>
-                <w:szCs w:val="24"/>
-              </w:rPr>
-              <w:t>Output</w:t>
-            </w:r>
-          </w:p>
-        </w:tc>
-      </w:tr>
-      <w:tr>
-        <w:trPr/>
-        <w:tc>
-          <w:tcPr>
-            <w:tcW w:w="904" w:type="dxa"/>
-            <w:tcBorders/>
-            <w:vAlign w:val="center"/>
-          </w:tcPr>
-          <w:p>
-            <w:pPr>
-              <w:pStyle w:val="TableContents"/>
-              <w:widowControl w:val="false"/>
-              <w:jc w:val="center"/>
-              <w:rPr>
-                <w:rFonts w:ascii="Liberation Sans" w:hAnsi="Liberation Sans"/>
-                <w:sz w:val="24"/>
-                <w:szCs w:val="24"/>
-              </w:rPr>
-            </w:pPr>
-            <w:r>
-              <w:rPr>
-                <w:rFonts w:ascii="Liberation Sans" w:hAnsi="Liberation Sans"/>
-                <w:sz w:val="24"/>
-                <w:szCs w:val="24"/>
-              </w:rPr>
-              <w:t>PATCH</w:t>
-            </w:r>
-          </w:p>
-        </w:tc>
-        <w:tc>
-          <w:tcPr>
-            <w:tcW w:w="3754" w:type="dxa"/>
-            <w:tcBorders/>
-            <w:vAlign w:val="center"/>
-          </w:tcPr>
-          <w:p>
-            <w:pPr>
-              <w:pStyle w:val="TableContents"/>
-              <w:widowControl w:val="false"/>
-              <w:rPr/>
-            </w:pPr>
-            <w:r>
-              <w:rPr>
-                <w:rStyle w:val="SourceText"/>
-                <w:rFonts w:ascii="Liberation Sans" w:hAnsi="Liberation Sans"/>
-                <w:sz w:val="24"/>
-                <w:szCs w:val="24"/>
-              </w:rPr>
-              <w:t>/api/dispatching-board/{id}/status</w:t>
-            </w:r>
-          </w:p>
-        </w:tc>
-        <w:tc>
-          <w:tcPr>
-            <w:tcW w:w="1715" w:type="dxa"/>
-            <w:tcBorders/>
-            <w:vAlign w:val="center"/>
-          </w:tcPr>
-          <w:p>
-            <w:pPr>
-              <w:pStyle w:val="TableContents"/>
-              <w:widowControl w:val="false"/>
-              <w:jc w:val="center"/>
-              <w:rPr>
-                <w:rFonts w:ascii="Liberation Sans" w:hAnsi="Liberation Sans"/>
-                <w:sz w:val="24"/>
-                <w:szCs w:val="24"/>
-              </w:rPr>
-            </w:pPr>
-            <w:r>
-              <w:rPr>
-                <w:rFonts w:ascii="Liberation Sans" w:hAnsi="Liberation Sans"/>
-                <w:sz w:val="24"/>
-                <w:szCs w:val="24"/>
-              </w:rPr>
-              <w:t>{ Status: "Processing" | "Completed" | "Hold" }</w:t>
-            </w:r>
-          </w:p>
-        </w:tc>
-        <w:tc>
-          <w:tcPr>
-            <w:tcW w:w="3244" w:type="dxa"/>
-            <w:tcBorders/>
-            <w:vAlign w:val="center"/>
-          </w:tcPr>
-          <w:p>
-            <w:pPr>
-              <w:pStyle w:val="TableContents"/>
-              <w:widowControl w:val="false"/>
-              <w:rPr/>
-            </w:pPr>
-            <w:r>
-              <w:rPr>
-                <w:rFonts w:ascii="Liberation Sans" w:hAnsi="Liberation Sans"/>
-                <w:sz w:val="24"/>
-                <w:szCs w:val="24"/>
-              </w:rPr>
-              <w:t xml:space="preserve">Cập nhật </w:t>
-            </w:r>
-            <w:r>
-              <w:rPr>
-                <w:rStyle w:val="SourceText"/>
-                <w:rFonts w:ascii="Liberation Sans" w:hAnsi="Liberation Sans"/>
-                <w:sz w:val="24"/>
-                <w:szCs w:val="24"/>
-              </w:rPr>
-              <w:t>ActualStart</w:t>
-            </w:r>
-            <w:r>
-              <w:rPr>
-                <w:rFonts w:ascii="Liberation Sans" w:hAnsi="Liberation Sans"/>
-                <w:sz w:val="24"/>
-                <w:szCs w:val="24"/>
-              </w:rPr>
-              <w:t xml:space="preserve"> (nếu bắt đầu) hoặc </w:t>
-            </w:r>
-            <w:r>
-              <w:rPr>
-                <w:rStyle w:val="SourceText"/>
-                <w:rFonts w:ascii="Liberation Sans" w:hAnsi="Liberation Sans"/>
-                <w:sz w:val="24"/>
-                <w:szCs w:val="24"/>
-              </w:rPr>
-              <w:t>ActualEnd</w:t>
-            </w:r>
-            <w:r>
-              <w:rPr>
-                <w:rFonts w:ascii="Liberation Sans" w:hAnsi="Liberation Sans"/>
-                <w:sz w:val="24"/>
-                <w:szCs w:val="24"/>
-              </w:rPr>
-              <w:t xml:space="preserve"> (nếu xong).</w:t>
-            </w:r>
-          </w:p>
-        </w:tc>
-      </w:tr>
-    </w:tbl>
-    <w:p>
-      <w:pPr>
-        <w:pStyle w:val="TextBody"/>
-        <w:rPr>
-          <w:rFonts w:ascii="Liberation Sans" w:hAnsi="Liberation Sans"/>
-          <w:sz w:val="24"/>
-          <w:szCs w:val="24"/>
-        </w:rPr>
-      </w:pPr>
-      <w:r>
-        <w:rPr>
-          <w:rFonts w:ascii="Liberation Sans" w:hAnsi="Liberation Sans"/>
-          <w:sz w:val="24"/>
-          <w:szCs w:val="24"/>
-        </w:rPr>
-      </w:r>
-    </w:p>
-    <w:p>
-      <w:pPr>
-        <w:pStyle w:val="TextBody"/>
-        <w:rPr>
-          <w:rFonts w:ascii="Liberation Sans" w:hAnsi="Liberation Sans"/>
-          <w:sz w:val="24"/>
-          <w:szCs w:val="24"/>
-        </w:rPr>
-      </w:pPr>
-      <w:r>
-        <w:rPr>
-          <w:rFonts w:ascii="Liberation Sans" w:hAnsi="Liberation Sans"/>
-          <w:sz w:val="24"/>
-          <w:szCs w:val="24"/>
-        </w:rPr>
-        <w:t xml:space="preserve">- </w:t>
-      </w:r>
-      <w:r>
-        <w:rPr>
-          <w:rFonts w:ascii="Liberation Sans" w:hAnsi="Liberation Sans"/>
-          <w:sz w:val="24"/>
-          <w:szCs w:val="24"/>
-        </w:rPr>
-        <w:t>API cập nhật trạng thái hoàn thành công việc</w:t>
-      </w:r>
-    </w:p>
-    <w:p>
-      <w:pPr>
-        <w:pStyle w:val="TextBody"/>
-        <w:bidi w:val="0"/>
-        <w:spacing w:before="0" w:after="140"/>
-        <w:jc w:val="left"/>
-        <w:rPr>
-          <w:rFonts w:ascii="Liberation Sans" w:hAnsi="Liberation Sans"/>
-        </w:rPr>
-      </w:pPr>
-      <w:r>
-        <w:rPr>
-          <w:rFonts w:ascii="Liberation Sans" w:hAnsi="Liberation Sans"/>
-        </w:rPr>
-        <w:t>- Example:</w:t>
-      </w:r>
-    </w:p>
-    <w:tbl>
-      <w:tblPr>
-        <w:tblW w:w="5000" w:type="pct"/>
-        <w:jc w:val="left"/>
-        <w:tblInd w:w="-5" w:type="dxa"/>
-        <w:tblLayout w:type="fixed"/>
-        <w:tblCellMar>
-          <w:top w:w="55" w:type="dxa"/>
-          <w:left w:w="55" w:type="dxa"/>
-          <w:bottom w:w="55" w:type="dxa"/>
-          <w:right w:w="55" w:type="dxa"/>
-        </w:tblCellMar>
-      </w:tblPr>
-      <w:tblGrid>
-        <w:gridCol w:w="1500"/>
-        <w:gridCol w:w="8138"/>
-      </w:tblGrid>
-      <w:tr>
-        <w:trPr/>
-        <w:tc>
-          <w:tcPr>
-            <w:tcW w:w="1500" w:type="dxa"/>
-            <w:tcBorders>
-              <w:top w:val="single" w:sz="4" w:space="0" w:color="000000"/>
-              <w:left w:val="single" w:sz="4" w:space="0" w:color="000000"/>
-              <w:bottom w:val="single" w:sz="4" w:space="0" w:color="000000"/>
-            </w:tcBorders>
-          </w:tcPr>
-          <w:p>
-            <w:pPr>
-              <w:pStyle w:val="TableContents"/>
-              <w:rPr>
-                <w:rFonts w:ascii="Liberation Sans" w:hAnsi="Liberation Sans"/>
-              </w:rPr>
-            </w:pPr>
-            <w:r>
-              <w:rPr>
-                <w:rFonts w:ascii="Liberation Sans" w:hAnsi="Liberation Sans"/>
-              </w:rPr>
-            </w:r>
-          </w:p>
-        </w:tc>
-        <w:tc>
-          <w:tcPr>
-            <w:tcW w:w="8138" w:type="dxa"/>
-            <w:tcBorders>
-              <w:top w:val="single" w:sz="4" w:space="0" w:color="000000"/>
-              <w:left w:val="single" w:sz="4" w:space="0" w:color="000000"/>
-              <w:bottom w:val="single" w:sz="4" w:space="0" w:color="000000"/>
-              <w:right w:val="single" w:sz="4" w:space="0" w:color="000000"/>
-            </w:tcBorders>
-          </w:tcPr>
-          <w:p>
-            <w:pPr>
-              <w:pStyle w:val="TableContents"/>
-              <w:rPr>
-                <w:rFonts w:ascii="Liberation Sans" w:hAnsi="Liberation Sans"/>
-              </w:rPr>
-            </w:pPr>
-            <w:r>
-              <w:rPr>
-                <w:rFonts w:ascii="Liberation Sans" w:hAnsi="Liberation Sans"/>
-                <w:sz w:val="24"/>
-                <w:szCs w:val="24"/>
-              </w:rPr>
-              <w:t>PATCH</w:t>
-            </w:r>
-            <w:r>
-              <w:rPr>
-                <w:rFonts w:ascii="Liberation Sans" w:hAnsi="Liberation Sans"/>
-              </w:rPr>
-              <w:t>: http://localhost:5096</w:t>
-            </w:r>
-            <w:r>
-              <w:rPr>
-                <w:rStyle w:val="SourceText"/>
-                <w:rFonts w:ascii="Liberation Sans" w:hAnsi="Liberation Sans"/>
-                <w:sz w:val="24"/>
-                <w:szCs w:val="24"/>
-              </w:rPr>
-              <w:t>/api/dispatching-board/{id}/status</w:t>
-            </w:r>
-          </w:p>
-        </w:tc>
-      </w:tr>
-      <w:tr>
-        <w:trPr/>
-        <w:tc>
-          <w:tcPr>
-            <w:tcW w:w="1500" w:type="dxa"/>
-            <w:tcBorders>
-              <w:left w:val="single" w:sz="4" w:space="0" w:color="000000"/>
-              <w:bottom w:val="single" w:sz="4" w:space="0" w:color="000000"/>
-            </w:tcBorders>
-          </w:tcPr>
-          <w:p>
-            <w:pPr>
-              <w:pStyle w:val="TableContents"/>
-              <w:rPr>
-                <w:rFonts w:ascii="Liberation Sans" w:hAnsi="Liberation Sans"/>
-              </w:rPr>
-            </w:pPr>
-            <w:r>
-              <w:rPr>
-                <w:rFonts w:ascii="Liberation Sans" w:hAnsi="Liberation Sans"/>
-              </w:rPr>
-              <w:t>Input</w:t>
-            </w:r>
-          </w:p>
-        </w:tc>
-        <w:tc>
-          <w:tcPr>
-            <w:tcW w:w="8138" w:type="dxa"/>
-            <w:tcBorders>
-              <w:left w:val="single" w:sz="4" w:space="0" w:color="000000"/>
-              <w:bottom w:val="single" w:sz="4" w:space="0" w:color="000000"/>
-              <w:right w:val="single" w:sz="4" w:space="0" w:color="000000"/>
-            </w:tcBorders>
-          </w:tcPr>
-          <w:p>
-            <w:pPr>
-              <w:pStyle w:val="TableContents"/>
-              <w:rPr>
-                <w:rFonts w:ascii="Liberation Sans" w:hAnsi="Liberation Sans"/>
-              </w:rPr>
-            </w:pPr>
-            <w:r>
-              <w:rPr>
-                <w:rFonts w:ascii="Liberation Sans" w:hAnsi="Liberation Sans"/>
-              </w:rPr>
-            </w:r>
-          </w:p>
-        </w:tc>
-      </w:tr>
-      <w:tr>
-        <w:trPr/>
-        <w:tc>
-          <w:tcPr>
-            <w:tcW w:w="1500" w:type="dxa"/>
-            <w:tcBorders>
-              <w:left w:val="single" w:sz="4" w:space="0" w:color="000000"/>
-              <w:bottom w:val="single" w:sz="4" w:space="0" w:color="000000"/>
-            </w:tcBorders>
-          </w:tcPr>
-          <w:p>
-            <w:pPr>
-              <w:pStyle w:val="TableContents"/>
-              <w:rPr>
-                <w:rFonts w:ascii="Liberation Sans" w:hAnsi="Liberation Sans"/>
-              </w:rPr>
-            </w:pPr>
-            <w:r>
-              <w:rPr>
-                <w:rFonts w:ascii="Liberation Sans" w:hAnsi="Liberation Sans"/>
-              </w:rPr>
-              <w:t>Output</w:t>
-            </w:r>
-          </w:p>
-        </w:tc>
-        <w:tc>
-          <w:tcPr>
-            <w:tcW w:w="8138" w:type="dxa"/>
-            <w:tcBorders>
-              <w:left w:val="single" w:sz="4" w:space="0" w:color="000000"/>
-              <w:bottom w:val="single" w:sz="4" w:space="0" w:color="000000"/>
-              <w:right w:val="single" w:sz="4" w:space="0" w:color="000000"/>
-            </w:tcBorders>
-          </w:tcPr>
-          <w:p>
-            <w:pPr>
-              <w:pStyle w:val="TableContents"/>
-              <w:rPr>
-                <w:rFonts w:ascii="Liberation Sans" w:hAnsi="Liberation Sans"/>
-              </w:rPr>
-            </w:pPr>
-            <w:r>
-              <w:rPr>
-                <w:rFonts w:ascii="Liberation Sans" w:hAnsi="Liberation Sans"/>
-              </w:rPr>
-            </w:r>
-          </w:p>
-        </w:tc>
-      </w:tr>
-    </w:tbl>
-    <w:p>
-      <w:pPr>
-        <w:pStyle w:val="TextBody"/>
-        <w:bidi w:val="0"/>
-        <w:spacing w:before="0" w:after="140"/>
-        <w:jc w:val="left"/>
-        <w:rPr>
-          <w:rFonts w:ascii="Liberation Sans" w:hAnsi="Liberation Sans"/>
-        </w:rPr>
-      </w:pPr>
-      <w:r>
-        <w:rPr>
-          <w:rFonts w:ascii="Liberation Sans" w:hAnsi="Liberation Sans"/>
-        </w:rPr>
-      </w:r>
-    </w:p>
-    <w:p>
-      <w:pPr>
-        <w:pStyle w:val="TextBody"/>
-        <w:rPr>
-          <w:rFonts w:ascii="Liberation Sans" w:hAnsi="Liberation Sans"/>
-          <w:sz w:val="24"/>
-          <w:szCs w:val="24"/>
-        </w:rPr>
-      </w:pPr>
-      <w:r>
-        <w:rPr>
-          <w:rFonts w:ascii="Liberation Sans" w:hAnsi="Liberation Sans"/>
-          <w:sz w:val="24"/>
-          <w:szCs w:val="24"/>
-        </w:rPr>
-        <w:t>m. API xem danh sách máy và trạng thái các máy</w:t>
-      </w:r>
-    </w:p>
-    <w:tbl>
-      <w:tblPr>
-        <w:tblW w:w="9617" w:type="dxa"/>
-        <w:jc w:val="right"/>
-        <w:tblInd w:w="0" w:type="dxa"/>
-        <w:tblLayout w:type="fixed"/>
-        <w:tblCellMar>
-          <w:top w:w="0" w:type="dxa"/>
-          <w:left w:w="0" w:type="dxa"/>
-          <w:bottom w:w="75" w:type="dxa"/>
-          <w:right w:w="0" w:type="dxa"/>
-        </w:tblCellMar>
-      </w:tblPr>
-      <w:tblGrid>
-        <w:gridCol w:w="904"/>
-        <w:gridCol w:w="3754"/>
-        <w:gridCol w:w="1715"/>
-        <w:gridCol w:w="3244"/>
-      </w:tblGrid>
-      <w:tr>
-        <w:trPr>
-          <w:tblHeader w:val="true"/>
-        </w:trPr>
-        <w:tc>
-          <w:tcPr>
-            <w:tcW w:w="904" w:type="dxa"/>
-            <w:tcBorders/>
-            <w:vAlign w:val="center"/>
-          </w:tcPr>
-          <w:p>
-            <w:pPr>
-              <w:pStyle w:val="TableHeading"/>
-              <w:widowControl w:val="false"/>
-              <w:jc w:val="center"/>
-              <w:rPr>
-                <w:rFonts w:ascii="Liberation Sans" w:hAnsi="Liberation Sans"/>
-                <w:sz w:val="24"/>
-                <w:szCs w:val="24"/>
-              </w:rPr>
-            </w:pPr>
-            <w:r>
-              <w:rPr>
-                <w:rFonts w:ascii="Liberation Sans" w:hAnsi="Liberation Sans"/>
-                <w:sz w:val="24"/>
-                <w:szCs w:val="24"/>
-              </w:rPr>
-              <w:t>Method</w:t>
-            </w:r>
-          </w:p>
-        </w:tc>
-        <w:tc>
-          <w:tcPr>
-            <w:tcW w:w="3754" w:type="dxa"/>
-            <w:tcBorders/>
-            <w:vAlign w:val="center"/>
-          </w:tcPr>
-          <w:p>
-            <w:pPr>
-              <w:pStyle w:val="TableHeading"/>
-              <w:widowControl w:val="false"/>
-              <w:jc w:val="center"/>
-              <w:rPr>
-                <w:rFonts w:ascii="Liberation Sans" w:hAnsi="Liberation Sans"/>
-                <w:sz w:val="24"/>
-                <w:szCs w:val="24"/>
-              </w:rPr>
-            </w:pPr>
-            <w:r>
-              <w:rPr>
-                <w:rFonts w:ascii="Liberation Sans" w:hAnsi="Liberation Sans"/>
-                <w:sz w:val="24"/>
-                <w:szCs w:val="24"/>
-              </w:rPr>
-              <w:t>Endpoint</w:t>
-            </w:r>
-          </w:p>
-        </w:tc>
-        <w:tc>
-          <w:tcPr>
-            <w:tcW w:w="1715" w:type="dxa"/>
-            <w:tcBorders/>
-            <w:vAlign w:val="center"/>
-          </w:tcPr>
-          <w:p>
-            <w:pPr>
-              <w:pStyle w:val="TableHeading"/>
-              <w:widowControl w:val="false"/>
-              <w:jc w:val="center"/>
-              <w:rPr>
-                <w:rFonts w:ascii="Liberation Sans" w:hAnsi="Liberation Sans"/>
-                <w:sz w:val="24"/>
-                <w:szCs w:val="24"/>
-              </w:rPr>
-            </w:pPr>
-            <w:r>
-              <w:rPr>
-                <w:rFonts w:ascii="Liberation Sans" w:hAnsi="Liberation Sans"/>
-                <w:sz w:val="24"/>
-                <w:szCs w:val="24"/>
-              </w:rPr>
-              <w:t>Input</w:t>
-            </w:r>
-          </w:p>
-        </w:tc>
-        <w:tc>
-          <w:tcPr>
-            <w:tcW w:w="3244" w:type="dxa"/>
-            <w:tcBorders/>
-            <w:vAlign w:val="center"/>
-          </w:tcPr>
-          <w:p>
-            <w:pPr>
-              <w:pStyle w:val="TableHeading"/>
-              <w:widowControl w:val="false"/>
-              <w:jc w:val="center"/>
-              <w:rPr>
-                <w:rFonts w:ascii="Liberation Sans" w:hAnsi="Liberation Sans"/>
-                <w:sz w:val="24"/>
-                <w:szCs w:val="24"/>
-              </w:rPr>
-            </w:pPr>
-            <w:r>
-              <w:rPr>
-                <w:rFonts w:ascii="Liberation Sans" w:hAnsi="Liberation Sans"/>
-                <w:sz w:val="24"/>
-                <w:szCs w:val="24"/>
-              </w:rPr>
-              <w:t>Output</w:t>
-            </w:r>
-          </w:p>
-        </w:tc>
-      </w:tr>
-      <w:tr>
-        <w:trPr/>
-        <w:tc>
-          <w:tcPr>
-            <w:tcW w:w="904" w:type="dxa"/>
-            <w:tcBorders/>
-            <w:vAlign w:val="center"/>
-          </w:tcPr>
-          <w:p>
-            <w:pPr>
-              <w:pStyle w:val="TableContents"/>
-              <w:widowControl w:val="false"/>
-              <w:jc w:val="center"/>
-              <w:rPr>
-                <w:rFonts w:ascii="Liberation Sans" w:hAnsi="Liberation Sans"/>
-                <w:sz w:val="24"/>
-                <w:szCs w:val="24"/>
-              </w:rPr>
-            </w:pPr>
-            <w:r>
-              <w:rPr>
-                <w:rFonts w:ascii="Liberation Sans" w:hAnsi="Liberation Sans"/>
-                <w:sz w:val="24"/>
-                <w:szCs w:val="24"/>
-              </w:rPr>
-              <w:t>GET</w:t>
-            </w:r>
-          </w:p>
-        </w:tc>
-        <w:tc>
-          <w:tcPr>
-            <w:tcW w:w="3754" w:type="dxa"/>
-            <w:tcBorders/>
-            <w:vAlign w:val="center"/>
-          </w:tcPr>
-          <w:p>
-            <w:pPr>
-              <w:pStyle w:val="TableContents"/>
-              <w:widowControl w:val="false"/>
-              <w:rPr/>
-            </w:pPr>
-            <w:r>
-              <w:rPr>
-                <w:rStyle w:val="SourceText"/>
-                <w:rFonts w:ascii="Liberation Sans" w:hAnsi="Liberation Sans"/>
-                <w:sz w:val="24"/>
-                <w:szCs w:val="24"/>
-              </w:rPr>
-              <w:t>/api/work-centers</w:t>
-            </w:r>
-          </w:p>
-        </w:tc>
-        <w:tc>
-          <w:tcPr>
-            <w:tcW w:w="1715" w:type="dxa"/>
-            <w:tcBorders/>
-            <w:vAlign w:val="center"/>
-          </w:tcPr>
-          <w:p>
-            <w:pPr>
-              <w:pStyle w:val="TableContents"/>
-              <w:widowControl w:val="false"/>
-              <w:rPr>
-                <w:rFonts w:ascii="Liberation Sans" w:hAnsi="Liberation Sans"/>
-                <w:sz w:val="24"/>
-                <w:szCs w:val="24"/>
-              </w:rPr>
-            </w:pPr>
-            <w:r>
-              <w:rPr>
-                <w:rFonts w:ascii="Liberation Sans" w:hAnsi="Liberation Sans"/>
-                <w:sz w:val="24"/>
-                <w:szCs w:val="24"/>
-              </w:rPr>
-              <w:t>NULL</w:t>
-            </w:r>
-          </w:p>
-        </w:tc>
-        <w:tc>
-          <w:tcPr>
-            <w:tcW w:w="3244" w:type="dxa"/>
-            <w:tcBorders/>
-            <w:vAlign w:val="center"/>
-          </w:tcPr>
-          <w:p>
-            <w:pPr>
-              <w:pStyle w:val="TableContents"/>
-              <w:widowControl w:val="false"/>
-              <w:rPr>
-                <w:rFonts w:ascii="Liberation Sans" w:hAnsi="Liberation Sans"/>
-                <w:sz w:val="24"/>
-                <w:szCs w:val="24"/>
-              </w:rPr>
-            </w:pPr>
-            <w:r>
-              <w:rPr>
-                <w:rFonts w:ascii="Liberation Sans" w:hAnsi="Liberation Sans"/>
-                <w:sz w:val="24"/>
-                <w:szCs w:val="24"/>
-              </w:rPr>
-              <w:t>Danh sách Machine (Id, Code, Name, Status [0: Offline, 1: Running, 2: Breakdown])</w:t>
-            </w:r>
-          </w:p>
-        </w:tc>
-      </w:tr>
-    </w:tbl>
-    <w:p>
-      <w:pPr>
-        <w:pStyle w:val="TextBody"/>
-        <w:rPr>
-          <w:rFonts w:ascii="Liberation Sans" w:hAnsi="Liberation Sans"/>
-          <w:sz w:val="24"/>
-          <w:szCs w:val="24"/>
-        </w:rPr>
-      </w:pPr>
-      <w:r>
-        <w:rPr>
-          <w:rFonts w:ascii="Liberation Sans" w:hAnsi="Liberation Sans"/>
-          <w:sz w:val="24"/>
-          <w:szCs w:val="24"/>
-        </w:rPr>
-      </w:r>
-    </w:p>
-    <w:p>
-      <w:pPr>
-        <w:pStyle w:val="TextBody"/>
-        <w:rPr>
-          <w:rFonts w:ascii="Liberation Sans" w:hAnsi="Liberation Sans"/>
-          <w:sz w:val="24"/>
-          <w:szCs w:val="24"/>
-        </w:rPr>
-      </w:pPr>
-      <w:r>
-        <w:rPr>
-          <w:rFonts w:ascii="Liberation Sans" w:hAnsi="Liberation Sans"/>
-          <w:sz w:val="24"/>
-          <w:szCs w:val="24"/>
-        </w:rPr>
-        <w:t xml:space="preserve">- </w:t>
-      </w:r>
-      <w:r>
-        <w:rPr>
-          <w:rFonts w:ascii="Liberation Sans" w:hAnsi="Liberation Sans"/>
-          <w:sz w:val="24"/>
-          <w:szCs w:val="24"/>
-        </w:rPr>
-        <w:t>API dùng ở Machine Schedule</w:t>
-      </w:r>
-    </w:p>
-    <w:p>
-      <w:pPr>
-        <w:pStyle w:val="TextBody"/>
-        <w:rPr>
-          <w:rFonts w:ascii="Liberation Sans" w:hAnsi="Liberation Sans"/>
-          <w:sz w:val="24"/>
-          <w:szCs w:val="24"/>
-        </w:rPr>
-      </w:pPr>
-      <w:r>
-        <w:rPr>
-          <w:rFonts w:ascii="Liberation Sans" w:hAnsi="Liberation Sans"/>
-          <w:sz w:val="24"/>
-          <w:szCs w:val="24"/>
-        </w:rPr>
-        <w:drawing>
-          <wp:anchor behindDoc="0" distT="0" distB="0" distL="0" distR="0" simplePos="0" locked="0" layoutInCell="0" allowOverlap="1" relativeHeight="6">
-            <wp:simplePos x="0" y="0"/>
-            <wp:positionH relativeFrom="column">
-              <wp:align>center</wp:align>
-            </wp:positionH>
-            <wp:positionV relativeFrom="paragraph">
-              <wp:posOffset>635</wp:posOffset>
-            </wp:positionV>
-            <wp:extent cx="6120130" cy="2922270"/>
-            <wp:effectExtent l="0" t="0" r="0" b="0"/>
-            <wp:wrapSquare wrapText="largest"/>
-            <wp:docPr id="4" name="Image4" descr=""/>
-            <wp:cNvGraphicFramePr>
-              <a:graphicFrameLocks xmlns:a="http://schemas.openxmlformats.org/drawingml/2006/main" noChangeAspect="1"/>
-            </wp:cNvGraphicFramePr>
-            <a:graphic xmlns:a="http://schemas.openxmlformats.org/drawingml/2006/main">
-              <a:graphicData uri="http://schemas.openxmlformats.org/drawingml/2006/picture">
-                <pic:pic xmlns:pic="http://schemas.openxmlformats.org/drawingml/2006/picture">
-                  <pic:nvPicPr>
-                    <pic:cNvPr id="4" name="Image4" descr=""/>
+                    <pic:cNvPr id="4" name="Image3" descr=""/>
                     <pic:cNvPicPr>
                       <a:picLocks noChangeAspect="1" noChangeArrowheads="1"/>
                     </pic:cNvPicPr>
@@ -12429,14 +9661,14 @@
         </w:tblCellMar>
       </w:tblPr>
       <w:tblGrid>
-        <w:gridCol w:w="1500"/>
+        <w:gridCol w:w="1499"/>
         <w:gridCol w:w="8138"/>
       </w:tblGrid>
       <w:tr>
         <w:trPr/>
         <w:tc>
           <w:tcPr>
-            <w:tcW w:w="1500" w:type="dxa"/>
+            <w:tcW w:w="1499" w:type="dxa"/>
             <w:tcBorders>
               <w:top w:val="single" w:sz="4" w:space="0" w:color="000000"/>
               <w:left w:val="single" w:sz="4" w:space="0" w:color="000000"/>
@@ -12446,6 +9678,7 @@
           <w:p>
             <w:pPr>
               <w:pStyle w:val="TableContents"/>
+              <w:widowControl w:val="false"/>
               <w:rPr>
                 <w:rFonts w:ascii="Liberation Sans" w:hAnsi="Liberation Sans"/>
               </w:rPr>
@@ -12470,23 +9703,14 @@
           <w:p>
             <w:pPr>
               <w:pStyle w:val="TableContents"/>
-              <w:rPr>
-                <w:rFonts w:ascii="Liberation Sans" w:hAnsi="Liberation Sans"/>
-              </w:rPr>
-            </w:pPr>
-            <w:r>
-              <w:rPr>
-                <w:rFonts w:ascii="Liberation Sans" w:hAnsi="Liberation Sans"/>
-                <w:sz w:val="24"/>
-                <w:szCs w:val="24"/>
-              </w:rPr>
-              <w:t>GET</w:t>
-            </w:r>
-            <w:r>
-              <w:rPr>
-                <w:rFonts w:ascii="Liberation Sans" w:hAnsi="Liberation Sans"/>
-              </w:rPr>
-              <w:t>: http://localhost:5096</w:t>
+              <w:widowControl w:val="false"/>
+              <w:rPr/>
+            </w:pPr>
+            <w:r>
+              <w:rPr>
+                <w:rFonts w:ascii="Liberation Sans" w:hAnsi="Liberation Sans"/>
+              </w:rPr>
+              <w:t xml:space="preserve">GET: </w:t>
             </w:r>
             <w:r>
               <w:rPr>
@@ -12495,7 +9719,7 @@
                 <w:sz w:val="24"/>
                 <w:szCs w:val="24"/>
               </w:rPr>
-              <w:t>/api/work-centers</w:t>
+              <w:t>http://localhost:5096/api/dispatching-board?date=2%2F28%2F2026%202%3A12%3A05%E2%80%AFAM</w:t>
             </w:r>
           </w:p>
         </w:tc>
@@ -12504,7 +9728,7 @@
         <w:trPr/>
         <w:tc>
           <w:tcPr>
-            <w:tcW w:w="1500" w:type="dxa"/>
+            <w:tcW w:w="1499" w:type="dxa"/>
             <w:tcBorders>
               <w:left w:val="single" w:sz="4" w:space="0" w:color="000000"/>
               <w:bottom w:val="single" w:sz="4" w:space="0" w:color="000000"/>
@@ -12513,6 +9737,7 @@
           <w:p>
             <w:pPr>
               <w:pStyle w:val="TableContents"/>
+              <w:widowControl w:val="false"/>
               <w:rPr>
                 <w:rFonts w:ascii="Liberation Sans" w:hAnsi="Liberation Sans"/>
               </w:rPr>
@@ -12537,6 +9762,7 @@
           <w:p>
             <w:pPr>
               <w:pStyle w:val="TableContents"/>
+              <w:widowControl w:val="false"/>
               <w:rPr>
                 <w:rFonts w:ascii="Liberation Sans" w:hAnsi="Liberation Sans"/>
               </w:rPr>
@@ -12553,7 +9779,7 @@
         <w:trPr/>
         <w:tc>
           <w:tcPr>
-            <w:tcW w:w="1500" w:type="dxa"/>
+            <w:tcW w:w="1499" w:type="dxa"/>
             <w:tcBorders>
               <w:left w:val="single" w:sz="4" w:space="0" w:color="000000"/>
               <w:bottom w:val="single" w:sz="4" w:space="0" w:color="000000"/>
@@ -12562,9 +9788,8 @@
           <w:p>
             <w:pPr>
               <w:pStyle w:val="TableContents"/>
-              <w:rPr>
-                <w:rFonts w:ascii="Liberation Sans" w:hAnsi="Liberation Sans"/>
-              </w:rPr>
+              <w:widowControl w:val="false"/>
+              <w:rPr/>
             </w:pPr>
             <w:r>
               <w:rPr>
@@ -12586,14 +9811,16 @@
           <w:p>
             <w:pPr>
               <w:pStyle w:val="TableContents"/>
-              <w:rPr>
-                <w:rFonts w:ascii="Liberation Sans" w:hAnsi="Liberation Sans"/>
-              </w:rPr>
-            </w:pPr>
-            <w:r>
-              <w:rPr>
-                <w:rFonts w:ascii="Liberation Sans" w:hAnsi="Liberation Sans"/>
-              </w:rPr>
+              <w:widowControl w:val="false"/>
+              <w:rPr>
+                <w:rFonts w:ascii="Liberation Sans" w:hAnsi="Liberation Sans"/>
+              </w:rPr>
+            </w:pPr>
+            <w:r>
+              <w:rPr>
+                <w:rFonts w:ascii="Liberation Sans" w:hAnsi="Liberation Sans"/>
+              </w:rPr>
+              <w:t>{ "data": [ { "workOrderId": 5, "workCenterId": 3, "operationId": 1, "scheduledStart": "2026-02-28T16:35:33", "scheduledEnd": "2026-02-28T16:48:53", "status": "Scheduled", "workOrderNo": "WO-2026-007", "workCenterName": "Máy Cắt Laser" } ] }</w:t>
             </w:r>
           </w:p>
         </w:tc>
@@ -12620,19 +9847,244 @@
         <w:pStyle w:val="TextBody"/>
         <w:rPr>
           <w:rFonts w:ascii="Liberation Sans" w:hAnsi="Liberation Sans"/>
-          <w:sz w:val="24"/>
-          <w:szCs w:val="24"/>
-        </w:rPr>
-      </w:pPr>
-      <w:r>
-        <w:rPr>
-          <w:rFonts w:ascii="Liberation Sans" w:hAnsi="Liberation Sans"/>
-          <w:sz w:val="24"/>
-          <w:szCs w:val="24"/>
-        </w:rPr>
-        <w:t>n.</w:t>
-      </w:r>
-    </w:p>
+        </w:rPr>
+      </w:pPr>
+      <w:r>
+        <w:rPr>
+          <w:rFonts w:ascii="Liberation Sans" w:hAnsi="Liberation Sans"/>
+          <w:sz w:val="24"/>
+          <w:szCs w:val="24"/>
+        </w:rPr>
+        <w:t>h. API start job</w:t>
+      </w:r>
+    </w:p>
+    <w:tbl>
+      <w:tblPr>
+        <w:tblW w:w="9617" w:type="dxa"/>
+        <w:jc w:val="right"/>
+        <w:tblInd w:w="0" w:type="dxa"/>
+        <w:tblLayout w:type="fixed"/>
+        <w:tblCellMar>
+          <w:top w:w="0" w:type="dxa"/>
+          <w:left w:w="0" w:type="dxa"/>
+          <w:bottom w:w="75" w:type="dxa"/>
+          <w:right w:w="0" w:type="dxa"/>
+        </w:tblCellMar>
+      </w:tblPr>
+      <w:tblGrid>
+        <w:gridCol w:w="903"/>
+        <w:gridCol w:w="3755"/>
+        <w:gridCol w:w="1715"/>
+        <w:gridCol w:w="3243"/>
+      </w:tblGrid>
+      <w:tr>
+        <w:trPr>
+          <w:tblHeader w:val="true"/>
+        </w:trPr>
+        <w:tc>
+          <w:tcPr>
+            <w:tcW w:w="903" w:type="dxa"/>
+            <w:tcBorders/>
+            <w:vAlign w:val="center"/>
+          </w:tcPr>
+          <w:p>
+            <w:pPr>
+              <w:pStyle w:val="TableHeading"/>
+              <w:widowControl w:val="false"/>
+              <w:jc w:val="center"/>
+              <w:rPr>
+                <w:rFonts w:ascii="Liberation Sans" w:hAnsi="Liberation Sans"/>
+              </w:rPr>
+            </w:pPr>
+            <w:r>
+              <w:rPr>
+                <w:rFonts w:ascii="Liberation Sans" w:hAnsi="Liberation Sans"/>
+                <w:sz w:val="24"/>
+                <w:szCs w:val="24"/>
+              </w:rPr>
+              <w:t>Method</w:t>
+            </w:r>
+          </w:p>
+        </w:tc>
+        <w:tc>
+          <w:tcPr>
+            <w:tcW w:w="3755" w:type="dxa"/>
+            <w:tcBorders/>
+            <w:vAlign w:val="center"/>
+          </w:tcPr>
+          <w:p>
+            <w:pPr>
+              <w:pStyle w:val="TableHeading"/>
+              <w:widowControl w:val="false"/>
+              <w:jc w:val="center"/>
+              <w:rPr>
+                <w:rFonts w:ascii="Liberation Sans" w:hAnsi="Liberation Sans"/>
+              </w:rPr>
+            </w:pPr>
+            <w:r>
+              <w:rPr>
+                <w:rFonts w:ascii="Liberation Sans" w:hAnsi="Liberation Sans"/>
+                <w:sz w:val="24"/>
+                <w:szCs w:val="24"/>
+              </w:rPr>
+              <w:t>Endpoint</w:t>
+            </w:r>
+          </w:p>
+        </w:tc>
+        <w:tc>
+          <w:tcPr>
+            <w:tcW w:w="1715" w:type="dxa"/>
+            <w:tcBorders/>
+            <w:vAlign w:val="center"/>
+          </w:tcPr>
+          <w:p>
+            <w:pPr>
+              <w:pStyle w:val="TableHeading"/>
+              <w:widowControl w:val="false"/>
+              <w:jc w:val="center"/>
+              <w:rPr>
+                <w:rFonts w:ascii="Liberation Sans" w:hAnsi="Liberation Sans"/>
+              </w:rPr>
+            </w:pPr>
+            <w:r>
+              <w:rPr>
+                <w:rFonts w:ascii="Liberation Sans" w:hAnsi="Liberation Sans"/>
+                <w:sz w:val="24"/>
+                <w:szCs w:val="24"/>
+              </w:rPr>
+              <w:t>Input</w:t>
+            </w:r>
+          </w:p>
+        </w:tc>
+        <w:tc>
+          <w:tcPr>
+            <w:tcW w:w="3243" w:type="dxa"/>
+            <w:tcBorders/>
+            <w:vAlign w:val="center"/>
+          </w:tcPr>
+          <w:p>
+            <w:pPr>
+              <w:pStyle w:val="TableHeading"/>
+              <w:widowControl w:val="false"/>
+              <w:jc w:val="center"/>
+              <w:rPr>
+                <w:rFonts w:ascii="Liberation Sans" w:hAnsi="Liberation Sans"/>
+              </w:rPr>
+            </w:pPr>
+            <w:r>
+              <w:rPr>
+                <w:rFonts w:ascii="Liberation Sans" w:hAnsi="Liberation Sans"/>
+                <w:sz w:val="24"/>
+                <w:szCs w:val="24"/>
+              </w:rPr>
+              <w:t>Output</w:t>
+            </w:r>
+          </w:p>
+        </w:tc>
+      </w:tr>
+      <w:tr>
+        <w:trPr/>
+        <w:tc>
+          <w:tcPr>
+            <w:tcW w:w="903" w:type="dxa"/>
+            <w:tcBorders/>
+            <w:vAlign w:val="center"/>
+          </w:tcPr>
+          <w:p>
+            <w:pPr>
+              <w:pStyle w:val="TableContents"/>
+              <w:widowControl w:val="false"/>
+              <w:jc w:val="center"/>
+              <w:rPr>
+                <w:rFonts w:ascii="Liberation Sans" w:hAnsi="Liberation Sans"/>
+              </w:rPr>
+            </w:pPr>
+            <w:r>
+              <w:rPr>
+                <w:rFonts w:ascii="Liberation Sans" w:hAnsi="Liberation Sans"/>
+                <w:sz w:val="24"/>
+                <w:szCs w:val="24"/>
+              </w:rPr>
+              <w:t>PATCH</w:t>
+            </w:r>
+          </w:p>
+        </w:tc>
+        <w:tc>
+          <w:tcPr>
+            <w:tcW w:w="3755" w:type="dxa"/>
+            <w:tcBorders/>
+            <w:vAlign w:val="center"/>
+          </w:tcPr>
+          <w:p>
+            <w:pPr>
+              <w:pStyle w:val="TableContents"/>
+              <w:widowControl w:val="false"/>
+              <w:rPr/>
+            </w:pPr>
+            <w:r>
+              <w:rPr>
+                <w:rStyle w:val="SourceText"/>
+                <w:rFonts w:ascii="Liberation Sans" w:hAnsi="Liberation Sans"/>
+                <w:sz w:val="24"/>
+                <w:szCs w:val="24"/>
+              </w:rPr>
+              <w:t>/api/dispatching-board/{id}/start</w:t>
+            </w:r>
+          </w:p>
+        </w:tc>
+        <w:tc>
+          <w:tcPr>
+            <w:tcW w:w="1715" w:type="dxa"/>
+            <w:tcBorders/>
+            <w:vAlign w:val="center"/>
+          </w:tcPr>
+          <w:p>
+            <w:pPr>
+              <w:pStyle w:val="TableContents"/>
+              <w:widowControl w:val="false"/>
+              <w:jc w:val="center"/>
+              <w:rPr>
+                <w:rFonts w:ascii="Liberation Sans" w:hAnsi="Liberation Sans"/>
+              </w:rPr>
+            </w:pPr>
+            <w:r>
+              <w:rPr>
+                <w:rFonts w:ascii="Liberation Sans" w:hAnsi="Liberation Sans"/>
+                <w:sz w:val="24"/>
+                <w:szCs w:val="24"/>
+              </w:rPr>
+              <w:t>id</w:t>
+            </w:r>
+          </w:p>
+        </w:tc>
+        <w:tc>
+          <w:tcPr>
+            <w:tcW w:w="3243" w:type="dxa"/>
+            <w:tcBorders/>
+            <w:vAlign w:val="center"/>
+          </w:tcPr>
+          <w:p>
+            <w:pPr>
+              <w:pStyle w:val="TableContents"/>
+              <w:widowControl w:val="false"/>
+              <w:jc w:val="center"/>
+              <w:rPr>
+                <w:rFonts w:ascii="Liberation Sans" w:hAnsi="Liberation Sans"/>
+                <w:sz w:val="24"/>
+                <w:szCs w:val="24"/>
+              </w:rPr>
+            </w:pPr>
+            <w:r>
+              <w:rPr>
+                <w:rFonts w:ascii="Liberation Sans" w:hAnsi="Liberation Sans"/>
+                <w:sz w:val="24"/>
+                <w:szCs w:val="24"/>
+              </w:rPr>
+            </w:r>
+          </w:p>
+        </w:tc>
+      </w:tr>
+    </w:tbl>
     <w:p>
       <w:pPr>
         <w:pStyle w:val="TextBody"/>
@@ -12653,10 +10105,2949 @@
     <w:p>
       <w:pPr>
         <w:pStyle w:val="TextBody"/>
-        <w:rPr>
-          <w:rFonts w:ascii="Liberation Sans" w:hAnsi="Liberation Sans"/>
-          <w:sz w:val="24"/>
-          <w:szCs w:val="24"/>
+        <w:rPr/>
+      </w:pPr>
+      <w:r>
+        <w:rPr>
+          <w:rFonts w:ascii="Liberation Sans" w:hAnsi="Liberation Sans"/>
+          <w:sz w:val="24"/>
+          <w:szCs w:val="24"/>
+        </w:rPr>
+        <w:t xml:space="preserve">- Dùng để công nhân bấm </w:t>
+      </w:r>
+      <w:r>
+        <w:rPr>
+          <w:rStyle w:val="Strong"/>
+          <w:rFonts w:ascii="Liberation Sans" w:hAnsi="Liberation Sans"/>
+          <w:sz w:val="24"/>
+          <w:szCs w:val="24"/>
+        </w:rPr>
+        <w:t>Bắt đầu</w:t>
+      </w:r>
+      <w:r>
+        <w:rPr>
+          <w:rFonts w:ascii="Liberation Sans" w:hAnsi="Liberation Sans"/>
+          <w:sz w:val="24"/>
+          <w:szCs w:val="24"/>
+        </w:rPr>
+        <w:t>.</w:t>
+      </w:r>
+    </w:p>
+    <w:p>
+      <w:pPr>
+        <w:pStyle w:val="TextBody"/>
+        <w:rPr>
+          <w:rFonts w:ascii="Liberation Sans" w:hAnsi="Liberation Sans"/>
+        </w:rPr>
+      </w:pPr>
+      <w:r>
+        <w:rPr>
+          <w:rFonts w:ascii="Liberation Sans" w:hAnsi="Liberation Sans"/>
+          <w:sz w:val="24"/>
+          <w:szCs w:val="24"/>
+        </w:rPr>
+        <w:t xml:space="preserve">- Logic: </w:t>
+      </w:r>
+      <w:r>
+        <w:rPr>
+          <w:rFonts w:ascii="Liberation Sans" w:hAnsi="Liberation Sans"/>
+        </w:rPr>
+        <w:t>Cập nhật ActualStart và chuyển Status sang Processing</w:t>
+      </w:r>
+    </w:p>
+    <w:p>
+      <w:pPr>
+        <w:pStyle w:val="TextBody"/>
+        <w:bidi w:val="0"/>
+        <w:spacing w:before="0" w:after="140"/>
+        <w:jc w:val="left"/>
+        <w:rPr>
+          <w:rFonts w:ascii="Liberation Sans" w:hAnsi="Liberation Sans"/>
+        </w:rPr>
+      </w:pPr>
+      <w:r>
+        <w:rPr>
+          <w:rFonts w:ascii="Liberation Sans" w:hAnsi="Liberation Sans"/>
+        </w:rPr>
+        <w:t>- Example:</w:t>
+      </w:r>
+    </w:p>
+    <w:tbl>
+      <w:tblPr>
+        <w:tblW w:w="5000" w:type="pct"/>
+        <w:jc w:val="left"/>
+        <w:tblInd w:w="-5" w:type="dxa"/>
+        <w:tblLayout w:type="fixed"/>
+        <w:tblCellMar>
+          <w:top w:w="55" w:type="dxa"/>
+          <w:left w:w="55" w:type="dxa"/>
+          <w:bottom w:w="55" w:type="dxa"/>
+          <w:right w:w="55" w:type="dxa"/>
+        </w:tblCellMar>
+      </w:tblPr>
+      <w:tblGrid>
+        <w:gridCol w:w="1499"/>
+        <w:gridCol w:w="8138"/>
+      </w:tblGrid>
+      <w:tr>
+        <w:trPr/>
+        <w:tc>
+          <w:tcPr>
+            <w:tcW w:w="1499" w:type="dxa"/>
+            <w:tcBorders>
+              <w:top w:val="single" w:sz="4" w:space="0" w:color="000000"/>
+              <w:left w:val="single" w:sz="4" w:space="0" w:color="000000"/>
+              <w:bottom w:val="single" w:sz="4" w:space="0" w:color="000000"/>
+            </w:tcBorders>
+          </w:tcPr>
+          <w:p>
+            <w:pPr>
+              <w:pStyle w:val="TableContents"/>
+              <w:widowControl w:val="false"/>
+              <w:rPr>
+                <w:rFonts w:ascii="Liberation Sans" w:hAnsi="Liberation Sans"/>
+              </w:rPr>
+            </w:pPr>
+            <w:r>
+              <w:rPr>
+                <w:rFonts w:ascii="Liberation Sans" w:hAnsi="Liberation Sans"/>
+              </w:rPr>
+            </w:r>
+          </w:p>
+        </w:tc>
+        <w:tc>
+          <w:tcPr>
+            <w:tcW w:w="8138" w:type="dxa"/>
+            <w:tcBorders>
+              <w:top w:val="single" w:sz="4" w:space="0" w:color="000000"/>
+              <w:left w:val="single" w:sz="4" w:space="0" w:color="000000"/>
+              <w:bottom w:val="single" w:sz="4" w:space="0" w:color="000000"/>
+              <w:right w:val="single" w:sz="4" w:space="0" w:color="000000"/>
+            </w:tcBorders>
+          </w:tcPr>
+          <w:p>
+            <w:pPr>
+              <w:pStyle w:val="TableContents"/>
+              <w:widowControl w:val="false"/>
+              <w:rPr/>
+            </w:pPr>
+            <w:r>
+              <w:rPr>
+                <w:rFonts w:ascii="Liberation Sans" w:hAnsi="Liberation Sans"/>
+                <w:sz w:val="24"/>
+                <w:szCs w:val="24"/>
+              </w:rPr>
+              <w:t>PATCH</w:t>
+            </w:r>
+            <w:r>
+              <w:rPr>
+                <w:rFonts w:ascii="Liberation Sans" w:hAnsi="Liberation Sans"/>
+              </w:rPr>
+              <w:t>: http://localhost:5096</w:t>
+            </w:r>
+            <w:r>
+              <w:rPr>
+                <w:rStyle w:val="SourceText"/>
+                <w:rFonts w:ascii="Liberation Sans" w:hAnsi="Liberation Sans"/>
+                <w:sz w:val="24"/>
+                <w:szCs w:val="24"/>
+              </w:rPr>
+              <w:t>/api/dispatching-board/{id}/start</w:t>
+            </w:r>
+          </w:p>
+        </w:tc>
+      </w:tr>
+      <w:tr>
+        <w:trPr/>
+        <w:tc>
+          <w:tcPr>
+            <w:tcW w:w="1499" w:type="dxa"/>
+            <w:tcBorders>
+              <w:left w:val="single" w:sz="4" w:space="0" w:color="000000"/>
+              <w:bottom w:val="single" w:sz="4" w:space="0" w:color="000000"/>
+            </w:tcBorders>
+          </w:tcPr>
+          <w:p>
+            <w:pPr>
+              <w:pStyle w:val="TableContents"/>
+              <w:widowControl w:val="false"/>
+              <w:rPr>
+                <w:rFonts w:ascii="Liberation Sans" w:hAnsi="Liberation Sans"/>
+              </w:rPr>
+            </w:pPr>
+            <w:r>
+              <w:rPr>
+                <w:rFonts w:ascii="Liberation Sans" w:hAnsi="Liberation Sans"/>
+              </w:rPr>
+              <w:t>Input</w:t>
+            </w:r>
+          </w:p>
+        </w:tc>
+        <w:tc>
+          <w:tcPr>
+            <w:tcW w:w="8138" w:type="dxa"/>
+            <w:tcBorders>
+              <w:left w:val="single" w:sz="4" w:space="0" w:color="000000"/>
+              <w:bottom w:val="single" w:sz="4" w:space="0" w:color="000000"/>
+              <w:right w:val="single" w:sz="4" w:space="0" w:color="000000"/>
+            </w:tcBorders>
+          </w:tcPr>
+          <w:p>
+            <w:pPr>
+              <w:pStyle w:val="TableContents"/>
+              <w:widowControl w:val="false"/>
+              <w:rPr>
+                <w:rFonts w:ascii="Liberation Sans" w:hAnsi="Liberation Sans"/>
+              </w:rPr>
+            </w:pPr>
+            <w:r>
+              <w:rPr>
+                <w:rFonts w:ascii="Liberation Sans" w:hAnsi="Liberation Sans"/>
+              </w:rPr>
+            </w:r>
+          </w:p>
+        </w:tc>
+      </w:tr>
+      <w:tr>
+        <w:trPr/>
+        <w:tc>
+          <w:tcPr>
+            <w:tcW w:w="1499" w:type="dxa"/>
+            <w:tcBorders>
+              <w:left w:val="single" w:sz="4" w:space="0" w:color="000000"/>
+              <w:bottom w:val="single" w:sz="4" w:space="0" w:color="000000"/>
+            </w:tcBorders>
+          </w:tcPr>
+          <w:p>
+            <w:pPr>
+              <w:pStyle w:val="TableContents"/>
+              <w:widowControl w:val="false"/>
+              <w:rPr>
+                <w:rFonts w:ascii="Liberation Sans" w:hAnsi="Liberation Sans"/>
+              </w:rPr>
+            </w:pPr>
+            <w:r>
+              <w:rPr>
+                <w:rFonts w:ascii="Liberation Sans" w:hAnsi="Liberation Sans"/>
+              </w:rPr>
+              <w:t>Output</w:t>
+            </w:r>
+          </w:p>
+        </w:tc>
+        <w:tc>
+          <w:tcPr>
+            <w:tcW w:w="8138" w:type="dxa"/>
+            <w:tcBorders>
+              <w:left w:val="single" w:sz="4" w:space="0" w:color="000000"/>
+              <w:bottom w:val="single" w:sz="4" w:space="0" w:color="000000"/>
+              <w:right w:val="single" w:sz="4" w:space="0" w:color="000000"/>
+            </w:tcBorders>
+          </w:tcPr>
+          <w:p>
+            <w:pPr>
+              <w:pStyle w:val="TableContents"/>
+              <w:widowControl w:val="false"/>
+              <w:rPr>
+                <w:rFonts w:ascii="Liberation Sans" w:hAnsi="Liberation Sans"/>
+              </w:rPr>
+            </w:pPr>
+            <w:r>
+              <w:rPr>
+                <w:rFonts w:ascii="Liberation Sans" w:hAnsi="Liberation Sans"/>
+              </w:rPr>
+            </w:r>
+          </w:p>
+        </w:tc>
+      </w:tr>
+    </w:tbl>
+    <w:p>
+      <w:pPr>
+        <w:pStyle w:val="TextBody"/>
+        <w:bidi w:val="0"/>
+        <w:spacing w:before="0" w:after="140"/>
+        <w:jc w:val="left"/>
+        <w:rPr>
+          <w:rFonts w:ascii="Liberation Sans" w:hAnsi="Liberation Sans"/>
+        </w:rPr>
+      </w:pPr>
+      <w:r>
+        <w:rPr>
+          <w:rFonts w:ascii="Liberation Sans" w:hAnsi="Liberation Sans"/>
+        </w:rPr>
+      </w:r>
+    </w:p>
+    <w:p>
+      <w:pPr>
+        <w:pStyle w:val="TextBody"/>
+        <w:rPr>
+          <w:rFonts w:ascii="Liberation Sans" w:hAnsi="Liberation Sans"/>
+        </w:rPr>
+      </w:pPr>
+      <w:r>
+        <w:rPr>
+          <w:rFonts w:ascii="Liberation Sans" w:hAnsi="Liberation Sans"/>
+          <w:sz w:val="24"/>
+          <w:szCs w:val="24"/>
+        </w:rPr>
+        <w:t>i. API cập nhật số lượng đã làm được</w:t>
+      </w:r>
+    </w:p>
+    <w:tbl>
+      <w:tblPr>
+        <w:tblW w:w="9617" w:type="dxa"/>
+        <w:jc w:val="right"/>
+        <w:tblInd w:w="0" w:type="dxa"/>
+        <w:tblLayout w:type="fixed"/>
+        <w:tblCellMar>
+          <w:top w:w="0" w:type="dxa"/>
+          <w:left w:w="0" w:type="dxa"/>
+          <w:bottom w:w="75" w:type="dxa"/>
+          <w:right w:w="0" w:type="dxa"/>
+        </w:tblCellMar>
+      </w:tblPr>
+      <w:tblGrid>
+        <w:gridCol w:w="903"/>
+        <w:gridCol w:w="4314"/>
+        <w:gridCol w:w="1891"/>
+        <w:gridCol w:w="2508"/>
+      </w:tblGrid>
+      <w:tr>
+        <w:trPr>
+          <w:tblHeader w:val="true"/>
+        </w:trPr>
+        <w:tc>
+          <w:tcPr>
+            <w:tcW w:w="903" w:type="dxa"/>
+            <w:tcBorders/>
+            <w:vAlign w:val="center"/>
+          </w:tcPr>
+          <w:p>
+            <w:pPr>
+              <w:pStyle w:val="TableHeading"/>
+              <w:widowControl w:val="false"/>
+              <w:jc w:val="center"/>
+              <w:rPr>
+                <w:rFonts w:ascii="Liberation Sans" w:hAnsi="Liberation Sans"/>
+              </w:rPr>
+            </w:pPr>
+            <w:r>
+              <w:rPr>
+                <w:rFonts w:ascii="Liberation Sans" w:hAnsi="Liberation Sans"/>
+                <w:sz w:val="24"/>
+                <w:szCs w:val="24"/>
+              </w:rPr>
+              <w:t>Method</w:t>
+            </w:r>
+          </w:p>
+        </w:tc>
+        <w:tc>
+          <w:tcPr>
+            <w:tcW w:w="4314" w:type="dxa"/>
+            <w:tcBorders/>
+            <w:vAlign w:val="center"/>
+          </w:tcPr>
+          <w:p>
+            <w:pPr>
+              <w:pStyle w:val="TableHeading"/>
+              <w:widowControl w:val="false"/>
+              <w:jc w:val="center"/>
+              <w:rPr>
+                <w:rFonts w:ascii="Liberation Sans" w:hAnsi="Liberation Sans"/>
+              </w:rPr>
+            </w:pPr>
+            <w:r>
+              <w:rPr>
+                <w:rFonts w:ascii="Liberation Sans" w:hAnsi="Liberation Sans"/>
+                <w:sz w:val="24"/>
+                <w:szCs w:val="24"/>
+              </w:rPr>
+              <w:t>Endpoint</w:t>
+            </w:r>
+          </w:p>
+        </w:tc>
+        <w:tc>
+          <w:tcPr>
+            <w:tcW w:w="1891" w:type="dxa"/>
+            <w:tcBorders/>
+            <w:vAlign w:val="center"/>
+          </w:tcPr>
+          <w:p>
+            <w:pPr>
+              <w:pStyle w:val="TableHeading"/>
+              <w:widowControl w:val="false"/>
+              <w:jc w:val="center"/>
+              <w:rPr>
+                <w:rFonts w:ascii="Liberation Sans" w:hAnsi="Liberation Sans"/>
+              </w:rPr>
+            </w:pPr>
+            <w:r>
+              <w:rPr>
+                <w:rFonts w:ascii="Liberation Sans" w:hAnsi="Liberation Sans"/>
+                <w:sz w:val="24"/>
+                <w:szCs w:val="24"/>
+              </w:rPr>
+              <w:t>Input</w:t>
+            </w:r>
+          </w:p>
+        </w:tc>
+        <w:tc>
+          <w:tcPr>
+            <w:tcW w:w="2508" w:type="dxa"/>
+            <w:tcBorders/>
+            <w:vAlign w:val="center"/>
+          </w:tcPr>
+          <w:p>
+            <w:pPr>
+              <w:pStyle w:val="TableHeading"/>
+              <w:widowControl w:val="false"/>
+              <w:jc w:val="center"/>
+              <w:rPr>
+                <w:rFonts w:ascii="Liberation Sans" w:hAnsi="Liberation Sans"/>
+              </w:rPr>
+            </w:pPr>
+            <w:r>
+              <w:rPr>
+                <w:rFonts w:ascii="Liberation Sans" w:hAnsi="Liberation Sans"/>
+                <w:sz w:val="24"/>
+                <w:szCs w:val="24"/>
+              </w:rPr>
+              <w:t>Output</w:t>
+            </w:r>
+          </w:p>
+        </w:tc>
+      </w:tr>
+      <w:tr>
+        <w:trPr/>
+        <w:tc>
+          <w:tcPr>
+            <w:tcW w:w="903" w:type="dxa"/>
+            <w:tcBorders/>
+            <w:vAlign w:val="center"/>
+          </w:tcPr>
+          <w:p>
+            <w:pPr>
+              <w:pStyle w:val="TableContents"/>
+              <w:widowControl w:val="false"/>
+              <w:jc w:val="center"/>
+              <w:rPr>
+                <w:rFonts w:ascii="Liberation Sans" w:hAnsi="Liberation Sans"/>
+              </w:rPr>
+            </w:pPr>
+            <w:r>
+              <w:rPr>
+                <w:rFonts w:ascii="Liberation Sans" w:hAnsi="Liberation Sans"/>
+                <w:sz w:val="24"/>
+                <w:szCs w:val="24"/>
+              </w:rPr>
+              <w:t>PATCH</w:t>
+            </w:r>
+          </w:p>
+        </w:tc>
+        <w:tc>
+          <w:tcPr>
+            <w:tcW w:w="4314" w:type="dxa"/>
+            <w:tcBorders/>
+            <w:vAlign w:val="center"/>
+          </w:tcPr>
+          <w:p>
+            <w:pPr>
+              <w:pStyle w:val="TableContents"/>
+              <w:widowControl w:val="false"/>
+              <w:rPr/>
+            </w:pPr>
+            <w:r>
+              <w:rPr>
+                <w:rStyle w:val="SourceText"/>
+                <w:rFonts w:ascii="Liberation Sans" w:hAnsi="Liberation Sans"/>
+                <w:sz w:val="24"/>
+                <w:szCs w:val="24"/>
+              </w:rPr>
+              <w:t>/api/dispatching-board/{id}/complete</w:t>
+            </w:r>
+          </w:p>
+        </w:tc>
+        <w:tc>
+          <w:tcPr>
+            <w:tcW w:w="1891" w:type="dxa"/>
+            <w:tcBorders/>
+            <w:vAlign w:val="center"/>
+          </w:tcPr>
+          <w:p>
+            <w:pPr>
+              <w:pStyle w:val="TableContents"/>
+              <w:widowControl w:val="false"/>
+              <w:jc w:val="center"/>
+              <w:rPr>
+                <w:rFonts w:ascii="Liberation Sans" w:hAnsi="Liberation Sans"/>
+              </w:rPr>
+            </w:pPr>
+            <w:r>
+              <w:rPr>
+                <w:rFonts w:ascii="Liberation Sans" w:hAnsi="Liberation Sans"/>
+                <w:sz w:val="24"/>
+                <w:szCs w:val="24"/>
+              </w:rPr>
+              <w:t>Id,  ActualQuantity</w:t>
+            </w:r>
+          </w:p>
+          <w:p>
+            <w:pPr>
+              <w:pStyle w:val="TableContents"/>
+              <w:widowControl w:val="false"/>
+              <w:jc w:val="center"/>
+              <w:rPr>
+                <w:rFonts w:ascii="Liberation Sans" w:hAnsi="Liberation Sans"/>
+                <w:sz w:val="24"/>
+                <w:szCs w:val="24"/>
+              </w:rPr>
+            </w:pPr>
+            <w:r>
+              <w:rPr>
+                <w:rFonts w:ascii="Liberation Sans" w:hAnsi="Liberation Sans"/>
+                <w:sz w:val="24"/>
+                <w:szCs w:val="24"/>
+              </w:rPr>
+            </w:r>
+          </w:p>
+        </w:tc>
+        <w:tc>
+          <w:tcPr>
+            <w:tcW w:w="2508" w:type="dxa"/>
+            <w:tcBorders/>
+            <w:vAlign w:val="center"/>
+          </w:tcPr>
+          <w:p>
+            <w:pPr>
+              <w:pStyle w:val="TableHeading"/>
+              <w:widowControl w:val="false"/>
+              <w:jc w:val="center"/>
+              <w:rPr>
+                <w:rFonts w:ascii="Liberation Sans" w:hAnsi="Liberation Sans"/>
+                <w:sz w:val="24"/>
+                <w:szCs w:val="24"/>
+              </w:rPr>
+            </w:pPr>
+            <w:r>
+              <w:rPr>
+                <w:rFonts w:ascii="Liberation Sans" w:hAnsi="Liberation Sans"/>
+                <w:sz w:val="24"/>
+                <w:szCs w:val="24"/>
+              </w:rPr>
+            </w:r>
+          </w:p>
+        </w:tc>
+      </w:tr>
+    </w:tbl>
+    <w:p>
+      <w:pPr>
+        <w:pStyle w:val="TextBody"/>
+        <w:rPr>
+          <w:rFonts w:ascii="Liberation Sans" w:hAnsi="Liberation Sans"/>
+          <w:sz w:val="24"/>
+          <w:szCs w:val="24"/>
+        </w:rPr>
+      </w:pPr>
+      <w:r>
+        <w:rPr>
+          <w:rFonts w:ascii="Liberation Sans" w:hAnsi="Liberation Sans"/>
+          <w:sz w:val="24"/>
+          <w:szCs w:val="24"/>
+        </w:rPr>
+      </w:r>
+    </w:p>
+    <w:p>
+      <w:pPr>
+        <w:pStyle w:val="TextBody"/>
+        <w:rPr>
+          <w:rFonts w:ascii="Liberation Sans" w:hAnsi="Liberation Sans"/>
+        </w:rPr>
+      </w:pPr>
+      <w:r>
+        <w:rPr>
+          <w:rFonts w:ascii="Liberation Sans" w:hAnsi="Liberation Sans"/>
+          <w:sz w:val="24"/>
+          <w:szCs w:val="24"/>
+        </w:rPr>
+        <w:t>- API dùng để cập nhật số lượng công việc đã hoàn thành</w:t>
+      </w:r>
+    </w:p>
+    <w:p>
+      <w:pPr>
+        <w:pStyle w:val="TextBody"/>
+        <w:rPr>
+          <w:rFonts w:ascii="Liberation Sans" w:hAnsi="Liberation Sans"/>
+        </w:rPr>
+      </w:pPr>
+      <w:r>
+        <w:rPr>
+          <w:rFonts w:ascii="Liberation Sans" w:hAnsi="Liberation Sans"/>
+          <w:sz w:val="24"/>
+          <w:szCs w:val="24"/>
+        </w:rPr>
+        <w:t xml:space="preserve">- </w:t>
+      </w:r>
+      <w:r>
+        <w:rPr>
+          <w:rFonts w:ascii="Liberation Sans" w:hAnsi="Liberation Sans"/>
+          <w:sz w:val="24"/>
+          <w:szCs w:val="24"/>
+        </w:rPr>
+        <w:t xml:space="preserve">API sẽ </w:t>
+      </w:r>
+      <w:r>
+        <w:rPr>
+          <w:rFonts w:ascii="Liberation Sans" w:hAnsi="Liberation Sans"/>
+        </w:rPr>
+        <w:t>cập nhật ActualEnd, chuyển Status sang Completed. Nếu là bước cuối cùng của Route, cập nhật Status của WorkOrders thành Completed.</w:t>
+      </w:r>
+    </w:p>
+    <w:p>
+      <w:pPr>
+        <w:pStyle w:val="TextBody"/>
+        <w:rPr>
+          <w:rFonts w:ascii="Liberation Sans" w:hAnsi="Liberation Sans"/>
+        </w:rPr>
+      </w:pPr>
+      <w:r>
+        <w:rPr>
+          <w:rFonts w:ascii="Liberation Sans" w:hAnsi="Liberation Sans"/>
+          <w:sz w:val="24"/>
+          <w:szCs w:val="24"/>
+        </w:rPr>
+        <w:t>- Bước cuối cùng của Route được xác định là StepOrder lớn nhất của RouteSteps.</w:t>
+      </w:r>
+    </w:p>
+    <w:p>
+      <w:pPr>
+        <w:pStyle w:val="TextBody"/>
+        <w:bidi w:val="0"/>
+        <w:spacing w:before="0" w:after="140"/>
+        <w:jc w:val="left"/>
+        <w:rPr>
+          <w:rFonts w:ascii="Liberation Sans" w:hAnsi="Liberation Sans"/>
+        </w:rPr>
+      </w:pPr>
+      <w:r>
+        <w:rPr>
+          <w:rFonts w:ascii="Liberation Sans" w:hAnsi="Liberation Sans"/>
+        </w:rPr>
+        <w:t>- Example:</w:t>
+      </w:r>
+    </w:p>
+    <w:tbl>
+      <w:tblPr>
+        <w:tblW w:w="5000" w:type="pct"/>
+        <w:jc w:val="left"/>
+        <w:tblInd w:w="-5" w:type="dxa"/>
+        <w:tblLayout w:type="fixed"/>
+        <w:tblCellMar>
+          <w:top w:w="55" w:type="dxa"/>
+          <w:left w:w="55" w:type="dxa"/>
+          <w:bottom w:w="55" w:type="dxa"/>
+          <w:right w:w="55" w:type="dxa"/>
+        </w:tblCellMar>
+      </w:tblPr>
+      <w:tblGrid>
+        <w:gridCol w:w="1499"/>
+        <w:gridCol w:w="8138"/>
+      </w:tblGrid>
+      <w:tr>
+        <w:trPr/>
+        <w:tc>
+          <w:tcPr>
+            <w:tcW w:w="1499" w:type="dxa"/>
+            <w:tcBorders>
+              <w:top w:val="single" w:sz="4" w:space="0" w:color="000000"/>
+              <w:left w:val="single" w:sz="4" w:space="0" w:color="000000"/>
+              <w:bottom w:val="single" w:sz="4" w:space="0" w:color="000000"/>
+            </w:tcBorders>
+          </w:tcPr>
+          <w:p>
+            <w:pPr>
+              <w:pStyle w:val="TableContents"/>
+              <w:widowControl w:val="false"/>
+              <w:rPr>
+                <w:rFonts w:ascii="Liberation Sans" w:hAnsi="Liberation Sans"/>
+              </w:rPr>
+            </w:pPr>
+            <w:r>
+              <w:rPr>
+                <w:rFonts w:ascii="Liberation Sans" w:hAnsi="Liberation Sans"/>
+              </w:rPr>
+            </w:r>
+          </w:p>
+        </w:tc>
+        <w:tc>
+          <w:tcPr>
+            <w:tcW w:w="8138" w:type="dxa"/>
+            <w:tcBorders>
+              <w:top w:val="single" w:sz="4" w:space="0" w:color="000000"/>
+              <w:left w:val="single" w:sz="4" w:space="0" w:color="000000"/>
+              <w:bottom w:val="single" w:sz="4" w:space="0" w:color="000000"/>
+              <w:right w:val="single" w:sz="4" w:space="0" w:color="000000"/>
+            </w:tcBorders>
+          </w:tcPr>
+          <w:p>
+            <w:pPr>
+              <w:pStyle w:val="TableContents"/>
+              <w:widowControl w:val="false"/>
+              <w:rPr/>
+            </w:pPr>
+            <w:r>
+              <w:rPr>
+                <w:rFonts w:ascii="Liberation Sans" w:hAnsi="Liberation Sans"/>
+                <w:sz w:val="24"/>
+                <w:szCs w:val="24"/>
+              </w:rPr>
+              <w:t>PATCH</w:t>
+            </w:r>
+            <w:r>
+              <w:rPr>
+                <w:rFonts w:ascii="Liberation Sans" w:hAnsi="Liberation Sans"/>
+              </w:rPr>
+              <w:t>: http://localhost:5096</w:t>
+            </w:r>
+            <w:r>
+              <w:rPr>
+                <w:rStyle w:val="SourceText"/>
+                <w:rFonts w:ascii="Liberation Sans" w:hAnsi="Liberation Sans"/>
+                <w:sz w:val="24"/>
+                <w:szCs w:val="24"/>
+              </w:rPr>
+              <w:t>/api/dispatching-board/{id}/complete</w:t>
+            </w:r>
+          </w:p>
+        </w:tc>
+      </w:tr>
+      <w:tr>
+        <w:trPr/>
+        <w:tc>
+          <w:tcPr>
+            <w:tcW w:w="1499" w:type="dxa"/>
+            <w:tcBorders>
+              <w:left w:val="single" w:sz="4" w:space="0" w:color="000000"/>
+              <w:bottom w:val="single" w:sz="4" w:space="0" w:color="000000"/>
+            </w:tcBorders>
+          </w:tcPr>
+          <w:p>
+            <w:pPr>
+              <w:pStyle w:val="TableContents"/>
+              <w:widowControl w:val="false"/>
+              <w:rPr>
+                <w:rFonts w:ascii="Liberation Sans" w:hAnsi="Liberation Sans"/>
+              </w:rPr>
+            </w:pPr>
+            <w:r>
+              <w:rPr>
+                <w:rFonts w:ascii="Liberation Sans" w:hAnsi="Liberation Sans"/>
+              </w:rPr>
+              <w:t>Input</w:t>
+            </w:r>
+          </w:p>
+        </w:tc>
+        <w:tc>
+          <w:tcPr>
+            <w:tcW w:w="8138" w:type="dxa"/>
+            <w:tcBorders>
+              <w:left w:val="single" w:sz="4" w:space="0" w:color="000000"/>
+              <w:bottom w:val="single" w:sz="4" w:space="0" w:color="000000"/>
+              <w:right w:val="single" w:sz="4" w:space="0" w:color="000000"/>
+            </w:tcBorders>
+          </w:tcPr>
+          <w:p>
+            <w:pPr>
+              <w:pStyle w:val="TableContents"/>
+              <w:widowControl w:val="false"/>
+              <w:rPr>
+                <w:rFonts w:ascii="Liberation Sans" w:hAnsi="Liberation Sans"/>
+              </w:rPr>
+            </w:pPr>
+            <w:r>
+              <w:rPr>
+                <w:rFonts w:ascii="Liberation Sans" w:hAnsi="Liberation Sans"/>
+              </w:rPr>
+            </w:r>
+          </w:p>
+        </w:tc>
+      </w:tr>
+      <w:tr>
+        <w:trPr/>
+        <w:tc>
+          <w:tcPr>
+            <w:tcW w:w="1499" w:type="dxa"/>
+            <w:tcBorders>
+              <w:left w:val="single" w:sz="4" w:space="0" w:color="000000"/>
+              <w:bottom w:val="single" w:sz="4" w:space="0" w:color="000000"/>
+            </w:tcBorders>
+          </w:tcPr>
+          <w:p>
+            <w:pPr>
+              <w:pStyle w:val="TableContents"/>
+              <w:widowControl w:val="false"/>
+              <w:rPr>
+                <w:rFonts w:ascii="Liberation Sans" w:hAnsi="Liberation Sans"/>
+              </w:rPr>
+            </w:pPr>
+            <w:r>
+              <w:rPr>
+                <w:rFonts w:ascii="Liberation Sans" w:hAnsi="Liberation Sans"/>
+              </w:rPr>
+              <w:t>Output</w:t>
+            </w:r>
+          </w:p>
+        </w:tc>
+        <w:tc>
+          <w:tcPr>
+            <w:tcW w:w="8138" w:type="dxa"/>
+            <w:tcBorders>
+              <w:left w:val="single" w:sz="4" w:space="0" w:color="000000"/>
+              <w:bottom w:val="single" w:sz="4" w:space="0" w:color="000000"/>
+              <w:right w:val="single" w:sz="4" w:space="0" w:color="000000"/>
+            </w:tcBorders>
+          </w:tcPr>
+          <w:p>
+            <w:pPr>
+              <w:pStyle w:val="TableContents"/>
+              <w:widowControl w:val="false"/>
+              <w:rPr>
+                <w:rFonts w:ascii="Liberation Sans" w:hAnsi="Liberation Sans"/>
+              </w:rPr>
+            </w:pPr>
+            <w:r>
+              <w:rPr>
+                <w:rFonts w:ascii="Liberation Sans" w:hAnsi="Liberation Sans"/>
+              </w:rPr>
+            </w:r>
+          </w:p>
+        </w:tc>
+      </w:tr>
+    </w:tbl>
+    <w:p>
+      <w:pPr>
+        <w:pStyle w:val="TextBody"/>
+        <w:bidi w:val="0"/>
+        <w:spacing w:before="0" w:after="140"/>
+        <w:jc w:val="left"/>
+        <w:rPr>
+          <w:rFonts w:ascii="Liberation Sans" w:hAnsi="Liberation Sans"/>
+        </w:rPr>
+      </w:pPr>
+      <w:r>
+        <w:rPr>
+          <w:rFonts w:ascii="Liberation Sans" w:hAnsi="Liberation Sans"/>
+        </w:rPr>
+      </w:r>
+    </w:p>
+    <w:p>
+      <w:pPr>
+        <w:pStyle w:val="TextBody"/>
+        <w:rPr>
+          <w:rFonts w:ascii="Liberation Sans" w:hAnsi="Liberation Sans"/>
+        </w:rPr>
+      </w:pPr>
+      <w:r>
+        <w:rPr>
+          <w:rFonts w:ascii="Liberation Sans" w:hAnsi="Liberation Sans"/>
+          <w:sz w:val="24"/>
+          <w:szCs w:val="24"/>
+        </w:rPr>
+        <w:t>j. API cập nhật trạng thái hoàn thành cho job</w:t>
+      </w:r>
+    </w:p>
+    <w:tbl>
+      <w:tblPr>
+        <w:tblW w:w="9617" w:type="dxa"/>
+        <w:jc w:val="right"/>
+        <w:tblInd w:w="0" w:type="dxa"/>
+        <w:tblLayout w:type="fixed"/>
+        <w:tblCellMar>
+          <w:top w:w="0" w:type="dxa"/>
+          <w:left w:w="0" w:type="dxa"/>
+          <w:bottom w:w="75" w:type="dxa"/>
+          <w:right w:w="0" w:type="dxa"/>
+        </w:tblCellMar>
+      </w:tblPr>
+      <w:tblGrid>
+        <w:gridCol w:w="903"/>
+        <w:gridCol w:w="3960"/>
+        <w:gridCol w:w="1510"/>
+        <w:gridCol w:w="3243"/>
+      </w:tblGrid>
+      <w:tr>
+        <w:trPr>
+          <w:tblHeader w:val="true"/>
+        </w:trPr>
+        <w:tc>
+          <w:tcPr>
+            <w:tcW w:w="903" w:type="dxa"/>
+            <w:tcBorders/>
+            <w:vAlign w:val="center"/>
+          </w:tcPr>
+          <w:p>
+            <w:pPr>
+              <w:pStyle w:val="TableHeading"/>
+              <w:widowControl w:val="false"/>
+              <w:jc w:val="center"/>
+              <w:rPr>
+                <w:rFonts w:ascii="Liberation Sans" w:hAnsi="Liberation Sans"/>
+              </w:rPr>
+            </w:pPr>
+            <w:r>
+              <w:rPr>
+                <w:rFonts w:ascii="Liberation Sans" w:hAnsi="Liberation Sans"/>
+                <w:sz w:val="24"/>
+                <w:szCs w:val="24"/>
+              </w:rPr>
+              <w:t>Method</w:t>
+            </w:r>
+          </w:p>
+        </w:tc>
+        <w:tc>
+          <w:tcPr>
+            <w:tcW w:w="3960" w:type="dxa"/>
+            <w:tcBorders/>
+            <w:vAlign w:val="center"/>
+          </w:tcPr>
+          <w:p>
+            <w:pPr>
+              <w:pStyle w:val="TableHeading"/>
+              <w:widowControl w:val="false"/>
+              <w:jc w:val="center"/>
+              <w:rPr>
+                <w:rFonts w:ascii="Liberation Sans" w:hAnsi="Liberation Sans"/>
+              </w:rPr>
+            </w:pPr>
+            <w:r>
+              <w:rPr>
+                <w:rFonts w:ascii="Liberation Sans" w:hAnsi="Liberation Sans"/>
+                <w:sz w:val="24"/>
+                <w:szCs w:val="24"/>
+              </w:rPr>
+              <w:t>Endpoint</w:t>
+            </w:r>
+          </w:p>
+        </w:tc>
+        <w:tc>
+          <w:tcPr>
+            <w:tcW w:w="1510" w:type="dxa"/>
+            <w:tcBorders/>
+            <w:vAlign w:val="center"/>
+          </w:tcPr>
+          <w:p>
+            <w:pPr>
+              <w:pStyle w:val="TableHeading"/>
+              <w:widowControl w:val="false"/>
+              <w:jc w:val="center"/>
+              <w:rPr>
+                <w:rFonts w:ascii="Liberation Sans" w:hAnsi="Liberation Sans"/>
+              </w:rPr>
+            </w:pPr>
+            <w:r>
+              <w:rPr>
+                <w:rFonts w:ascii="Liberation Sans" w:hAnsi="Liberation Sans"/>
+                <w:sz w:val="24"/>
+                <w:szCs w:val="24"/>
+              </w:rPr>
+              <w:t>Input</w:t>
+            </w:r>
+          </w:p>
+        </w:tc>
+        <w:tc>
+          <w:tcPr>
+            <w:tcW w:w="3243" w:type="dxa"/>
+            <w:tcBorders/>
+            <w:vAlign w:val="center"/>
+          </w:tcPr>
+          <w:p>
+            <w:pPr>
+              <w:pStyle w:val="TableHeading"/>
+              <w:widowControl w:val="false"/>
+              <w:jc w:val="center"/>
+              <w:rPr>
+                <w:rFonts w:ascii="Liberation Sans" w:hAnsi="Liberation Sans"/>
+              </w:rPr>
+            </w:pPr>
+            <w:r>
+              <w:rPr>
+                <w:rFonts w:ascii="Liberation Sans" w:hAnsi="Liberation Sans"/>
+                <w:sz w:val="24"/>
+                <w:szCs w:val="24"/>
+              </w:rPr>
+              <w:t>Output</w:t>
+            </w:r>
+          </w:p>
+        </w:tc>
+      </w:tr>
+      <w:tr>
+        <w:trPr/>
+        <w:tc>
+          <w:tcPr>
+            <w:tcW w:w="903" w:type="dxa"/>
+            <w:tcBorders/>
+            <w:vAlign w:val="center"/>
+          </w:tcPr>
+          <w:p>
+            <w:pPr>
+              <w:pStyle w:val="TableContents"/>
+              <w:widowControl w:val="false"/>
+              <w:jc w:val="center"/>
+              <w:rPr>
+                <w:rFonts w:ascii="Liberation Sans" w:hAnsi="Liberation Sans"/>
+              </w:rPr>
+            </w:pPr>
+            <w:r>
+              <w:rPr>
+                <w:rFonts w:ascii="Liberation Sans" w:hAnsi="Liberation Sans"/>
+                <w:sz w:val="24"/>
+                <w:szCs w:val="24"/>
+              </w:rPr>
+              <w:t>PATCH</w:t>
+            </w:r>
+          </w:p>
+        </w:tc>
+        <w:tc>
+          <w:tcPr>
+            <w:tcW w:w="3960" w:type="dxa"/>
+            <w:tcBorders/>
+            <w:vAlign w:val="center"/>
+          </w:tcPr>
+          <w:p>
+            <w:pPr>
+              <w:pStyle w:val="TableContents"/>
+              <w:widowControl w:val="false"/>
+              <w:rPr/>
+            </w:pPr>
+            <w:r>
+              <w:rPr>
+                <w:rStyle w:val="SourceText"/>
+                <w:rFonts w:ascii="Liberation Sans" w:hAnsi="Liberation Sans"/>
+                <w:sz w:val="24"/>
+                <w:szCs w:val="24"/>
+              </w:rPr>
+              <w:t>/api/dispatching-board/{id}/complete</w:t>
+            </w:r>
+          </w:p>
+        </w:tc>
+        <w:tc>
+          <w:tcPr>
+            <w:tcW w:w="1510" w:type="dxa"/>
+            <w:tcBorders/>
+            <w:vAlign w:val="center"/>
+          </w:tcPr>
+          <w:p>
+            <w:pPr>
+              <w:pStyle w:val="TableHeading"/>
+              <w:widowControl w:val="false"/>
+              <w:jc w:val="center"/>
+              <w:rPr>
+                <w:rFonts w:ascii="Liberation Sans" w:hAnsi="Liberation Sans"/>
+              </w:rPr>
+            </w:pPr>
+            <w:r>
+              <w:rPr>
+                <w:rFonts w:ascii="Liberation Sans" w:hAnsi="Liberation Sans"/>
+                <w:b w:val="false"/>
+                <w:bCs w:val="false"/>
+                <w:sz w:val="24"/>
+                <w:szCs w:val="24"/>
+              </w:rPr>
+              <w:t>id</w:t>
+            </w:r>
+          </w:p>
+        </w:tc>
+        <w:tc>
+          <w:tcPr>
+            <w:tcW w:w="3243" w:type="dxa"/>
+            <w:tcBorders/>
+            <w:vAlign w:val="center"/>
+          </w:tcPr>
+          <w:p>
+            <w:pPr>
+              <w:pStyle w:val="TableHeading"/>
+              <w:widowControl w:val="false"/>
+              <w:jc w:val="center"/>
+              <w:rPr>
+                <w:rFonts w:ascii="Liberation Sans" w:hAnsi="Liberation Sans"/>
+                <w:sz w:val="24"/>
+                <w:szCs w:val="24"/>
+              </w:rPr>
+            </w:pPr>
+            <w:r>
+              <w:rPr>
+                <w:rFonts w:ascii="Liberation Sans" w:hAnsi="Liberation Sans"/>
+                <w:sz w:val="24"/>
+                <w:szCs w:val="24"/>
+              </w:rPr>
+            </w:r>
+          </w:p>
+        </w:tc>
+      </w:tr>
+    </w:tbl>
+    <w:p>
+      <w:pPr>
+        <w:pStyle w:val="TextBody"/>
+        <w:rPr>
+          <w:rFonts w:ascii="Liberation Sans" w:hAnsi="Liberation Sans"/>
+          <w:sz w:val="24"/>
+          <w:szCs w:val="24"/>
+        </w:rPr>
+      </w:pPr>
+      <w:r>
+        <w:rPr>
+          <w:rFonts w:ascii="Liberation Sans" w:hAnsi="Liberation Sans"/>
+          <w:sz w:val="24"/>
+          <w:szCs w:val="24"/>
+        </w:rPr>
+      </w:r>
+    </w:p>
+    <w:p>
+      <w:pPr>
+        <w:pStyle w:val="TextBody"/>
+        <w:rPr>
+          <w:rFonts w:ascii="Liberation Sans" w:hAnsi="Liberation Sans"/>
+        </w:rPr>
+      </w:pPr>
+      <w:r>
+        <w:rPr>
+          <w:rFonts w:ascii="Liberation Sans" w:hAnsi="Liberation Sans"/>
+          <w:sz w:val="24"/>
+          <w:szCs w:val="24"/>
+        </w:rPr>
+        <w:t>- API cập nhật trạng thái hoàn thành công việc</w:t>
+      </w:r>
+    </w:p>
+    <w:p>
+      <w:pPr>
+        <w:pStyle w:val="TextBody"/>
+        <w:bidi w:val="0"/>
+        <w:spacing w:before="0" w:after="140"/>
+        <w:jc w:val="left"/>
+        <w:rPr>
+          <w:rFonts w:ascii="Liberation Sans" w:hAnsi="Liberation Sans"/>
+        </w:rPr>
+      </w:pPr>
+      <w:r>
+        <w:rPr>
+          <w:rFonts w:ascii="Liberation Sans" w:hAnsi="Liberation Sans"/>
+        </w:rPr>
+        <w:t>- Example:</w:t>
+      </w:r>
+    </w:p>
+    <w:tbl>
+      <w:tblPr>
+        <w:tblW w:w="5000" w:type="pct"/>
+        <w:jc w:val="left"/>
+        <w:tblInd w:w="-5" w:type="dxa"/>
+        <w:tblLayout w:type="fixed"/>
+        <w:tblCellMar>
+          <w:top w:w="55" w:type="dxa"/>
+          <w:left w:w="55" w:type="dxa"/>
+          <w:bottom w:w="55" w:type="dxa"/>
+          <w:right w:w="55" w:type="dxa"/>
+        </w:tblCellMar>
+      </w:tblPr>
+      <w:tblGrid>
+        <w:gridCol w:w="1499"/>
+        <w:gridCol w:w="8138"/>
+      </w:tblGrid>
+      <w:tr>
+        <w:trPr/>
+        <w:tc>
+          <w:tcPr>
+            <w:tcW w:w="1499" w:type="dxa"/>
+            <w:tcBorders>
+              <w:top w:val="single" w:sz="4" w:space="0" w:color="000000"/>
+              <w:left w:val="single" w:sz="4" w:space="0" w:color="000000"/>
+              <w:bottom w:val="single" w:sz="4" w:space="0" w:color="000000"/>
+            </w:tcBorders>
+          </w:tcPr>
+          <w:p>
+            <w:pPr>
+              <w:pStyle w:val="TableContents"/>
+              <w:widowControl w:val="false"/>
+              <w:rPr>
+                <w:rFonts w:ascii="Liberation Sans" w:hAnsi="Liberation Sans"/>
+              </w:rPr>
+            </w:pPr>
+            <w:r>
+              <w:rPr>
+                <w:rFonts w:ascii="Liberation Sans" w:hAnsi="Liberation Sans"/>
+              </w:rPr>
+            </w:r>
+          </w:p>
+        </w:tc>
+        <w:tc>
+          <w:tcPr>
+            <w:tcW w:w="8138" w:type="dxa"/>
+            <w:tcBorders>
+              <w:top w:val="single" w:sz="4" w:space="0" w:color="000000"/>
+              <w:left w:val="single" w:sz="4" w:space="0" w:color="000000"/>
+              <w:bottom w:val="single" w:sz="4" w:space="0" w:color="000000"/>
+              <w:right w:val="single" w:sz="4" w:space="0" w:color="000000"/>
+            </w:tcBorders>
+          </w:tcPr>
+          <w:p>
+            <w:pPr>
+              <w:pStyle w:val="TableContents"/>
+              <w:widowControl w:val="false"/>
+              <w:rPr/>
+            </w:pPr>
+            <w:r>
+              <w:rPr>
+                <w:rFonts w:ascii="Liberation Sans" w:hAnsi="Liberation Sans"/>
+                <w:sz w:val="24"/>
+                <w:szCs w:val="24"/>
+              </w:rPr>
+              <w:t>PATCH</w:t>
+            </w:r>
+            <w:r>
+              <w:rPr>
+                <w:rFonts w:ascii="Liberation Sans" w:hAnsi="Liberation Sans"/>
+              </w:rPr>
+              <w:t>: http://localhost:5096</w:t>
+            </w:r>
+            <w:r>
+              <w:rPr>
+                <w:rStyle w:val="SourceText"/>
+                <w:rFonts w:ascii="Liberation Sans" w:hAnsi="Liberation Sans"/>
+                <w:sz w:val="24"/>
+                <w:szCs w:val="24"/>
+              </w:rPr>
+              <w:t>/api/dispatching-board/{id}/complete</w:t>
+            </w:r>
+          </w:p>
+        </w:tc>
+      </w:tr>
+      <w:tr>
+        <w:trPr/>
+        <w:tc>
+          <w:tcPr>
+            <w:tcW w:w="1499" w:type="dxa"/>
+            <w:tcBorders>
+              <w:left w:val="single" w:sz="4" w:space="0" w:color="000000"/>
+              <w:bottom w:val="single" w:sz="4" w:space="0" w:color="000000"/>
+            </w:tcBorders>
+          </w:tcPr>
+          <w:p>
+            <w:pPr>
+              <w:pStyle w:val="TableContents"/>
+              <w:widowControl w:val="false"/>
+              <w:rPr>
+                <w:rFonts w:ascii="Liberation Sans" w:hAnsi="Liberation Sans"/>
+              </w:rPr>
+            </w:pPr>
+            <w:r>
+              <w:rPr>
+                <w:rFonts w:ascii="Liberation Sans" w:hAnsi="Liberation Sans"/>
+              </w:rPr>
+              <w:t>Input</w:t>
+            </w:r>
+          </w:p>
+        </w:tc>
+        <w:tc>
+          <w:tcPr>
+            <w:tcW w:w="8138" w:type="dxa"/>
+            <w:tcBorders>
+              <w:left w:val="single" w:sz="4" w:space="0" w:color="000000"/>
+              <w:bottom w:val="single" w:sz="4" w:space="0" w:color="000000"/>
+              <w:right w:val="single" w:sz="4" w:space="0" w:color="000000"/>
+            </w:tcBorders>
+          </w:tcPr>
+          <w:p>
+            <w:pPr>
+              <w:pStyle w:val="TableContents"/>
+              <w:widowControl w:val="false"/>
+              <w:rPr>
+                <w:rFonts w:ascii="Liberation Sans" w:hAnsi="Liberation Sans"/>
+              </w:rPr>
+            </w:pPr>
+            <w:r>
+              <w:rPr>
+                <w:rFonts w:ascii="Liberation Sans" w:hAnsi="Liberation Sans"/>
+              </w:rPr>
+            </w:r>
+          </w:p>
+        </w:tc>
+      </w:tr>
+      <w:tr>
+        <w:trPr/>
+        <w:tc>
+          <w:tcPr>
+            <w:tcW w:w="1499" w:type="dxa"/>
+            <w:tcBorders>
+              <w:left w:val="single" w:sz="4" w:space="0" w:color="000000"/>
+              <w:bottom w:val="single" w:sz="4" w:space="0" w:color="000000"/>
+            </w:tcBorders>
+          </w:tcPr>
+          <w:p>
+            <w:pPr>
+              <w:pStyle w:val="TableContents"/>
+              <w:widowControl w:val="false"/>
+              <w:rPr>
+                <w:rFonts w:ascii="Liberation Sans" w:hAnsi="Liberation Sans"/>
+              </w:rPr>
+            </w:pPr>
+            <w:r>
+              <w:rPr>
+                <w:rFonts w:ascii="Liberation Sans" w:hAnsi="Liberation Sans"/>
+              </w:rPr>
+              <w:t>Output</w:t>
+            </w:r>
+          </w:p>
+        </w:tc>
+        <w:tc>
+          <w:tcPr>
+            <w:tcW w:w="8138" w:type="dxa"/>
+            <w:tcBorders>
+              <w:left w:val="single" w:sz="4" w:space="0" w:color="000000"/>
+              <w:bottom w:val="single" w:sz="4" w:space="0" w:color="000000"/>
+              <w:right w:val="single" w:sz="4" w:space="0" w:color="000000"/>
+            </w:tcBorders>
+          </w:tcPr>
+          <w:p>
+            <w:pPr>
+              <w:pStyle w:val="TableContents"/>
+              <w:widowControl w:val="false"/>
+              <w:rPr>
+                <w:rFonts w:ascii="Liberation Sans" w:hAnsi="Liberation Sans"/>
+              </w:rPr>
+            </w:pPr>
+            <w:r>
+              <w:rPr>
+                <w:rFonts w:ascii="Liberation Sans" w:hAnsi="Liberation Sans"/>
+              </w:rPr>
+            </w:r>
+          </w:p>
+        </w:tc>
+      </w:tr>
+    </w:tbl>
+    <w:p>
+      <w:pPr>
+        <w:pStyle w:val="TextBody"/>
+        <w:bidi w:val="0"/>
+        <w:spacing w:before="0" w:after="140"/>
+        <w:jc w:val="left"/>
+        <w:rPr>
+          <w:rFonts w:ascii="Liberation Sans" w:hAnsi="Liberation Sans"/>
+        </w:rPr>
+      </w:pPr>
+      <w:r>
+        <w:rPr>
+          <w:rFonts w:ascii="Liberation Sans" w:hAnsi="Liberation Sans"/>
+        </w:rPr>
+      </w:r>
+    </w:p>
+    <w:p>
+      <w:pPr>
+        <w:pStyle w:val="TextBody"/>
+        <w:rPr>
+          <w:rFonts w:ascii="Liberation Sans" w:hAnsi="Liberation Sans"/>
+        </w:rPr>
+      </w:pPr>
+      <w:r>
+        <w:rPr>
+          <w:rFonts w:ascii="Liberation Sans" w:hAnsi="Liberation Sans"/>
+          <w:sz w:val="24"/>
+          <w:szCs w:val="24"/>
+        </w:rPr>
+        <w:t>k. API cập nhật trạng thái thực tế của công việc</w:t>
+      </w:r>
+    </w:p>
+    <w:tbl>
+      <w:tblPr>
+        <w:tblW w:w="9617" w:type="dxa"/>
+        <w:jc w:val="right"/>
+        <w:tblInd w:w="0" w:type="dxa"/>
+        <w:tblLayout w:type="fixed"/>
+        <w:tblCellMar>
+          <w:top w:w="0" w:type="dxa"/>
+          <w:left w:w="0" w:type="dxa"/>
+          <w:bottom w:w="75" w:type="dxa"/>
+          <w:right w:w="0" w:type="dxa"/>
+        </w:tblCellMar>
+      </w:tblPr>
+      <w:tblGrid>
+        <w:gridCol w:w="903"/>
+        <w:gridCol w:w="3755"/>
+        <w:gridCol w:w="1715"/>
+        <w:gridCol w:w="3243"/>
+      </w:tblGrid>
+      <w:tr>
+        <w:trPr>
+          <w:tblHeader w:val="true"/>
+        </w:trPr>
+        <w:tc>
+          <w:tcPr>
+            <w:tcW w:w="903" w:type="dxa"/>
+            <w:tcBorders/>
+            <w:vAlign w:val="center"/>
+          </w:tcPr>
+          <w:p>
+            <w:pPr>
+              <w:pStyle w:val="TableHeading"/>
+              <w:widowControl w:val="false"/>
+              <w:jc w:val="center"/>
+              <w:rPr>
+                <w:rFonts w:ascii="Liberation Sans" w:hAnsi="Liberation Sans"/>
+              </w:rPr>
+            </w:pPr>
+            <w:r>
+              <w:rPr>
+                <w:rFonts w:ascii="Liberation Sans" w:hAnsi="Liberation Sans"/>
+                <w:sz w:val="24"/>
+                <w:szCs w:val="24"/>
+              </w:rPr>
+              <w:t>Method</w:t>
+            </w:r>
+          </w:p>
+        </w:tc>
+        <w:tc>
+          <w:tcPr>
+            <w:tcW w:w="3755" w:type="dxa"/>
+            <w:tcBorders/>
+            <w:vAlign w:val="center"/>
+          </w:tcPr>
+          <w:p>
+            <w:pPr>
+              <w:pStyle w:val="TableHeading"/>
+              <w:widowControl w:val="false"/>
+              <w:jc w:val="center"/>
+              <w:rPr>
+                <w:rFonts w:ascii="Liberation Sans" w:hAnsi="Liberation Sans"/>
+              </w:rPr>
+            </w:pPr>
+            <w:r>
+              <w:rPr>
+                <w:rFonts w:ascii="Liberation Sans" w:hAnsi="Liberation Sans"/>
+                <w:sz w:val="24"/>
+                <w:szCs w:val="24"/>
+              </w:rPr>
+              <w:t>Endpoint</w:t>
+            </w:r>
+          </w:p>
+        </w:tc>
+        <w:tc>
+          <w:tcPr>
+            <w:tcW w:w="1715" w:type="dxa"/>
+            <w:tcBorders/>
+            <w:vAlign w:val="center"/>
+          </w:tcPr>
+          <w:p>
+            <w:pPr>
+              <w:pStyle w:val="TableHeading"/>
+              <w:widowControl w:val="false"/>
+              <w:jc w:val="center"/>
+              <w:rPr>
+                <w:rFonts w:ascii="Liberation Sans" w:hAnsi="Liberation Sans"/>
+              </w:rPr>
+            </w:pPr>
+            <w:r>
+              <w:rPr>
+                <w:rFonts w:ascii="Liberation Sans" w:hAnsi="Liberation Sans"/>
+                <w:sz w:val="24"/>
+                <w:szCs w:val="24"/>
+              </w:rPr>
+              <w:t>Input</w:t>
+            </w:r>
+          </w:p>
+        </w:tc>
+        <w:tc>
+          <w:tcPr>
+            <w:tcW w:w="3243" w:type="dxa"/>
+            <w:tcBorders/>
+            <w:vAlign w:val="center"/>
+          </w:tcPr>
+          <w:p>
+            <w:pPr>
+              <w:pStyle w:val="TableHeading"/>
+              <w:widowControl w:val="false"/>
+              <w:jc w:val="center"/>
+              <w:rPr>
+                <w:rFonts w:ascii="Liberation Sans" w:hAnsi="Liberation Sans"/>
+              </w:rPr>
+            </w:pPr>
+            <w:r>
+              <w:rPr>
+                <w:rFonts w:ascii="Liberation Sans" w:hAnsi="Liberation Sans"/>
+                <w:sz w:val="24"/>
+                <w:szCs w:val="24"/>
+              </w:rPr>
+              <w:t>Output</w:t>
+            </w:r>
+          </w:p>
+        </w:tc>
+      </w:tr>
+      <w:tr>
+        <w:trPr/>
+        <w:tc>
+          <w:tcPr>
+            <w:tcW w:w="903" w:type="dxa"/>
+            <w:tcBorders/>
+            <w:vAlign w:val="center"/>
+          </w:tcPr>
+          <w:p>
+            <w:pPr>
+              <w:pStyle w:val="TableContents"/>
+              <w:widowControl w:val="false"/>
+              <w:jc w:val="center"/>
+              <w:rPr>
+                <w:rFonts w:ascii="Liberation Sans" w:hAnsi="Liberation Sans"/>
+              </w:rPr>
+            </w:pPr>
+            <w:r>
+              <w:rPr>
+                <w:rFonts w:ascii="Liberation Sans" w:hAnsi="Liberation Sans"/>
+                <w:sz w:val="24"/>
+                <w:szCs w:val="24"/>
+              </w:rPr>
+              <w:t>PATCH</w:t>
+            </w:r>
+          </w:p>
+        </w:tc>
+        <w:tc>
+          <w:tcPr>
+            <w:tcW w:w="3755" w:type="dxa"/>
+            <w:tcBorders/>
+            <w:vAlign w:val="center"/>
+          </w:tcPr>
+          <w:p>
+            <w:pPr>
+              <w:pStyle w:val="TableContents"/>
+              <w:widowControl w:val="false"/>
+              <w:rPr/>
+            </w:pPr>
+            <w:r>
+              <w:rPr>
+                <w:rStyle w:val="SourceText"/>
+                <w:rFonts w:ascii="Liberation Sans" w:hAnsi="Liberation Sans"/>
+                <w:sz w:val="24"/>
+                <w:szCs w:val="24"/>
+              </w:rPr>
+              <w:t>/api/dispatching-board/{id}/status</w:t>
+            </w:r>
+          </w:p>
+        </w:tc>
+        <w:tc>
+          <w:tcPr>
+            <w:tcW w:w="1715" w:type="dxa"/>
+            <w:tcBorders/>
+            <w:vAlign w:val="center"/>
+          </w:tcPr>
+          <w:p>
+            <w:pPr>
+              <w:pStyle w:val="TableContents"/>
+              <w:widowControl w:val="false"/>
+              <w:jc w:val="center"/>
+              <w:rPr>
+                <w:rFonts w:ascii="Liberation Sans" w:hAnsi="Liberation Sans"/>
+              </w:rPr>
+            </w:pPr>
+            <w:r>
+              <w:rPr>
+                <w:rFonts w:ascii="Liberation Sans" w:hAnsi="Liberation Sans"/>
+                <w:sz w:val="24"/>
+                <w:szCs w:val="24"/>
+              </w:rPr>
+              <w:t>{ Status: "Processing" | "Completed" | "Hold" }</w:t>
+            </w:r>
+          </w:p>
+        </w:tc>
+        <w:tc>
+          <w:tcPr>
+            <w:tcW w:w="3243" w:type="dxa"/>
+            <w:tcBorders/>
+            <w:vAlign w:val="center"/>
+          </w:tcPr>
+          <w:p>
+            <w:pPr>
+              <w:pStyle w:val="TableContents"/>
+              <w:widowControl w:val="false"/>
+              <w:rPr/>
+            </w:pPr>
+            <w:r>
+              <w:rPr>
+                <w:rFonts w:ascii="Liberation Sans" w:hAnsi="Liberation Sans"/>
+                <w:sz w:val="24"/>
+                <w:szCs w:val="24"/>
+              </w:rPr>
+              <w:t xml:space="preserve">Cập nhật </w:t>
+            </w:r>
+            <w:r>
+              <w:rPr>
+                <w:rStyle w:val="SourceText"/>
+                <w:rFonts w:ascii="Liberation Sans" w:hAnsi="Liberation Sans"/>
+                <w:sz w:val="24"/>
+                <w:szCs w:val="24"/>
+              </w:rPr>
+              <w:t>ActualStart</w:t>
+            </w:r>
+            <w:r>
+              <w:rPr>
+                <w:rFonts w:ascii="Liberation Sans" w:hAnsi="Liberation Sans"/>
+                <w:sz w:val="24"/>
+                <w:szCs w:val="24"/>
+              </w:rPr>
+              <w:t xml:space="preserve"> (nếu bắt đầu) hoặc </w:t>
+            </w:r>
+            <w:r>
+              <w:rPr>
+                <w:rStyle w:val="SourceText"/>
+                <w:rFonts w:ascii="Liberation Sans" w:hAnsi="Liberation Sans"/>
+                <w:sz w:val="24"/>
+                <w:szCs w:val="24"/>
+              </w:rPr>
+              <w:t>ActualEnd</w:t>
+            </w:r>
+            <w:r>
+              <w:rPr>
+                <w:rFonts w:ascii="Liberation Sans" w:hAnsi="Liberation Sans"/>
+                <w:sz w:val="24"/>
+                <w:szCs w:val="24"/>
+              </w:rPr>
+              <w:t xml:space="preserve"> (nếu xong).</w:t>
+            </w:r>
+          </w:p>
+        </w:tc>
+      </w:tr>
+    </w:tbl>
+    <w:p>
+      <w:pPr>
+        <w:pStyle w:val="TextBody"/>
+        <w:rPr>
+          <w:rFonts w:ascii="Liberation Sans" w:hAnsi="Liberation Sans"/>
+          <w:sz w:val="24"/>
+          <w:szCs w:val="24"/>
+        </w:rPr>
+      </w:pPr>
+      <w:r>
+        <w:rPr>
+          <w:rFonts w:ascii="Liberation Sans" w:hAnsi="Liberation Sans"/>
+          <w:sz w:val="24"/>
+          <w:szCs w:val="24"/>
+        </w:rPr>
+      </w:r>
+    </w:p>
+    <w:p>
+      <w:pPr>
+        <w:pStyle w:val="TextBody"/>
+        <w:rPr>
+          <w:rFonts w:ascii="Liberation Sans" w:hAnsi="Liberation Sans"/>
+        </w:rPr>
+      </w:pPr>
+      <w:r>
+        <w:rPr>
+          <w:rFonts w:ascii="Liberation Sans" w:hAnsi="Liberation Sans"/>
+          <w:sz w:val="24"/>
+          <w:szCs w:val="24"/>
+        </w:rPr>
+        <w:t>- API cập nhật trạng thái hoàn thành công việc</w:t>
+      </w:r>
+    </w:p>
+    <w:p>
+      <w:pPr>
+        <w:pStyle w:val="TextBody"/>
+        <w:bidi w:val="0"/>
+        <w:spacing w:before="0" w:after="140"/>
+        <w:jc w:val="left"/>
+        <w:rPr>
+          <w:rFonts w:ascii="Liberation Sans" w:hAnsi="Liberation Sans"/>
+        </w:rPr>
+      </w:pPr>
+      <w:r>
+        <w:rPr>
+          <w:rFonts w:ascii="Liberation Sans" w:hAnsi="Liberation Sans"/>
+        </w:rPr>
+        <w:t>- Example:</w:t>
+      </w:r>
+    </w:p>
+    <w:tbl>
+      <w:tblPr>
+        <w:tblW w:w="5000" w:type="pct"/>
+        <w:jc w:val="left"/>
+        <w:tblInd w:w="-5" w:type="dxa"/>
+        <w:tblLayout w:type="fixed"/>
+        <w:tblCellMar>
+          <w:top w:w="55" w:type="dxa"/>
+          <w:left w:w="55" w:type="dxa"/>
+          <w:bottom w:w="55" w:type="dxa"/>
+          <w:right w:w="55" w:type="dxa"/>
+        </w:tblCellMar>
+      </w:tblPr>
+      <w:tblGrid>
+        <w:gridCol w:w="1499"/>
+        <w:gridCol w:w="8138"/>
+      </w:tblGrid>
+      <w:tr>
+        <w:trPr/>
+        <w:tc>
+          <w:tcPr>
+            <w:tcW w:w="1499" w:type="dxa"/>
+            <w:tcBorders>
+              <w:top w:val="single" w:sz="4" w:space="0" w:color="000000"/>
+              <w:left w:val="single" w:sz="4" w:space="0" w:color="000000"/>
+              <w:bottom w:val="single" w:sz="4" w:space="0" w:color="000000"/>
+            </w:tcBorders>
+          </w:tcPr>
+          <w:p>
+            <w:pPr>
+              <w:pStyle w:val="TableContents"/>
+              <w:widowControl w:val="false"/>
+              <w:rPr>
+                <w:rFonts w:ascii="Liberation Sans" w:hAnsi="Liberation Sans"/>
+              </w:rPr>
+            </w:pPr>
+            <w:r>
+              <w:rPr>
+                <w:rFonts w:ascii="Liberation Sans" w:hAnsi="Liberation Sans"/>
+              </w:rPr>
+            </w:r>
+          </w:p>
+        </w:tc>
+        <w:tc>
+          <w:tcPr>
+            <w:tcW w:w="8138" w:type="dxa"/>
+            <w:tcBorders>
+              <w:top w:val="single" w:sz="4" w:space="0" w:color="000000"/>
+              <w:left w:val="single" w:sz="4" w:space="0" w:color="000000"/>
+              <w:bottom w:val="single" w:sz="4" w:space="0" w:color="000000"/>
+              <w:right w:val="single" w:sz="4" w:space="0" w:color="000000"/>
+            </w:tcBorders>
+          </w:tcPr>
+          <w:p>
+            <w:pPr>
+              <w:pStyle w:val="TableContents"/>
+              <w:widowControl w:val="false"/>
+              <w:rPr/>
+            </w:pPr>
+            <w:r>
+              <w:rPr>
+                <w:rFonts w:ascii="Liberation Sans" w:hAnsi="Liberation Sans"/>
+                <w:sz w:val="24"/>
+                <w:szCs w:val="24"/>
+              </w:rPr>
+              <w:t>PATCH</w:t>
+            </w:r>
+            <w:r>
+              <w:rPr>
+                <w:rFonts w:ascii="Liberation Sans" w:hAnsi="Liberation Sans"/>
+              </w:rPr>
+              <w:t>: http://localhost:5096</w:t>
+            </w:r>
+            <w:r>
+              <w:rPr>
+                <w:rStyle w:val="SourceText"/>
+                <w:rFonts w:ascii="Liberation Sans" w:hAnsi="Liberation Sans"/>
+                <w:sz w:val="24"/>
+                <w:szCs w:val="24"/>
+              </w:rPr>
+              <w:t>/api/dispatching-board/{id}/status</w:t>
+            </w:r>
+          </w:p>
+        </w:tc>
+      </w:tr>
+      <w:tr>
+        <w:trPr/>
+        <w:tc>
+          <w:tcPr>
+            <w:tcW w:w="1499" w:type="dxa"/>
+            <w:tcBorders>
+              <w:left w:val="single" w:sz="4" w:space="0" w:color="000000"/>
+              <w:bottom w:val="single" w:sz="4" w:space="0" w:color="000000"/>
+            </w:tcBorders>
+          </w:tcPr>
+          <w:p>
+            <w:pPr>
+              <w:pStyle w:val="TableContents"/>
+              <w:widowControl w:val="false"/>
+              <w:rPr>
+                <w:rFonts w:ascii="Liberation Sans" w:hAnsi="Liberation Sans"/>
+              </w:rPr>
+            </w:pPr>
+            <w:r>
+              <w:rPr>
+                <w:rFonts w:ascii="Liberation Sans" w:hAnsi="Liberation Sans"/>
+              </w:rPr>
+              <w:t>Input</w:t>
+            </w:r>
+          </w:p>
+        </w:tc>
+        <w:tc>
+          <w:tcPr>
+            <w:tcW w:w="8138" w:type="dxa"/>
+            <w:tcBorders>
+              <w:left w:val="single" w:sz="4" w:space="0" w:color="000000"/>
+              <w:bottom w:val="single" w:sz="4" w:space="0" w:color="000000"/>
+              <w:right w:val="single" w:sz="4" w:space="0" w:color="000000"/>
+            </w:tcBorders>
+          </w:tcPr>
+          <w:p>
+            <w:pPr>
+              <w:pStyle w:val="TableContents"/>
+              <w:widowControl w:val="false"/>
+              <w:rPr>
+                <w:rFonts w:ascii="Liberation Sans" w:hAnsi="Liberation Sans"/>
+              </w:rPr>
+            </w:pPr>
+            <w:r>
+              <w:rPr>
+                <w:rFonts w:ascii="Liberation Sans" w:hAnsi="Liberation Sans"/>
+              </w:rPr>
+            </w:r>
+          </w:p>
+        </w:tc>
+      </w:tr>
+      <w:tr>
+        <w:trPr/>
+        <w:tc>
+          <w:tcPr>
+            <w:tcW w:w="1499" w:type="dxa"/>
+            <w:tcBorders>
+              <w:left w:val="single" w:sz="4" w:space="0" w:color="000000"/>
+              <w:bottom w:val="single" w:sz="4" w:space="0" w:color="000000"/>
+            </w:tcBorders>
+          </w:tcPr>
+          <w:p>
+            <w:pPr>
+              <w:pStyle w:val="TableContents"/>
+              <w:widowControl w:val="false"/>
+              <w:rPr>
+                <w:rFonts w:ascii="Liberation Sans" w:hAnsi="Liberation Sans"/>
+              </w:rPr>
+            </w:pPr>
+            <w:r>
+              <w:rPr>
+                <w:rFonts w:ascii="Liberation Sans" w:hAnsi="Liberation Sans"/>
+              </w:rPr>
+              <w:t>Output</w:t>
+            </w:r>
+          </w:p>
+        </w:tc>
+        <w:tc>
+          <w:tcPr>
+            <w:tcW w:w="8138" w:type="dxa"/>
+            <w:tcBorders>
+              <w:left w:val="single" w:sz="4" w:space="0" w:color="000000"/>
+              <w:bottom w:val="single" w:sz="4" w:space="0" w:color="000000"/>
+              <w:right w:val="single" w:sz="4" w:space="0" w:color="000000"/>
+            </w:tcBorders>
+          </w:tcPr>
+          <w:p>
+            <w:pPr>
+              <w:pStyle w:val="TableContents"/>
+              <w:widowControl w:val="false"/>
+              <w:rPr>
+                <w:rFonts w:ascii="Liberation Sans" w:hAnsi="Liberation Sans"/>
+              </w:rPr>
+            </w:pPr>
+            <w:r>
+              <w:rPr>
+                <w:rFonts w:ascii="Liberation Sans" w:hAnsi="Liberation Sans"/>
+              </w:rPr>
+            </w:r>
+          </w:p>
+        </w:tc>
+      </w:tr>
+    </w:tbl>
+    <w:p>
+      <w:pPr>
+        <w:pStyle w:val="TextBody"/>
+        <w:bidi w:val="0"/>
+        <w:spacing w:before="0" w:after="140"/>
+        <w:jc w:val="left"/>
+        <w:rPr>
+          <w:rFonts w:ascii="Liberation Sans" w:hAnsi="Liberation Sans"/>
+        </w:rPr>
+      </w:pPr>
+      <w:r>
+        <w:rPr>
+          <w:rFonts w:ascii="Liberation Sans" w:hAnsi="Liberation Sans"/>
+        </w:rPr>
+      </w:r>
+    </w:p>
+    <w:p>
+      <w:pPr>
+        <w:pStyle w:val="TextBody"/>
+        <w:rPr>
+          <w:rFonts w:ascii="Liberation Sans" w:hAnsi="Liberation Sans"/>
+        </w:rPr>
+      </w:pPr>
+      <w:r>
+        <w:rPr>
+          <w:rFonts w:ascii="Liberation Sans" w:hAnsi="Liberation Sans"/>
+          <w:sz w:val="24"/>
+          <w:szCs w:val="24"/>
+        </w:rPr>
+        <w:t>m. API xem danh sách máy và trạng thái các máy</w:t>
+      </w:r>
+    </w:p>
+    <w:tbl>
+      <w:tblPr>
+        <w:tblW w:w="9617" w:type="dxa"/>
+        <w:jc w:val="right"/>
+        <w:tblInd w:w="0" w:type="dxa"/>
+        <w:tblLayout w:type="fixed"/>
+        <w:tblCellMar>
+          <w:top w:w="0" w:type="dxa"/>
+          <w:left w:w="0" w:type="dxa"/>
+          <w:bottom w:w="75" w:type="dxa"/>
+          <w:right w:w="0" w:type="dxa"/>
+        </w:tblCellMar>
+      </w:tblPr>
+      <w:tblGrid>
+        <w:gridCol w:w="903"/>
+        <w:gridCol w:w="3755"/>
+        <w:gridCol w:w="1715"/>
+        <w:gridCol w:w="3243"/>
+      </w:tblGrid>
+      <w:tr>
+        <w:trPr>
+          <w:tblHeader w:val="true"/>
+        </w:trPr>
+        <w:tc>
+          <w:tcPr>
+            <w:tcW w:w="903" w:type="dxa"/>
+            <w:tcBorders/>
+            <w:vAlign w:val="center"/>
+          </w:tcPr>
+          <w:p>
+            <w:pPr>
+              <w:pStyle w:val="TableHeading"/>
+              <w:widowControl w:val="false"/>
+              <w:jc w:val="center"/>
+              <w:rPr>
+                <w:rFonts w:ascii="Liberation Sans" w:hAnsi="Liberation Sans"/>
+              </w:rPr>
+            </w:pPr>
+            <w:r>
+              <w:rPr>
+                <w:rFonts w:ascii="Liberation Sans" w:hAnsi="Liberation Sans"/>
+                <w:sz w:val="24"/>
+                <w:szCs w:val="24"/>
+              </w:rPr>
+              <w:t>Method</w:t>
+            </w:r>
+          </w:p>
+        </w:tc>
+        <w:tc>
+          <w:tcPr>
+            <w:tcW w:w="3755" w:type="dxa"/>
+            <w:tcBorders/>
+            <w:vAlign w:val="center"/>
+          </w:tcPr>
+          <w:p>
+            <w:pPr>
+              <w:pStyle w:val="TableHeading"/>
+              <w:widowControl w:val="false"/>
+              <w:jc w:val="center"/>
+              <w:rPr>
+                <w:rFonts w:ascii="Liberation Sans" w:hAnsi="Liberation Sans"/>
+              </w:rPr>
+            </w:pPr>
+            <w:r>
+              <w:rPr>
+                <w:rFonts w:ascii="Liberation Sans" w:hAnsi="Liberation Sans"/>
+                <w:sz w:val="24"/>
+                <w:szCs w:val="24"/>
+              </w:rPr>
+              <w:t>Endpoint</w:t>
+            </w:r>
+          </w:p>
+        </w:tc>
+        <w:tc>
+          <w:tcPr>
+            <w:tcW w:w="1715" w:type="dxa"/>
+            <w:tcBorders/>
+            <w:vAlign w:val="center"/>
+          </w:tcPr>
+          <w:p>
+            <w:pPr>
+              <w:pStyle w:val="TableHeading"/>
+              <w:widowControl w:val="false"/>
+              <w:jc w:val="center"/>
+              <w:rPr>
+                <w:rFonts w:ascii="Liberation Sans" w:hAnsi="Liberation Sans"/>
+              </w:rPr>
+            </w:pPr>
+            <w:r>
+              <w:rPr>
+                <w:rFonts w:ascii="Liberation Sans" w:hAnsi="Liberation Sans"/>
+                <w:sz w:val="24"/>
+                <w:szCs w:val="24"/>
+              </w:rPr>
+              <w:t>Input</w:t>
+            </w:r>
+          </w:p>
+        </w:tc>
+        <w:tc>
+          <w:tcPr>
+            <w:tcW w:w="3243" w:type="dxa"/>
+            <w:tcBorders/>
+            <w:vAlign w:val="center"/>
+          </w:tcPr>
+          <w:p>
+            <w:pPr>
+              <w:pStyle w:val="TableHeading"/>
+              <w:widowControl w:val="false"/>
+              <w:jc w:val="center"/>
+              <w:rPr>
+                <w:rFonts w:ascii="Liberation Sans" w:hAnsi="Liberation Sans"/>
+              </w:rPr>
+            </w:pPr>
+            <w:r>
+              <w:rPr>
+                <w:rFonts w:ascii="Liberation Sans" w:hAnsi="Liberation Sans"/>
+                <w:sz w:val="24"/>
+                <w:szCs w:val="24"/>
+              </w:rPr>
+              <w:t>Output</w:t>
+            </w:r>
+          </w:p>
+        </w:tc>
+      </w:tr>
+      <w:tr>
+        <w:trPr/>
+        <w:tc>
+          <w:tcPr>
+            <w:tcW w:w="903" w:type="dxa"/>
+            <w:tcBorders/>
+            <w:vAlign w:val="center"/>
+          </w:tcPr>
+          <w:p>
+            <w:pPr>
+              <w:pStyle w:val="TableContents"/>
+              <w:widowControl w:val="false"/>
+              <w:jc w:val="center"/>
+              <w:rPr>
+                <w:rFonts w:ascii="Liberation Sans" w:hAnsi="Liberation Sans"/>
+              </w:rPr>
+            </w:pPr>
+            <w:r>
+              <w:rPr>
+                <w:rFonts w:ascii="Liberation Sans" w:hAnsi="Liberation Sans"/>
+                <w:sz w:val="24"/>
+                <w:szCs w:val="24"/>
+              </w:rPr>
+              <w:t>GET</w:t>
+            </w:r>
+          </w:p>
+        </w:tc>
+        <w:tc>
+          <w:tcPr>
+            <w:tcW w:w="3755" w:type="dxa"/>
+            <w:tcBorders/>
+            <w:vAlign w:val="center"/>
+          </w:tcPr>
+          <w:p>
+            <w:pPr>
+              <w:pStyle w:val="TableContents"/>
+              <w:widowControl w:val="false"/>
+              <w:rPr/>
+            </w:pPr>
+            <w:r>
+              <w:rPr>
+                <w:rStyle w:val="SourceText"/>
+                <w:rFonts w:ascii="Liberation Sans" w:hAnsi="Liberation Sans"/>
+                <w:sz w:val="24"/>
+                <w:szCs w:val="24"/>
+              </w:rPr>
+              <w:t>/api/work-centers</w:t>
+            </w:r>
+          </w:p>
+        </w:tc>
+        <w:tc>
+          <w:tcPr>
+            <w:tcW w:w="1715" w:type="dxa"/>
+            <w:tcBorders/>
+            <w:vAlign w:val="center"/>
+          </w:tcPr>
+          <w:p>
+            <w:pPr>
+              <w:pStyle w:val="TableContents"/>
+              <w:widowControl w:val="false"/>
+              <w:rPr>
+                <w:rFonts w:ascii="Liberation Sans" w:hAnsi="Liberation Sans"/>
+              </w:rPr>
+            </w:pPr>
+            <w:r>
+              <w:rPr>
+                <w:rFonts w:ascii="Liberation Sans" w:hAnsi="Liberation Sans"/>
+                <w:sz w:val="24"/>
+                <w:szCs w:val="24"/>
+              </w:rPr>
+              <w:t>NULL</w:t>
+            </w:r>
+          </w:p>
+        </w:tc>
+        <w:tc>
+          <w:tcPr>
+            <w:tcW w:w="3243" w:type="dxa"/>
+            <w:tcBorders/>
+            <w:vAlign w:val="center"/>
+          </w:tcPr>
+          <w:p>
+            <w:pPr>
+              <w:pStyle w:val="TableContents"/>
+              <w:widowControl w:val="false"/>
+              <w:rPr>
+                <w:rFonts w:ascii="Liberation Sans" w:hAnsi="Liberation Sans"/>
+              </w:rPr>
+            </w:pPr>
+            <w:r>
+              <w:rPr>
+                <w:rFonts w:ascii="Liberation Sans" w:hAnsi="Liberation Sans"/>
+                <w:sz w:val="24"/>
+                <w:szCs w:val="24"/>
+              </w:rPr>
+              <w:t>Danh sách Machine (Id, Code, Name, Status [0: Offline, 1: Running, 2: Breakdown])</w:t>
+            </w:r>
+          </w:p>
+        </w:tc>
+      </w:tr>
+    </w:tbl>
+    <w:p>
+      <w:pPr>
+        <w:pStyle w:val="TextBody"/>
+        <w:rPr>
+          <w:rFonts w:ascii="Liberation Sans" w:hAnsi="Liberation Sans"/>
+          <w:sz w:val="24"/>
+          <w:szCs w:val="24"/>
+        </w:rPr>
+      </w:pPr>
+      <w:r>
+        <w:rPr>
+          <w:rFonts w:ascii="Liberation Sans" w:hAnsi="Liberation Sans"/>
+          <w:sz w:val="24"/>
+          <w:szCs w:val="24"/>
+        </w:rPr>
+      </w:r>
+    </w:p>
+    <w:p>
+      <w:pPr>
+        <w:pStyle w:val="TextBody"/>
+        <w:rPr>
+          <w:rFonts w:ascii="Liberation Sans" w:hAnsi="Liberation Sans"/>
+        </w:rPr>
+      </w:pPr>
+      <w:r>
+        <w:rPr>
+          <w:rFonts w:ascii="Liberation Sans" w:hAnsi="Liberation Sans"/>
+          <w:sz w:val="24"/>
+          <w:szCs w:val="24"/>
+        </w:rPr>
+        <w:t>- API dùng ở cột Machine Schedule</w:t>
+      </w:r>
+    </w:p>
+    <w:p>
+      <w:pPr>
+        <w:pStyle w:val="TextBody"/>
+        <w:rPr>
+          <w:rFonts w:ascii="Liberation Sans" w:hAnsi="Liberation Sans"/>
+          <w:sz w:val="24"/>
+          <w:szCs w:val="24"/>
+        </w:rPr>
+      </w:pPr>
+      <w:r>
+        <w:rPr>
+          <w:rFonts w:ascii="Liberation Sans" w:hAnsi="Liberation Sans"/>
+          <w:sz w:val="24"/>
+          <w:szCs w:val="24"/>
+        </w:rPr>
+        <w:drawing>
+          <wp:anchor behindDoc="0" distT="0" distB="0" distL="0" distR="0" simplePos="0" locked="0" layoutInCell="0" allowOverlap="1" relativeHeight="5">
+            <wp:simplePos x="0" y="0"/>
+            <wp:positionH relativeFrom="column">
+              <wp:align>center</wp:align>
+            </wp:positionH>
+            <wp:positionV relativeFrom="paragraph">
+              <wp:posOffset>635</wp:posOffset>
+            </wp:positionV>
+            <wp:extent cx="6120130" cy="2922270"/>
+            <wp:effectExtent l="0" t="0" r="0" b="0"/>
+            <wp:wrapSquare wrapText="largest"/>
+            <wp:docPr id="5" name="Image4" descr=""/>
+            <wp:cNvGraphicFramePr>
+              <a:graphicFrameLocks xmlns:a="http://schemas.openxmlformats.org/drawingml/2006/main" noChangeAspect="1"/>
+            </wp:cNvGraphicFramePr>
+            <a:graphic xmlns:a="http://schemas.openxmlformats.org/drawingml/2006/main">
+              <a:graphicData uri="http://schemas.openxmlformats.org/drawingml/2006/picture">
+                <pic:pic xmlns:pic="http://schemas.openxmlformats.org/drawingml/2006/picture">
+                  <pic:nvPicPr>
+                    <pic:cNvPr id="5" name="Image4" descr=""/>
+                    <pic:cNvPicPr>
+                      <a:picLocks noChangeAspect="1" noChangeArrowheads="1"/>
+                    </pic:cNvPicPr>
+                  </pic:nvPicPr>
+                  <pic:blipFill>
+                    <a:blip r:embed="rId6"/>
+                    <a:stretch>
+                      <a:fillRect/>
+                    </a:stretch>
+                  </pic:blipFill>
+                  <pic:spPr bwMode="auto">
+                    <a:xfrm>
+                      <a:off x="0" y="0"/>
+                      <a:ext cx="6120130" cy="2922270"/>
+                    </a:xfrm>
+                    <a:prstGeom prst="rect">
+                      <a:avLst/>
+                    </a:prstGeom>
+                  </pic:spPr>
+                </pic:pic>
+              </a:graphicData>
+            </a:graphic>
+          </wp:anchor>
+        </w:drawing>
+      </w:r>
+    </w:p>
+    <w:p>
+      <w:pPr>
+        <w:pStyle w:val="TextBody"/>
+        <w:bidi w:val="0"/>
+        <w:spacing w:before="0" w:after="140"/>
+        <w:jc w:val="left"/>
+        <w:rPr>
+          <w:rFonts w:ascii="Liberation Sans" w:hAnsi="Liberation Sans"/>
+        </w:rPr>
+      </w:pPr>
+      <w:r>
+        <w:rPr>
+          <w:rFonts w:ascii="Liberation Sans" w:hAnsi="Liberation Sans"/>
+        </w:rPr>
+        <w:t>- Example:</w:t>
+      </w:r>
+    </w:p>
+    <w:tbl>
+      <w:tblPr>
+        <w:tblW w:w="5000" w:type="pct"/>
+        <w:jc w:val="left"/>
+        <w:tblInd w:w="-5" w:type="dxa"/>
+        <w:tblLayout w:type="fixed"/>
+        <w:tblCellMar>
+          <w:top w:w="55" w:type="dxa"/>
+          <w:left w:w="55" w:type="dxa"/>
+          <w:bottom w:w="55" w:type="dxa"/>
+          <w:right w:w="55" w:type="dxa"/>
+        </w:tblCellMar>
+      </w:tblPr>
+      <w:tblGrid>
+        <w:gridCol w:w="1499"/>
+        <w:gridCol w:w="8138"/>
+      </w:tblGrid>
+      <w:tr>
+        <w:trPr/>
+        <w:tc>
+          <w:tcPr>
+            <w:tcW w:w="1499" w:type="dxa"/>
+            <w:tcBorders>
+              <w:top w:val="single" w:sz="4" w:space="0" w:color="000000"/>
+              <w:left w:val="single" w:sz="4" w:space="0" w:color="000000"/>
+              <w:bottom w:val="single" w:sz="4" w:space="0" w:color="000000"/>
+            </w:tcBorders>
+          </w:tcPr>
+          <w:p>
+            <w:pPr>
+              <w:pStyle w:val="TableContents"/>
+              <w:widowControl w:val="false"/>
+              <w:rPr>
+                <w:rFonts w:ascii="Liberation Sans" w:hAnsi="Liberation Sans"/>
+              </w:rPr>
+            </w:pPr>
+            <w:r>
+              <w:rPr>
+                <w:rFonts w:ascii="Liberation Sans" w:hAnsi="Liberation Sans"/>
+              </w:rPr>
+            </w:r>
+          </w:p>
+        </w:tc>
+        <w:tc>
+          <w:tcPr>
+            <w:tcW w:w="8138" w:type="dxa"/>
+            <w:tcBorders>
+              <w:top w:val="single" w:sz="4" w:space="0" w:color="000000"/>
+              <w:left w:val="single" w:sz="4" w:space="0" w:color="000000"/>
+              <w:bottom w:val="single" w:sz="4" w:space="0" w:color="000000"/>
+              <w:right w:val="single" w:sz="4" w:space="0" w:color="000000"/>
+            </w:tcBorders>
+          </w:tcPr>
+          <w:p>
+            <w:pPr>
+              <w:pStyle w:val="TableContents"/>
+              <w:widowControl w:val="false"/>
+              <w:rPr/>
+            </w:pPr>
+            <w:r>
+              <w:rPr>
+                <w:rFonts w:ascii="Liberation Sans" w:hAnsi="Liberation Sans"/>
+                <w:sz w:val="24"/>
+                <w:szCs w:val="24"/>
+              </w:rPr>
+              <w:t>GET</w:t>
+            </w:r>
+            <w:r>
+              <w:rPr>
+                <w:rFonts w:ascii="Liberation Sans" w:hAnsi="Liberation Sans"/>
+              </w:rPr>
+              <w:t>: http://localhost:5096</w:t>
+            </w:r>
+            <w:r>
+              <w:rPr>
+                <w:rStyle w:val="SourceText"/>
+                <w:rFonts w:ascii="Liberation Sans" w:hAnsi="Liberation Sans"/>
+                <w:sz w:val="24"/>
+                <w:szCs w:val="24"/>
+              </w:rPr>
+              <w:t>/api/work-centers</w:t>
+            </w:r>
+          </w:p>
+        </w:tc>
+      </w:tr>
+      <w:tr>
+        <w:trPr/>
+        <w:tc>
+          <w:tcPr>
+            <w:tcW w:w="1499" w:type="dxa"/>
+            <w:tcBorders>
+              <w:left w:val="single" w:sz="4" w:space="0" w:color="000000"/>
+              <w:bottom w:val="single" w:sz="4" w:space="0" w:color="000000"/>
+            </w:tcBorders>
+          </w:tcPr>
+          <w:p>
+            <w:pPr>
+              <w:pStyle w:val="TableContents"/>
+              <w:widowControl w:val="false"/>
+              <w:rPr>
+                <w:rFonts w:ascii="Liberation Sans" w:hAnsi="Liberation Sans"/>
+              </w:rPr>
+            </w:pPr>
+            <w:r>
+              <w:rPr>
+                <w:rFonts w:ascii="Liberation Sans" w:hAnsi="Liberation Sans"/>
+              </w:rPr>
+              <w:t>Input</w:t>
+            </w:r>
+          </w:p>
+        </w:tc>
+        <w:tc>
+          <w:tcPr>
+            <w:tcW w:w="8138" w:type="dxa"/>
+            <w:tcBorders>
+              <w:left w:val="single" w:sz="4" w:space="0" w:color="000000"/>
+              <w:bottom w:val="single" w:sz="4" w:space="0" w:color="000000"/>
+              <w:right w:val="single" w:sz="4" w:space="0" w:color="000000"/>
+            </w:tcBorders>
+          </w:tcPr>
+          <w:p>
+            <w:pPr>
+              <w:pStyle w:val="TableContents"/>
+              <w:widowControl w:val="false"/>
+              <w:rPr>
+                <w:rFonts w:ascii="Liberation Sans" w:hAnsi="Liberation Sans"/>
+              </w:rPr>
+            </w:pPr>
+            <w:r>
+              <w:rPr>
+                <w:rFonts w:ascii="Liberation Sans" w:hAnsi="Liberation Sans"/>
+              </w:rPr>
+            </w:r>
+          </w:p>
+        </w:tc>
+      </w:tr>
+      <w:tr>
+        <w:trPr/>
+        <w:tc>
+          <w:tcPr>
+            <w:tcW w:w="1499" w:type="dxa"/>
+            <w:tcBorders>
+              <w:left w:val="single" w:sz="4" w:space="0" w:color="000000"/>
+              <w:bottom w:val="single" w:sz="4" w:space="0" w:color="000000"/>
+            </w:tcBorders>
+          </w:tcPr>
+          <w:p>
+            <w:pPr>
+              <w:pStyle w:val="TableContents"/>
+              <w:widowControl w:val="false"/>
+              <w:rPr>
+                <w:rFonts w:ascii="Liberation Sans" w:hAnsi="Liberation Sans"/>
+              </w:rPr>
+            </w:pPr>
+            <w:r>
+              <w:rPr>
+                <w:rFonts w:ascii="Liberation Sans" w:hAnsi="Liberation Sans"/>
+              </w:rPr>
+              <w:t>Output</w:t>
+            </w:r>
+          </w:p>
+        </w:tc>
+        <w:tc>
+          <w:tcPr>
+            <w:tcW w:w="8138" w:type="dxa"/>
+            <w:tcBorders>
+              <w:left w:val="single" w:sz="4" w:space="0" w:color="000000"/>
+              <w:bottom w:val="single" w:sz="4" w:space="0" w:color="000000"/>
+              <w:right w:val="single" w:sz="4" w:space="0" w:color="000000"/>
+            </w:tcBorders>
+          </w:tcPr>
+          <w:p>
+            <w:pPr>
+              <w:pStyle w:val="TableContents"/>
+              <w:widowControl w:val="false"/>
+              <w:rPr>
+                <w:rFonts w:ascii="Liberation Sans" w:hAnsi="Liberation Sans"/>
+              </w:rPr>
+            </w:pPr>
+            <w:r>
+              <w:rPr>
+                <w:rFonts w:ascii="Liberation Sans" w:hAnsi="Liberation Sans"/>
+              </w:rPr>
+              <w:t>{ "data": [ { "Id": 1, "Code": "MC-001", "Name": "Máy Hàn Robot 01", "Status": 1, "LastMaintenance": null, "CreatedAt": "2026-02-28T16:23:38.757" }, { "Id": 2, "Code": "MC-002", "Name": "Máy Hàn Tay 02", "Status": 1, "LastMaintenance": null, "CreatedAt": "2026-02-28T16:23:38.757" }, { "Id": 3, "Code": "MC-003", "Name": "Máy Cắt Laser", "Status": 1, "LastMaintenance": null, "CreatedAt": "2026-02-28T16:23:38.757" }, { "Id": 4, "Code": "WC-TEST-02", "Name": "Buồng Kiểm Tra", "Status": 2, "LastMaintenance": null, "CreatedAt": "2026-02-28T16:23:38.757" }, { "Id": 5, "Code": "WC-PACK-03", "Name": "Máy Đóng Gói", "Status": 3, "LastMaintenance": null, "CreatedAt": "2026-02-28T16:23:38.757" } ] }</w:t>
+            </w:r>
+          </w:p>
+        </w:tc>
+      </w:tr>
+    </w:tbl>
+    <w:p>
+      <w:pPr>
+        <w:pStyle w:val="TextBody"/>
+        <w:bidi w:val="0"/>
+        <w:spacing w:before="0" w:after="140"/>
+        <w:jc w:val="left"/>
+        <w:rPr>
+          <w:rFonts w:ascii="Liberation Sans" w:hAnsi="Liberation Sans"/>
+        </w:rPr>
+      </w:pPr>
+      <w:r>
+        <w:rPr>
+          <w:rFonts w:ascii="Liberation Sans" w:hAnsi="Liberation Sans"/>
+        </w:rPr>
+      </w:r>
+    </w:p>
+    <w:p>
+      <w:pPr>
+        <w:pStyle w:val="TextBody"/>
+        <w:rPr>
+          <w:rFonts w:ascii="Liberation Sans" w:hAnsi="Liberation Sans"/>
+        </w:rPr>
+      </w:pPr>
+      <w:r>
+        <w:rPr>
+          <w:rFonts w:ascii="Liberation Sans" w:hAnsi="Liberation Sans"/>
+          <w:sz w:val="24"/>
+          <w:szCs w:val="24"/>
+        </w:rPr>
+        <w:t>n. Cập nhật tổng số lượng hoàn thành của công việc</w:t>
+      </w:r>
+    </w:p>
+    <w:p>
+      <w:pPr>
+        <w:pStyle w:val="TextBody"/>
+        <w:rPr>
+          <w:sz w:val="24"/>
+          <w:szCs w:val="24"/>
+        </w:rPr>
+      </w:pPr>
+      <w:r>
+        <w:rPr>
+          <w:rFonts w:ascii="Liberation Sans" w:hAnsi="Liberation Sans"/>
+        </w:rPr>
+      </w:r>
+    </w:p>
+    <w:tbl>
+      <w:tblPr>
+        <w:tblW w:w="9617" w:type="dxa"/>
+        <w:jc w:val="right"/>
+        <w:tblInd w:w="0" w:type="dxa"/>
+        <w:tblLayout w:type="fixed"/>
+        <w:tblCellMar>
+          <w:top w:w="0" w:type="dxa"/>
+          <w:left w:w="0" w:type="dxa"/>
+          <w:bottom w:w="75" w:type="dxa"/>
+          <w:right w:w="0" w:type="dxa"/>
+        </w:tblCellMar>
+      </w:tblPr>
+      <w:tblGrid>
+        <w:gridCol w:w="903"/>
+        <w:gridCol w:w="3755"/>
+        <w:gridCol w:w="1715"/>
+        <w:gridCol w:w="3244"/>
+      </w:tblGrid>
+      <w:tr>
+        <w:trPr>
+          <w:tblHeader w:val="true"/>
+        </w:trPr>
+        <w:tc>
+          <w:tcPr>
+            <w:tcW w:w="903" w:type="dxa"/>
+            <w:tcBorders/>
+            <w:vAlign w:val="center"/>
+          </w:tcPr>
+          <w:p>
+            <w:pPr>
+              <w:pStyle w:val="TableHeading"/>
+              <w:widowControl w:val="false"/>
+              <w:jc w:val="center"/>
+              <w:rPr>
+                <w:rFonts w:ascii="Liberation Sans" w:hAnsi="Liberation Sans"/>
+              </w:rPr>
+            </w:pPr>
+            <w:r>
+              <w:rPr>
+                <w:rFonts w:ascii="Liberation Sans" w:hAnsi="Liberation Sans"/>
+                <w:sz w:val="24"/>
+                <w:szCs w:val="24"/>
+              </w:rPr>
+              <w:t>Method</w:t>
+            </w:r>
+          </w:p>
+        </w:tc>
+        <w:tc>
+          <w:tcPr>
+            <w:tcW w:w="3755" w:type="dxa"/>
+            <w:tcBorders/>
+            <w:vAlign w:val="center"/>
+          </w:tcPr>
+          <w:p>
+            <w:pPr>
+              <w:pStyle w:val="TableHeading"/>
+              <w:widowControl w:val="false"/>
+              <w:jc w:val="center"/>
+              <w:rPr>
+                <w:rFonts w:ascii="Liberation Sans" w:hAnsi="Liberation Sans"/>
+              </w:rPr>
+            </w:pPr>
+            <w:r>
+              <w:rPr>
+                <w:rFonts w:ascii="Liberation Sans" w:hAnsi="Liberation Sans"/>
+                <w:sz w:val="24"/>
+                <w:szCs w:val="24"/>
+              </w:rPr>
+              <w:t>Endpoint</w:t>
+            </w:r>
+          </w:p>
+        </w:tc>
+        <w:tc>
+          <w:tcPr>
+            <w:tcW w:w="1715" w:type="dxa"/>
+            <w:tcBorders/>
+            <w:vAlign w:val="center"/>
+          </w:tcPr>
+          <w:p>
+            <w:pPr>
+              <w:pStyle w:val="TableHeading"/>
+              <w:widowControl w:val="false"/>
+              <w:jc w:val="center"/>
+              <w:rPr>
+                <w:rFonts w:ascii="Liberation Sans" w:hAnsi="Liberation Sans"/>
+              </w:rPr>
+            </w:pPr>
+            <w:r>
+              <w:rPr>
+                <w:rFonts w:ascii="Liberation Sans" w:hAnsi="Liberation Sans"/>
+                <w:sz w:val="24"/>
+                <w:szCs w:val="24"/>
+              </w:rPr>
+              <w:t>Input</w:t>
+            </w:r>
+          </w:p>
+        </w:tc>
+        <w:tc>
+          <w:tcPr>
+            <w:tcW w:w="3244" w:type="dxa"/>
+            <w:tcBorders/>
+            <w:vAlign w:val="center"/>
+          </w:tcPr>
+          <w:p>
+            <w:pPr>
+              <w:pStyle w:val="TableHeading"/>
+              <w:widowControl w:val="false"/>
+              <w:jc w:val="center"/>
+              <w:rPr>
+                <w:rFonts w:ascii="Liberation Sans" w:hAnsi="Liberation Sans"/>
+              </w:rPr>
+            </w:pPr>
+            <w:r>
+              <w:rPr>
+                <w:rFonts w:ascii="Liberation Sans" w:hAnsi="Liberation Sans"/>
+                <w:sz w:val="24"/>
+                <w:szCs w:val="24"/>
+              </w:rPr>
+              <w:t>Output</w:t>
+            </w:r>
+          </w:p>
+        </w:tc>
+      </w:tr>
+      <w:tr>
+        <w:trPr/>
+        <w:tc>
+          <w:tcPr>
+            <w:tcW w:w="903" w:type="dxa"/>
+            <w:tcBorders/>
+            <w:vAlign w:val="center"/>
+          </w:tcPr>
+          <w:p>
+            <w:pPr>
+              <w:pStyle w:val="TableContents"/>
+              <w:widowControl w:val="false"/>
+              <w:jc w:val="center"/>
+              <w:rPr>
+                <w:rFonts w:ascii="Liberation Sans" w:hAnsi="Liberation Sans"/>
+              </w:rPr>
+            </w:pPr>
+            <w:r>
+              <w:rPr>
+                <w:rFonts w:ascii="Liberation Sans" w:hAnsi="Liberation Sans"/>
+              </w:rPr>
+              <w:t>PATCH</w:t>
+            </w:r>
+          </w:p>
+        </w:tc>
+        <w:tc>
+          <w:tcPr>
+            <w:tcW w:w="3755" w:type="dxa"/>
+            <w:tcBorders/>
+            <w:vAlign w:val="center"/>
+          </w:tcPr>
+          <w:p>
+            <w:pPr>
+              <w:pStyle w:val="Normal"/>
+              <w:rPr>
+                <w:rFonts w:ascii="Liberation Sans" w:hAnsi="Liberation Sans"/>
+              </w:rPr>
+            </w:pPr>
+            <w:r>
+              <w:rPr>
+                <w:rFonts w:ascii="Liberation Sans" w:hAnsi="Liberation Sans"/>
+              </w:rPr>
+              <w:t>/api/dispatching-board/{id}/report-progress</w:t>
+            </w:r>
+          </w:p>
+          <w:p>
+            <w:pPr>
+              <w:pStyle w:val="TableContents"/>
+              <w:widowControl w:val="false"/>
+              <w:rPr>
+                <w:rFonts w:ascii="Liberation Sans" w:hAnsi="Liberation Sans"/>
+              </w:rPr>
+            </w:pPr>
+            <w:r>
+              <w:rPr>
+                <w:rFonts w:ascii="Liberation Sans" w:hAnsi="Liberation Sans"/>
+              </w:rPr>
+            </w:r>
+          </w:p>
+        </w:tc>
+        <w:tc>
+          <w:tcPr>
+            <w:tcW w:w="1715" w:type="dxa"/>
+            <w:tcBorders/>
+            <w:vAlign w:val="center"/>
+          </w:tcPr>
+          <w:p>
+            <w:pPr>
+              <w:pStyle w:val="Normal"/>
+              <w:rPr>
+                <w:rFonts w:ascii="Liberation Sans" w:hAnsi="Liberation Sans"/>
+              </w:rPr>
+            </w:pPr>
+            <w:r>
+              <w:rPr>
+                <w:rFonts w:ascii="Liberation Sans" w:hAnsi="Liberation Sans"/>
+              </w:rPr>
+              <w:t>id, ActualQuantity (số lượng hoàn thành thêm)</w:t>
+            </w:r>
+          </w:p>
+          <w:p>
+            <w:pPr>
+              <w:pStyle w:val="TableHeading"/>
+              <w:widowControl w:val="false"/>
+              <w:jc w:val="center"/>
+              <w:rPr>
+                <w:rFonts w:ascii="Liberation Sans" w:hAnsi="Liberation Sans"/>
+              </w:rPr>
+            </w:pPr>
+            <w:r>
+              <w:rPr>
+                <w:rFonts w:ascii="Liberation Sans" w:hAnsi="Liberation Sans"/>
+              </w:rPr>
+            </w:r>
+          </w:p>
+        </w:tc>
+        <w:tc>
+          <w:tcPr>
+            <w:tcW w:w="3244" w:type="dxa"/>
+            <w:tcBorders/>
+            <w:vAlign w:val="center"/>
+          </w:tcPr>
+          <w:p>
+            <w:pPr>
+              <w:pStyle w:val="TableHeading"/>
+              <w:widowControl w:val="false"/>
+              <w:jc w:val="center"/>
+              <w:rPr>
+                <w:rFonts w:ascii="Liberation Sans" w:hAnsi="Liberation Sans"/>
+              </w:rPr>
+            </w:pPr>
+            <w:r>
+              <w:rPr>
+                <w:rFonts w:ascii="Liberation Sans" w:hAnsi="Liberation Sans"/>
+              </w:rPr>
+            </w:r>
+          </w:p>
+        </w:tc>
+      </w:tr>
+    </w:tbl>
+    <w:p>
+      <w:pPr>
+        <w:pStyle w:val="Normal"/>
+        <w:rPr>
+          <w:rFonts w:ascii="Liberation Sans" w:hAnsi="Liberation Sans"/>
+        </w:rPr>
+      </w:pPr>
+      <w:r>
+        <w:rPr>
+          <w:rFonts w:ascii="Liberation Sans" w:hAnsi="Liberation Sans"/>
+        </w:rPr>
+      </w:r>
+    </w:p>
+    <w:p>
+      <w:pPr>
+        <w:pStyle w:val="Normal"/>
+        <w:rPr>
+          <w:rFonts w:ascii="Liberation Sans" w:hAnsi="Liberation Sans"/>
+        </w:rPr>
+      </w:pPr>
+      <w:r>
+        <w:rPr>
+          <w:rFonts w:ascii="Liberation Sans" w:hAnsi="Liberation Sans"/>
+        </w:rPr>
+        <w:t>- Logic là cộng với ActualQuantity hiện tại.</w:t>
+      </w:r>
+    </w:p>
+    <w:p>
+      <w:pPr>
+        <w:pStyle w:val="TextBody"/>
+        <w:bidi w:val="0"/>
+        <w:spacing w:before="0" w:after="140"/>
+        <w:jc w:val="left"/>
+        <w:rPr>
+          <w:rFonts w:ascii="Liberation Sans" w:hAnsi="Liberation Sans"/>
+        </w:rPr>
+      </w:pPr>
+      <w:r>
+        <w:rPr>
+          <w:rFonts w:ascii="Liberation Sans" w:hAnsi="Liberation Sans"/>
+        </w:rPr>
+        <w:t>- Example:</w:t>
+      </w:r>
+    </w:p>
+    <w:tbl>
+      <w:tblPr>
+        <w:tblW w:w="5000" w:type="pct"/>
+        <w:jc w:val="left"/>
+        <w:tblInd w:w="-5" w:type="dxa"/>
+        <w:tblLayout w:type="fixed"/>
+        <w:tblCellMar>
+          <w:top w:w="55" w:type="dxa"/>
+          <w:left w:w="55" w:type="dxa"/>
+          <w:bottom w:w="55" w:type="dxa"/>
+          <w:right w:w="55" w:type="dxa"/>
+        </w:tblCellMar>
+      </w:tblPr>
+      <w:tblGrid>
+        <w:gridCol w:w="1499"/>
+        <w:gridCol w:w="8138"/>
+      </w:tblGrid>
+      <w:tr>
+        <w:trPr/>
+        <w:tc>
+          <w:tcPr>
+            <w:tcW w:w="1499" w:type="dxa"/>
+            <w:tcBorders>
+              <w:top w:val="single" w:sz="4" w:space="0" w:color="000000"/>
+              <w:left w:val="single" w:sz="4" w:space="0" w:color="000000"/>
+              <w:bottom w:val="single" w:sz="4" w:space="0" w:color="000000"/>
+            </w:tcBorders>
+          </w:tcPr>
+          <w:p>
+            <w:pPr>
+              <w:pStyle w:val="TableContents"/>
+              <w:widowControl w:val="false"/>
+              <w:rPr>
+                <w:rFonts w:ascii="Liberation Sans" w:hAnsi="Liberation Sans"/>
+              </w:rPr>
+            </w:pPr>
+            <w:r>
+              <w:rPr>
+                <w:rFonts w:ascii="Liberation Sans" w:hAnsi="Liberation Sans"/>
+              </w:rPr>
+            </w:r>
+          </w:p>
+        </w:tc>
+        <w:tc>
+          <w:tcPr>
+            <w:tcW w:w="8138" w:type="dxa"/>
+            <w:tcBorders>
+              <w:top w:val="single" w:sz="4" w:space="0" w:color="000000"/>
+              <w:left w:val="single" w:sz="4" w:space="0" w:color="000000"/>
+              <w:bottom w:val="single" w:sz="4" w:space="0" w:color="000000"/>
+              <w:right w:val="single" w:sz="4" w:space="0" w:color="000000"/>
+            </w:tcBorders>
+          </w:tcPr>
+          <w:p>
+            <w:pPr>
+              <w:pStyle w:val="TableContents"/>
+              <w:widowControl w:val="false"/>
+              <w:rPr/>
+            </w:pPr>
+            <w:r>
+              <w:rPr>
+                <w:rFonts w:ascii="Liberation Sans" w:hAnsi="Liberation Sans"/>
+                <w:sz w:val="24"/>
+                <w:szCs w:val="24"/>
+              </w:rPr>
+              <w:t>GET</w:t>
+            </w:r>
+            <w:r>
+              <w:rPr>
+                <w:rFonts w:ascii="Liberation Sans" w:hAnsi="Liberation Sans"/>
+              </w:rPr>
+              <w:t>: http://localhost:5096</w:t>
+            </w:r>
+            <w:r>
+              <w:rPr>
+                <w:rStyle w:val="SourceText"/>
+                <w:rFonts w:ascii="Liberation Sans" w:hAnsi="Liberation Sans"/>
+                <w:sz w:val="24"/>
+                <w:szCs w:val="24"/>
+              </w:rPr>
+              <w:t>/api/dispatching-board/{id}/report-progress</w:t>
+            </w:r>
+          </w:p>
+        </w:tc>
+      </w:tr>
+      <w:tr>
+        <w:trPr/>
+        <w:tc>
+          <w:tcPr>
+            <w:tcW w:w="1499" w:type="dxa"/>
+            <w:tcBorders>
+              <w:left w:val="single" w:sz="4" w:space="0" w:color="000000"/>
+              <w:bottom w:val="single" w:sz="4" w:space="0" w:color="000000"/>
+            </w:tcBorders>
+          </w:tcPr>
+          <w:p>
+            <w:pPr>
+              <w:pStyle w:val="TableContents"/>
+              <w:widowControl w:val="false"/>
+              <w:rPr>
+                <w:rFonts w:ascii="Liberation Sans" w:hAnsi="Liberation Sans"/>
+              </w:rPr>
+            </w:pPr>
+            <w:r>
+              <w:rPr>
+                <w:rFonts w:ascii="Liberation Sans" w:hAnsi="Liberation Sans"/>
+              </w:rPr>
+              <w:t>Input</w:t>
+            </w:r>
+          </w:p>
+        </w:tc>
+        <w:tc>
+          <w:tcPr>
+            <w:tcW w:w="8138" w:type="dxa"/>
+            <w:tcBorders>
+              <w:left w:val="single" w:sz="4" w:space="0" w:color="000000"/>
+              <w:bottom w:val="single" w:sz="4" w:space="0" w:color="000000"/>
+              <w:right w:val="single" w:sz="4" w:space="0" w:color="000000"/>
+            </w:tcBorders>
+          </w:tcPr>
+          <w:p>
+            <w:pPr>
+              <w:pStyle w:val="TableContents"/>
+              <w:widowControl w:val="false"/>
+              <w:rPr>
+                <w:rFonts w:ascii="Liberation Sans" w:hAnsi="Liberation Sans"/>
+              </w:rPr>
+            </w:pPr>
+            <w:r>
+              <w:rPr>
+                <w:rFonts w:ascii="Liberation Sans" w:hAnsi="Liberation Sans"/>
+              </w:rPr>
+            </w:r>
+          </w:p>
+        </w:tc>
+      </w:tr>
+      <w:tr>
+        <w:trPr/>
+        <w:tc>
+          <w:tcPr>
+            <w:tcW w:w="1499" w:type="dxa"/>
+            <w:tcBorders>
+              <w:left w:val="single" w:sz="4" w:space="0" w:color="000000"/>
+              <w:bottom w:val="single" w:sz="4" w:space="0" w:color="000000"/>
+            </w:tcBorders>
+          </w:tcPr>
+          <w:p>
+            <w:pPr>
+              <w:pStyle w:val="TableContents"/>
+              <w:widowControl w:val="false"/>
+              <w:rPr>
+                <w:rFonts w:ascii="Liberation Sans" w:hAnsi="Liberation Sans"/>
+              </w:rPr>
+            </w:pPr>
+            <w:r>
+              <w:rPr>
+                <w:rFonts w:ascii="Liberation Sans" w:hAnsi="Liberation Sans"/>
+              </w:rPr>
+              <w:t>Output</w:t>
+            </w:r>
+          </w:p>
+        </w:tc>
+        <w:tc>
+          <w:tcPr>
+            <w:tcW w:w="8138" w:type="dxa"/>
+            <w:tcBorders>
+              <w:left w:val="single" w:sz="4" w:space="0" w:color="000000"/>
+              <w:bottom w:val="single" w:sz="4" w:space="0" w:color="000000"/>
+              <w:right w:val="single" w:sz="4" w:space="0" w:color="000000"/>
+            </w:tcBorders>
+          </w:tcPr>
+          <w:p>
+            <w:pPr>
+              <w:pStyle w:val="TableContents"/>
+              <w:widowControl w:val="false"/>
+              <w:rPr>
+                <w:rFonts w:ascii="Liberation Sans" w:hAnsi="Liberation Sans"/>
+              </w:rPr>
+            </w:pPr>
+            <w:r>
+              <w:rPr>
+                <w:rFonts w:ascii="Liberation Sans" w:hAnsi="Liberation Sans"/>
+              </w:rPr>
+            </w:r>
+          </w:p>
+        </w:tc>
+      </w:tr>
+    </w:tbl>
+    <w:p>
+      <w:pPr>
+        <w:pStyle w:val="TextBody"/>
+        <w:bidi w:val="0"/>
+        <w:spacing w:before="0" w:after="140"/>
+        <w:jc w:val="left"/>
+        <w:rPr>
+          <w:rFonts w:ascii="Liberation Sans" w:hAnsi="Liberation Sans"/>
+        </w:rPr>
+      </w:pPr>
+      <w:r>
+        <w:rPr>
+          <w:rFonts w:ascii="Liberation Sans" w:hAnsi="Liberation Sans"/>
+        </w:rPr>
+      </w:r>
+    </w:p>
+    <w:p>
+      <w:pPr>
+        <w:pStyle w:val="TextBody"/>
+        <w:rPr>
+          <w:rFonts w:ascii="Liberation Sans" w:hAnsi="Liberation Sans"/>
         </w:rPr>
       </w:pPr>
       <w:r>
@@ -12690,12 +13081,10 @@
         <w:pStyle w:val="Heading2"/>
         <w:numPr>
           <w:ilvl w:val="1"/>
-          <w:numId w:val="3"/>
+          <w:numId w:val="2"/>
         </w:numPr>
         <w:rPr>
           <w:rFonts w:ascii="Liberation Sans" w:hAnsi="Liberation Sans"/>
-          <w:sz w:val="24"/>
-          <w:szCs w:val="24"/>
         </w:rPr>
       </w:pPr>
       <w:r>
@@ -12705,16 +13094,7 @@
           <w:sz w:val="24"/>
           <w:szCs w:val="24"/>
         </w:rPr>
-        <w:t xml:space="preserve">8. </w:t>
-      </w:r>
-      <w:r>
-        <w:rPr>
-          <w:rFonts w:ascii="Liberation Sans" w:hAnsi="Liberation Sans"/>
-          <w:color w:val="2A6099"/>
-          <w:sz w:val="24"/>
-          <w:szCs w:val="24"/>
-        </w:rPr>
-        <w:t>Thiết kế giao diện</w:t>
+        <w:t>8. Thiết kế giao diện</w:t>
       </w:r>
     </w:p>
     <w:p>
@@ -12760,6 +13140,7 @@
         </w:tabs>
         <w:ind w:left="0" w:hanging="0"/>
       </w:pPr>
+      <w:rPr/>
     </w:lvl>
     <w:lvl w:ilvl="1">
       <w:start w:val="1"/>
@@ -12773,6 +13154,7 @@
         </w:tabs>
         <w:ind w:left="0" w:hanging="0"/>
       </w:pPr>
+      <w:rPr/>
     </w:lvl>
     <w:lvl w:ilvl="2">
       <w:start w:val="1"/>
@@ -12786,6 +13168,7 @@
         </w:tabs>
         <w:ind w:left="0" w:hanging="0"/>
       </w:pPr>
+      <w:rPr/>
     </w:lvl>
     <w:lvl w:ilvl="3">
       <w:start w:val="1"/>
@@ -12799,6 +13182,7 @@
         </w:tabs>
         <w:ind w:left="0" w:hanging="0"/>
       </w:pPr>
+      <w:rPr/>
     </w:lvl>
     <w:lvl w:ilvl="4">
       <w:start w:val="1"/>
@@ -12812,6 +13196,7 @@
         </w:tabs>
         <w:ind w:left="0" w:hanging="0"/>
       </w:pPr>
+      <w:rPr/>
     </w:lvl>
     <w:lvl w:ilvl="5">
       <w:start w:val="1"/>
@@ -12825,6 +13210,7 @@
         </w:tabs>
         <w:ind w:left="0" w:hanging="0"/>
       </w:pPr>
+      <w:rPr/>
     </w:lvl>
     <w:lvl w:ilvl="6">
       <w:start w:val="1"/>
@@ -12838,6 +13224,7 @@
         </w:tabs>
         <w:ind w:left="0" w:hanging="0"/>
       </w:pPr>
+      <w:rPr/>
     </w:lvl>
     <w:lvl w:ilvl="7">
       <w:start w:val="1"/>
@@ -12851,6 +13238,7 @@
         </w:tabs>
         <w:ind w:left="0" w:hanging="0"/>
       </w:pPr>
+      <w:rPr/>
     </w:lvl>
     <w:lvl w:ilvl="8">
       <w:start w:val="1"/>
@@ -12864,6 +13252,7 @@
         </w:tabs>
         <w:ind w:left="0" w:hanging="0"/>
       </w:pPr>
+      <w:rPr/>
     </w:lvl>
   </w:abstractNum>
   <w:abstractNum w:abstractNumId="2">
@@ -13007,7 +13396,6 @@
         </w:tabs>
         <w:ind w:left="0" w:hanging="0"/>
       </w:pPr>
-      <w:rPr/>
     </w:lvl>
     <w:lvl w:ilvl="1">
       <w:start w:val="1"/>
@@ -13021,7 +13409,6 @@
         </w:tabs>
         <w:ind w:left="0" w:hanging="0"/>
       </w:pPr>
-      <w:rPr/>
     </w:lvl>
     <w:lvl w:ilvl="2">
       <w:start w:val="1"/>
@@ -13035,7 +13422,6 @@
         </w:tabs>
         <w:ind w:left="0" w:hanging="0"/>
       </w:pPr>
-      <w:rPr/>
     </w:lvl>
     <w:lvl w:ilvl="3">
       <w:start w:val="1"/>
@@ -13049,7 +13435,6 @@
         </w:tabs>
         <w:ind w:left="0" w:hanging="0"/>
       </w:pPr>
-      <w:rPr/>
     </w:lvl>
     <w:lvl w:ilvl="4">
       <w:start w:val="1"/>
@@ -13063,7 +13448,6 @@
         </w:tabs>
         <w:ind w:left="0" w:hanging="0"/>
       </w:pPr>
-      <w:rPr/>
     </w:lvl>
     <w:lvl w:ilvl="5">
       <w:start w:val="1"/>
@@ -13077,7 +13461,6 @@
         </w:tabs>
         <w:ind w:left="0" w:hanging="0"/>
       </w:pPr>
-      <w:rPr/>
     </w:lvl>
     <w:lvl w:ilvl="6">
       <w:start w:val="1"/>
@@ -13091,7 +13474,6 @@
         </w:tabs>
         <w:ind w:left="0" w:hanging="0"/>
       </w:pPr>
-      <w:rPr/>
     </w:lvl>
     <w:lvl w:ilvl="7">
       <w:start w:val="1"/>
@@ -13105,7 +13487,6 @@
         </w:tabs>
         <w:ind w:left="0" w:hanging="0"/>
       </w:pPr>
-      <w:rPr/>
     </w:lvl>
     <w:lvl w:ilvl="8">
       <w:start w:val="1"/>
@@ -13119,7 +13500,6 @@
         </w:tabs>
         <w:ind w:left="0" w:hanging="0"/>
       </w:pPr>
-      <w:rPr/>
     </w:lvl>
   </w:abstractNum>
   <w:num w:numId="1">
@@ -13179,7 +13559,7 @@
     <w:pPr>
       <w:numPr>
         <w:ilvl w:val="0"/>
-        <w:numId w:val="2"/>
+        <w:numId w:val="1"/>
       </w:numPr>
       <w:spacing w:before="240" w:after="120"/>
       <w:outlineLvl w:val="0"/>
@@ -13199,7 +13579,7 @@
     <w:pPr>
       <w:numPr>
         <w:ilvl w:val="1"/>
-        <w:numId w:val="3"/>
+        <w:numId w:val="2"/>
       </w:numPr>
       <w:spacing w:before="200" w:after="120"/>
       <w:outlineLvl w:val="1"/>
@@ -13314,5 +13694,18 @@
       <w:bCs/>
     </w:rPr>
   </w:style>
+  <w:style w:type="paragraph" w:styleId="PreformattedText">
+    <w:name w:val="Preformatted Text"/>
+    <w:basedOn w:val="Normal"/>
+    <w:qFormat/>
+    <w:pPr>
+      <w:spacing w:before="0" w:after="0"/>
+    </w:pPr>
+    <w:rPr>
+      <w:rFonts w:ascii="Liberation Mono" w:hAnsi="Liberation Mono" w:eastAsia="Noto Sans Mono CJK SC" w:cs="Liberation Mono"/>
+      <w:sz w:val="20"/>
+      <w:szCs w:val="20"/>
+    </w:rPr>
+  </w:style>
 </w:styles>
 </file>